--- a/SongSongProject.docx
+++ b/SongSongProject.docx
@@ -4,1171 +4,13 @@
   <w:body>
     <w:p>
       <w:pPr>
-        <w:widowControl w:val="0"/>
-        <w:pBdr>
-          <w:top w:val="nil"/>
-          <w:left w:val="nil"/>
-          <w:bottom w:val="nil"/>
-          <w:right w:val="nil"/>
-          <w:between w:val="nil"/>
-        </w:pBdr>
-        <w:spacing w:after="0" w:line="276" w:lineRule="auto"/>
-        <w:jc w:val="left"/>
-      </w:pPr>
-    </w:p>
-    <w:p>
-      <w:pPr>
-        <w:widowControl w:val="0"/>
-        <w:pBdr>
-          <w:top w:val="nil"/>
-          <w:left w:val="nil"/>
-          <w:bottom w:val="nil"/>
-          <w:right w:val="nil"/>
-          <w:between w:val="nil"/>
-        </w:pBdr>
-        <w:spacing w:after="0" w:line="276" w:lineRule="auto"/>
-        <w:jc w:val="left"/>
-      </w:pPr>
-    </w:p>
-    <w:p>
-      <w:pPr>
-        <w:sectPr>
-          <w:headerReference w:type="default" r:id="rId7"/>
-          <w:footerReference w:type="default" r:id="rId8"/>
-          <w:footerReference w:type="first" r:id="rId9"/>
-          <w:pgSz w:w="12240" w:h="15840"/>
-          <w:pgMar w:top="1417" w:right="1417" w:bottom="1417" w:left="1417" w:header="720" w:footer="720" w:gutter="0"/>
-          <w:pgNumType w:start="1"/>
-          <w:cols w:space="720"/>
-          <w:titlePg/>
-          <w:docGrid w:linePitch="326"/>
-        </w:sectPr>
-      </w:pPr>
-      <w:r>
-        <w:rPr>
-          <w:noProof/>
-          <w:lang w:val="en-US"/>
-        </w:rPr>
-        <mc:AlternateContent>
-          <mc:Choice Requires="wpg">
-            <w:drawing>
-              <wp:anchor distT="0" distB="0" distL="114300" distR="114300" simplePos="0" relativeHeight="251659264" behindDoc="0" locked="0" layoutInCell="1" hidden="0" allowOverlap="1" wp14:anchorId="25857588" wp14:editId="0BFAA818">
-                <wp:simplePos x="0" y="0"/>
-                <wp:positionH relativeFrom="column">
-                  <wp:posOffset>-304799</wp:posOffset>
-                </wp:positionH>
-                <wp:positionV relativeFrom="paragraph">
-                  <wp:posOffset>0</wp:posOffset>
-                </wp:positionV>
-                <wp:extent cx="6610668" cy="7541480"/>
-                <wp:effectExtent l="0" t="0" r="0" b="0"/>
-                <wp:wrapSquare wrapText="bothSides" distT="0" distB="0" distL="114300" distR="114300"/>
-                <wp:docPr id="13" name="Group 13"/>
-                <wp:cNvGraphicFramePr/>
-                <a:graphic xmlns:a="http://schemas.openxmlformats.org/drawingml/2006/main">
-                  <a:graphicData uri="http://schemas.microsoft.com/office/word/2010/wordprocessingGroup">
-                    <wpg:wgp>
-                      <wpg:cNvGrpSpPr/>
-                      <wpg:grpSpPr>
-                        <a:xfrm>
-                          <a:off x="0" y="0"/>
-                          <a:ext cx="6610668" cy="7541480"/>
-                          <a:chOff x="2034300" y="0"/>
-                          <a:chExt cx="6623400" cy="7560000"/>
-                        </a:xfrm>
-                      </wpg:grpSpPr>
-                      <wpg:grpSp>
-                        <wpg:cNvPr id="1" name="Group 1"/>
-                        <wpg:cNvGrpSpPr/>
-                        <wpg:grpSpPr>
-                          <a:xfrm>
-                            <a:off x="2040666" y="0"/>
-                            <a:ext cx="6610668" cy="7560000"/>
-                            <a:chOff x="2040666" y="0"/>
-                            <a:chExt cx="6610668" cy="7560000"/>
-                          </a:xfrm>
-                        </wpg:grpSpPr>
-                        <wps:wsp>
-                          <wps:cNvPr id="2" name="Rectangle 2"/>
-                          <wps:cNvSpPr/>
-                          <wps:spPr>
-                            <a:xfrm>
-                              <a:off x="2040666" y="0"/>
-                              <a:ext cx="6610650" cy="7560000"/>
-                            </a:xfrm>
-                            <a:prstGeom prst="rect">
-                              <a:avLst/>
-                            </a:prstGeom>
-                            <a:noFill/>
-                            <a:ln>
-                              <a:noFill/>
-                            </a:ln>
-                          </wps:spPr>
-                          <wps:txbx>
-                            <w:txbxContent>
-                              <w:p>
-                                <w:pPr>
-                                  <w:spacing w:after="0"/>
-                                  <w:jc w:val="left"/>
-                                  <w:textDirection w:val="btLr"/>
-                                </w:pPr>
-                              </w:p>
-                            </w:txbxContent>
-                          </wps:txbx>
-                          <wps:bodyPr spcFirstLastPara="1" wrap="square" lIns="91425" tIns="91425" rIns="91425" bIns="91425" anchor="ctr" anchorCtr="0">
-                            <a:noAutofit/>
-                          </wps:bodyPr>
-                        </wps:wsp>
-                        <wpg:grpSp>
-                          <wpg:cNvPr id="3" name="Group 3"/>
-                          <wpg:cNvGrpSpPr/>
-                          <wpg:grpSpPr>
-                            <a:xfrm>
-                              <a:off x="2040666" y="0"/>
-                              <a:ext cx="6610668" cy="7560000"/>
-                              <a:chOff x="2569145" y="0"/>
-                              <a:chExt cx="5553710" cy="7560000"/>
-                            </a:xfrm>
-                          </wpg:grpSpPr>
-                          <wps:wsp>
-                            <wps:cNvPr id="4" name="Rectangle 4"/>
-                            <wps:cNvSpPr/>
-                            <wps:spPr>
-                              <a:xfrm>
-                                <a:off x="2569145" y="0"/>
-                                <a:ext cx="5553700" cy="7560000"/>
-                              </a:xfrm>
-                              <a:prstGeom prst="rect">
-                                <a:avLst/>
-                              </a:prstGeom>
-                              <a:noFill/>
-                              <a:ln>
-                                <a:noFill/>
-                              </a:ln>
-                            </wps:spPr>
-                            <wps:txbx>
-                              <w:txbxContent>
-                                <w:p>
-                                  <w:pPr>
-                                    <w:spacing w:after="0"/>
-                                    <w:jc w:val="left"/>
-                                    <w:textDirection w:val="btLr"/>
-                                  </w:pPr>
-                                </w:p>
-                              </w:txbxContent>
-                            </wps:txbx>
-                            <wps:bodyPr spcFirstLastPara="1" wrap="square" lIns="91425" tIns="91425" rIns="91425" bIns="91425" anchor="ctr" anchorCtr="0">
-                              <a:noAutofit/>
-                            </wps:bodyPr>
-                          </wps:wsp>
-                          <wps:wsp>
-                            <wps:cNvPr id="5" name="Freeform 5"/>
-                            <wps:cNvSpPr/>
-                            <wps:spPr>
-                              <a:xfrm>
-                                <a:off x="2569145" y="0"/>
-                                <a:ext cx="5553710" cy="7560000"/>
-                              </a:xfrm>
-                              <a:custGeom>
-                                <a:avLst/>
-                                <a:gdLst/>
-                                <a:ahLst/>
-                                <a:cxnLst/>
-                                <a:rect l="l" t="t" r="r" b="b"/>
-                                <a:pathLst>
-                                  <a:path w="5553710" h="9018905" extrusionOk="0">
-                                    <a:moveTo>
-                                      <a:pt x="0" y="0"/>
-                                    </a:moveTo>
-                                    <a:lnTo>
-                                      <a:pt x="0" y="9018905"/>
-                                    </a:lnTo>
-                                    <a:lnTo>
-                                      <a:pt x="5553710" y="9018905"/>
-                                    </a:lnTo>
-                                    <a:lnTo>
-                                      <a:pt x="5553710" y="0"/>
-                                    </a:lnTo>
-                                    <a:close/>
-                                  </a:path>
-                                </a:pathLst>
-                              </a:custGeom>
-                              <a:solidFill>
-                                <a:srgbClr val="FFFFFF"/>
-                              </a:solidFill>
-                              <a:ln w="12700" cap="flat" cmpd="sng">
-                                <a:solidFill>
-                                  <a:srgbClr val="000000"/>
-                                </a:solidFill>
-                                <a:prstDash val="solid"/>
-                                <a:miter lim="8000"/>
-                                <a:headEnd type="none" w="sm" len="sm"/>
-                                <a:tailEnd type="none" w="sm" len="sm"/>
-                              </a:ln>
-                            </wps:spPr>
-                            <wps:txbx>
-                              <w:txbxContent>
-                                <w:p>
-                                  <w:pPr>
-                                    <w:jc w:val="center"/>
-                                    <w:textDirection w:val="btLr"/>
-                                  </w:pPr>
-                                  <w:r>
-                                    <w:rPr>
-                                      <w:rFonts w:eastAsia="Times New Roman"/>
-                                      <w:color w:val="000000"/>
-                                    </w:rPr>
-                                    <w:t>UNIVERSITY OF SCIENCE AND TECHNOLOGY OF HANOI</w:t>
-                                  </w:r>
-                                </w:p>
-                                <w:p>
-                                  <w:pPr>
-                                    <w:jc w:val="center"/>
-                                    <w:textDirection w:val="btLr"/>
-                                  </w:pPr>
-                                </w:p>
-                                <w:p>
-                                  <w:pPr>
-                                    <w:jc w:val="center"/>
-                                    <w:textDirection w:val="btLr"/>
-                                  </w:pPr>
-                                </w:p>
-                                <w:p>
-                                  <w:pPr>
-                                    <w:jc w:val="center"/>
-                                    <w:textDirection w:val="btLr"/>
-                                  </w:pPr>
-                                </w:p>
-                                <w:p>
-                                  <w:pPr>
-                                    <w:jc w:val="center"/>
-                                    <w:textDirection w:val="btLr"/>
-                                  </w:pPr>
-                                </w:p>
-                                <w:p>
-                                  <w:pPr>
-                                    <w:jc w:val="center"/>
-                                    <w:textDirection w:val="btLr"/>
-                                  </w:pPr>
-                                </w:p>
-                                <w:p>
-                                  <w:pPr>
-                                    <w:jc w:val="center"/>
-                                    <w:textDirection w:val="btLr"/>
-                                  </w:pPr>
-                                </w:p>
-                                <w:p>
-                                  <w:pPr>
-                                    <w:jc w:val="center"/>
-                                    <w:textDirection w:val="btLr"/>
-                                  </w:pPr>
-                                </w:p>
-                                <w:p>
-                                  <w:pPr>
-                                    <w:jc w:val="center"/>
-                                    <w:textDirection w:val="btLr"/>
-                                  </w:pPr>
-                                </w:p>
-                                <w:p>
-                                  <w:pPr>
-                                    <w:textDirection w:val="btLr"/>
-                                  </w:pPr>
-                                </w:p>
-                                <w:p>
-                                  <w:pPr>
-                                    <w:jc w:val="center"/>
-                                    <w:textDirection w:val="btLr"/>
-                                    <w:rPr>
-                                      <w:rFonts w:eastAsia="Times New Roman"/>
-                                      <w:color w:val="000000"/>
-                                      <w:sz w:val="36"/>
-                                    </w:rPr>
-                                  </w:pPr>
-                                </w:p>
-                                <w:p>
-                                  <w:pPr>
-                                    <w:jc w:val="center"/>
-                                    <w:textDirection w:val="btLr"/>
-                                    <w:rPr>
-                                      <w:rFonts w:eastAsia="Times New Roman"/>
-                                      <w:color w:val="000000"/>
-                                      <w:sz w:val="36"/>
-                                    </w:rPr>
-                                  </w:pPr>
-                                </w:p>
-                                <w:p>
-                                  <w:pPr>
-                                    <w:jc w:val="center"/>
-                                    <w:textDirection w:val="btLr"/>
-                                  </w:pPr>
-                                  <w:r>
-                                    <w:rPr>
-                                      <w:rFonts w:eastAsia="Times New Roman"/>
-                                      <w:color w:val="000000"/>
-                                      <w:sz w:val="36"/>
-                                    </w:rPr>
-                                    <w:t>System Architecture</w:t>
-                                  </w:r>
-                                </w:p>
-                                <w:p>
-                                  <w:pPr>
-                                    <w:jc w:val="center"/>
-                                    <w:textDirection w:val="btLr"/>
-                                    <w:rPr>
-                                      <w:rFonts w:eastAsia="Times New Roman"/>
-                                      <w:b/>
-                                      <w:color w:val="000000"/>
-                                      <w:sz w:val="60"/>
-                                    </w:rPr>
-                                  </w:pPr>
-                                  <w:proofErr w:type="spellStart"/>
-                                  <w:r>
-                                    <w:rPr>
-                                      <w:rFonts w:eastAsia="Times New Roman"/>
-                                      <w:b/>
-                                      <w:color w:val="000000"/>
-                                      <w:sz w:val="60"/>
-                                    </w:rPr>
-                                    <w:t>SongSong</w:t>
-                                  </w:r>
-                                  <w:proofErr w:type="spellEnd"/>
-                                  <w:r>
-                                    <w:rPr>
-                                      <w:rFonts w:eastAsia="Times New Roman"/>
-                                      <w:b/>
-                                      <w:color w:val="000000"/>
-                                      <w:sz w:val="60"/>
-                                    </w:rPr>
-                                    <w:t xml:space="preserve"> Project</w:t>
-                                  </w:r>
-                                </w:p>
-                                <w:p>
-                                  <w:pPr>
-                                    <w:jc w:val="center"/>
-                                    <w:textDirection w:val="btLr"/>
-                                  </w:pPr>
-                                </w:p>
-                                <w:p>
-                                  <w:pPr>
-                                    <w:jc w:val="center"/>
-                                    <w:textDirection w:val="btLr"/>
-                                  </w:pPr>
-                                </w:p>
-                                <w:p>
-                                  <w:pPr>
-                                    <w:jc w:val="center"/>
-                                    <w:textDirection w:val="btLr"/>
-                                  </w:pPr>
-                                  <w:r>
-                                    <w:rPr>
-                                      <w:rFonts w:eastAsia="Times New Roman"/>
-                                      <w:color w:val="000000"/>
-                                    </w:rPr>
-                                    <w:t>By</w:t>
-                                  </w:r>
-                                </w:p>
-                                <w:p>
-                                  <w:pPr>
-                                    <w:jc w:val="center"/>
-                                    <w:textDirection w:val="btLr"/>
-                                    <w:rPr>
-                                      <w:rStyle w:val="fontstyle01"/>
-                                      <w:b/>
-                                      <w:sz w:val="32"/>
-                                      <w:szCs w:val="32"/>
-                                    </w:rPr>
-                                  </w:pPr>
-                                  <w:r>
-                                    <w:rPr>
-                                      <w:rStyle w:val="fontstyle01"/>
-                                      <w:b/>
-                                      <w:sz w:val="32"/>
-                                      <w:szCs w:val="32"/>
-                                    </w:rPr>
-                                    <w:t xml:space="preserve">Nguyễn Duy Anh Tùng </w:t>
-                                  </w:r>
-                                  <w:r>
-                                    <w:rPr>
-                                      <w:rStyle w:val="fontstyle01"/>
-                                      <w:b/>
-                                      <w:sz w:val="32"/>
-                                      <w:szCs w:val="32"/>
-                                    </w:rPr>
-                                    <w:t>-</w:t>
-                                  </w:r>
-                                  <w:r>
-                                    <w:rPr>
-                                      <w:rStyle w:val="fontstyle01"/>
-                                      <w:b/>
-                                      <w:sz w:val="32"/>
-                                      <w:szCs w:val="32"/>
-                                    </w:rPr>
-                                    <w:t xml:space="preserve"> 2540107</w:t>
-                                  </w:r>
-                                </w:p>
-                                <w:p>
-                                  <w:pPr>
-                                    <w:jc w:val="center"/>
-                                    <w:textDirection w:val="btLr"/>
-                                    <w:rPr>
-                                      <w:rStyle w:val="fontstyle01"/>
-                                      <w:b/>
-                                      <w:sz w:val="32"/>
-                                      <w:szCs w:val="32"/>
-                                    </w:rPr>
-                                  </w:pPr>
-                                  <w:r>
-                                    <w:rPr>
-                                      <w:rStyle w:val="fontstyle01"/>
-                                      <w:b/>
-                                      <w:sz w:val="32"/>
-                                      <w:szCs w:val="32"/>
-                                    </w:rPr>
-                                    <w:t>Nguyễn Xuân Vinh -</w:t>
-                                  </w:r>
-                                  <w:r>
-                                    <w:rPr>
-                                      <w:rStyle w:val="fontstyle01"/>
-                                      <w:b/>
-                                      <w:sz w:val="32"/>
-                                      <w:szCs w:val="32"/>
-                                    </w:rPr>
-                                    <w:t xml:space="preserve"> 2540027</w:t>
-                                  </w:r>
-                                </w:p>
-                                <w:p>
-                                  <w:pPr>
-                                    <w:jc w:val="center"/>
-                                    <w:textDirection w:val="btLr"/>
-                                  </w:pPr>
-                                  <w:r>
-                                    <w:rPr>
-                                      <w:rStyle w:val="fontstyle21"/>
-                                    </w:rPr>
-                                    <w:t>M1 - Data Science</w:t>
-                                  </w:r>
-                                </w:p>
-                                <w:p>
-                                  <w:pPr>
-                                    <w:jc w:val="center"/>
-                                    <w:textDirection w:val="btLr"/>
-                                  </w:pPr>
-                                </w:p>
-                                <w:p>
-                                  <w:pPr>
-                                    <w:jc w:val="center"/>
-                                    <w:textDirection w:val="btLr"/>
-                                    <w:rPr>
-                                      <w:rFonts w:eastAsia="Times New Roman"/>
-                                      <w:color w:val="000000"/>
-                                      <w:sz w:val="36"/>
-                                    </w:rPr>
-                                  </w:pPr>
-                                </w:p>
-                                <w:p>
-                                  <w:pPr>
-                                    <w:jc w:val="center"/>
-                                    <w:textDirection w:val="btLr"/>
-                                  </w:pPr>
-                                </w:p>
-                                <w:p>
-                                  <w:pPr>
-                                    <w:jc w:val="center"/>
-                                    <w:textDirection w:val="btLr"/>
-                                  </w:pPr>
-                                </w:p>
-                                <w:p>
-                                  <w:pPr>
-                                    <w:jc w:val="center"/>
-                                    <w:textDirection w:val="btLr"/>
-                                  </w:pPr>
-                                </w:p>
-                                <w:p>
-                                  <w:pPr>
-                                    <w:jc w:val="center"/>
-                                    <w:textDirection w:val="btLr"/>
-                                  </w:pPr>
-                                </w:p>
-                                <w:p>
-                                  <w:pPr>
-                                    <w:jc w:val="center"/>
-                                    <w:textDirection w:val="btLr"/>
-                                  </w:pPr>
-                                </w:p>
-                                <w:p>
-                                  <w:pPr>
-                                    <w:jc w:val="center"/>
-                                    <w:textDirection w:val="btLr"/>
-                                  </w:pPr>
-                                </w:p>
-                                <w:p>
-                                  <w:pPr>
-                                    <w:jc w:val="center"/>
-                                    <w:textDirection w:val="btLr"/>
-                                  </w:pPr>
-                                  <w:r>
-                                    <w:rPr>
-                                      <w:rFonts w:eastAsia="Times New Roman"/>
-                                      <w:b/>
-                                      <w:color w:val="000000"/>
-                                      <w:sz w:val="36"/>
-                                    </w:rPr>
-                                    <w:t>Hanoi, 202</w:t>
-                                  </w:r>
-                                  <w:r>
-                                    <w:rPr>
-                                      <w:rFonts w:eastAsia="Times New Roman"/>
-                                      <w:b/>
-                                      <w:color w:val="000000"/>
-                                      <w:sz w:val="36"/>
-                                    </w:rPr>
-                                    <w:t>6</w:t>
-                                  </w:r>
-                                </w:p>
-                                <w:p>
-                                  <w:pPr>
-                                    <w:jc w:val="center"/>
-                                    <w:textDirection w:val="btLr"/>
-                                  </w:pPr>
-                                </w:p>
-                                <w:p>
-                                  <w:pPr>
-                                    <w:jc w:val="center"/>
-                                    <w:textDirection w:val="btLr"/>
-                                  </w:pPr>
-                                </w:p>
-                                <w:p>
-                                  <w:pPr>
-                                    <w:jc w:val="center"/>
-                                    <w:textDirection w:val="btLr"/>
-                                  </w:pPr>
-                                </w:p>
-                                <w:p>
-                                  <w:pPr>
-                                    <w:jc w:val="center"/>
-                                    <w:textDirection w:val="btLr"/>
-                                  </w:pPr>
-                                </w:p>
-                                <w:p>
-                                  <w:pPr>
-                                    <w:jc w:val="center"/>
-                                    <w:textDirection w:val="btLr"/>
-                                  </w:pPr>
-                                </w:p>
-                                <w:p>
-                                  <w:pPr>
-                                    <w:jc w:val="center"/>
-                                    <w:textDirection w:val="btLr"/>
-                                  </w:pPr>
-                                </w:p>
-                                <w:p>
-                                  <w:pPr>
-                                    <w:jc w:val="center"/>
-                                    <w:textDirection w:val="btLr"/>
-                                  </w:pPr>
-                                </w:p>
-                                <w:p>
-                                  <w:pPr>
-                                    <w:jc w:val="center"/>
-                                    <w:textDirection w:val="btLr"/>
-                                  </w:pPr>
-                                </w:p>
-                                <w:p>
-                                  <w:pPr>
-                                    <w:jc w:val="center"/>
-                                    <w:textDirection w:val="btLr"/>
-                                  </w:pPr>
-                                </w:p>
-                                <w:p>
-                                  <w:pPr>
-                                    <w:jc w:val="center"/>
-                                    <w:textDirection w:val="btLr"/>
-                                  </w:pPr>
-                                </w:p>
-                                <w:p>
-                                  <w:pPr>
-                                    <w:jc w:val="center"/>
-                                    <w:textDirection w:val="btLr"/>
-                                  </w:pPr>
-                                </w:p>
-                                <w:p>
-                                  <w:pPr>
-                                    <w:jc w:val="center"/>
-                                    <w:textDirection w:val="btLr"/>
-                                  </w:pPr>
-                                </w:p>
-                                <w:p>
-                                  <w:pPr>
-                                    <w:jc w:val="center"/>
-                                    <w:textDirection w:val="btLr"/>
-                                  </w:pPr>
-                                </w:p>
-                                <w:p>
-                                  <w:pPr>
-                                    <w:jc w:val="center"/>
-                                    <w:textDirection w:val="btLr"/>
-                                  </w:pPr>
-                                </w:p>
-                                <w:p>
-                                  <w:pPr>
-                                    <w:jc w:val="center"/>
-                                    <w:textDirection w:val="btLr"/>
-                                  </w:pPr>
-                                </w:p>
-                                <w:p>
-                                  <w:pPr>
-                                    <w:jc w:val="center"/>
-                                    <w:textDirection w:val="btLr"/>
-                                  </w:pPr>
-                                </w:p>
-                                <w:p>
-                                  <w:pPr>
-                                    <w:jc w:val="center"/>
-                                    <w:textDirection w:val="btLr"/>
-                                  </w:pPr>
-                                </w:p>
-                              </w:txbxContent>
-                            </wps:txbx>
-                            <wps:bodyPr spcFirstLastPara="1" wrap="square" lIns="88900" tIns="38100" rIns="88900" bIns="38100" anchor="t" anchorCtr="0">
-                              <a:noAutofit/>
-                            </wps:bodyPr>
-                          </wps:wsp>
-                          <pic:pic xmlns:pic="http://schemas.openxmlformats.org/drawingml/2006/picture">
-                            <pic:nvPicPr>
-                              <pic:cNvPr id="7" name="Shape 7"/>
-                              <pic:cNvPicPr preferRelativeResize="0"/>
-                            </pic:nvPicPr>
-                            <pic:blipFill rotWithShape="1">
-                              <a:blip r:embed="rId10">
-                                <a:alphaModFix/>
-                              </a:blip>
-                              <a:srcRect/>
-                              <a:stretch/>
-                            </pic:blipFill>
-                            <pic:spPr>
-                              <a:xfrm>
-                                <a:off x="3963475" y="948925"/>
-                                <a:ext cx="2765051" cy="1249325"/>
-                              </a:xfrm>
-                              <a:prstGeom prst="rect">
-                                <a:avLst/>
-                              </a:prstGeom>
-                              <a:noFill/>
-                              <a:ln>
-                                <a:noFill/>
-                              </a:ln>
-                            </pic:spPr>
-                          </pic:pic>
-                        </wpg:grpSp>
-                      </wpg:grpSp>
-                    </wpg:wgp>
-                  </a:graphicData>
-                </a:graphic>
-              </wp:anchor>
-            </w:drawing>
-          </mc:Choice>
-          <mc:Fallback>
-            <w:pict>
-              <v:group w14:anchorId="25857588" id="Group 13" o:spid="_x0000_s1026" style="position:absolute;left:0;text-align:left;margin-left:-24pt;margin-top:0;width:520.55pt;height:593.8pt;z-index:251659264" coordorigin="20343" coordsize="66234,75600" o:gfxdata="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">
-                <v:group id="Group 1" o:spid="_x0000_s1027" style="position:absolute;left:20406;width:66107;height:75600" coordorigin="20406" coordsize="66106,75600" o:gfxdata="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">
-                  <v:rect id="Rectangle 2" o:spid="_x0000_s1028" style="position:absolute;left:20406;width:66107;height:75600;visibility:visible;mso-wrap-style:square;v-text-anchor:middle" o:gfxdata="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" filled="f" stroked="f">
-                    <v:textbox inset="2.53958mm,2.53958mm,2.53958mm,2.53958mm">
-                      <w:txbxContent>
-                        <w:p>
-                          <w:pPr>
-                            <w:spacing w:after="0"/>
-                            <w:jc w:val="left"/>
-                            <w:textDirection w:val="btLr"/>
-                          </w:pPr>
-                        </w:p>
-                      </w:txbxContent>
-                    </v:textbox>
-                  </v:rect>
-                  <v:group id="Group 3" o:spid="_x0000_s1029" style="position:absolute;left:20406;width:66107;height:75600" coordorigin="25691" coordsize="55537,75600" o:gfxdata="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">
-                    <v:rect id="Rectangle 4" o:spid="_x0000_s1030" style="position:absolute;left:25691;width:55537;height:75600;visibility:visible;mso-wrap-style:square;v-text-anchor:middle" o:gfxdata="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" filled="f" stroked="f">
-                      <v:textbox inset="2.53958mm,2.53958mm,2.53958mm,2.53958mm">
-                        <w:txbxContent>
-                          <w:p>
-                            <w:pPr>
-                              <w:spacing w:after="0"/>
-                              <w:jc w:val="left"/>
-                              <w:textDirection w:val="btLr"/>
-                            </w:pPr>
-                          </w:p>
-                        </w:txbxContent>
-                      </v:textbox>
-                    </v:rect>
-                    <v:shape id="Freeform 5" o:spid="_x0000_s1031" style="position:absolute;left:25691;width:55537;height:75600;visibility:visible;mso-wrap-style:square;v-text-anchor:top" coordsize="5553710,9018905" o:spt="100" o:gfxdata="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" adj="-11796480,,5400" path="m,l,9018905r5553710,l5553710,,,xe" strokeweight="1pt">
-                      <v:stroke startarrowwidth="narrow" startarrowlength="short" endarrowwidth="narrow" endarrowlength="short" miterlimit="5243f" joinstyle="miter"/>
-                      <v:formulas/>
-                      <v:path arrowok="t" o:extrusionok="f" o:connecttype="custom" textboxrect="0,0,5553710,9018905"/>
-                      <v:textbox inset="7pt,3pt,7pt,3pt">
-                        <w:txbxContent>
-                          <w:p>
-                            <w:pPr>
-                              <w:jc w:val="center"/>
-                              <w:textDirection w:val="btLr"/>
-                            </w:pPr>
-                            <w:r>
-                              <w:rPr>
-                                <w:rFonts w:eastAsia="Times New Roman"/>
-                                <w:color w:val="000000"/>
-                              </w:rPr>
-                              <w:t>UNIVERSITY OF SCIENCE AND TECHNOLOGY OF HANOI</w:t>
-                            </w:r>
-                          </w:p>
-                          <w:p>
-                            <w:pPr>
-                              <w:jc w:val="center"/>
-                              <w:textDirection w:val="btLr"/>
-                            </w:pPr>
-                          </w:p>
-                          <w:p>
-                            <w:pPr>
-                              <w:jc w:val="center"/>
-                              <w:textDirection w:val="btLr"/>
-                            </w:pPr>
-                          </w:p>
-                          <w:p>
-                            <w:pPr>
-                              <w:jc w:val="center"/>
-                              <w:textDirection w:val="btLr"/>
-                            </w:pPr>
-                          </w:p>
-                          <w:p>
-                            <w:pPr>
-                              <w:jc w:val="center"/>
-                              <w:textDirection w:val="btLr"/>
-                            </w:pPr>
-                          </w:p>
-                          <w:p>
-                            <w:pPr>
-                              <w:jc w:val="center"/>
-                              <w:textDirection w:val="btLr"/>
-                            </w:pPr>
-                          </w:p>
-                          <w:p>
-                            <w:pPr>
-                              <w:jc w:val="center"/>
-                              <w:textDirection w:val="btLr"/>
-                            </w:pPr>
-                          </w:p>
-                          <w:p>
-                            <w:pPr>
-                              <w:jc w:val="center"/>
-                              <w:textDirection w:val="btLr"/>
-                            </w:pPr>
-                          </w:p>
-                          <w:p>
-                            <w:pPr>
-                              <w:jc w:val="center"/>
-                              <w:textDirection w:val="btLr"/>
-                            </w:pPr>
-                          </w:p>
-                          <w:p>
-                            <w:pPr>
-                              <w:textDirection w:val="btLr"/>
-                            </w:pPr>
-                          </w:p>
-                          <w:p>
-                            <w:pPr>
-                              <w:jc w:val="center"/>
-                              <w:textDirection w:val="btLr"/>
-                              <w:rPr>
-                                <w:rFonts w:eastAsia="Times New Roman"/>
-                                <w:color w:val="000000"/>
-                                <w:sz w:val="36"/>
-                              </w:rPr>
-                            </w:pPr>
-                          </w:p>
-                          <w:p>
-                            <w:pPr>
-                              <w:jc w:val="center"/>
-                              <w:textDirection w:val="btLr"/>
-                              <w:rPr>
-                                <w:rFonts w:eastAsia="Times New Roman"/>
-                                <w:color w:val="000000"/>
-                                <w:sz w:val="36"/>
-                              </w:rPr>
-                            </w:pPr>
-                          </w:p>
-                          <w:p>
-                            <w:pPr>
-                              <w:jc w:val="center"/>
-                              <w:textDirection w:val="btLr"/>
-                            </w:pPr>
-                            <w:r>
-                              <w:rPr>
-                                <w:rFonts w:eastAsia="Times New Roman"/>
-                                <w:color w:val="000000"/>
-                                <w:sz w:val="36"/>
-                              </w:rPr>
-                              <w:t>System Architecture</w:t>
-                            </w:r>
-                          </w:p>
-                          <w:p>
-                            <w:pPr>
-                              <w:jc w:val="center"/>
-                              <w:textDirection w:val="btLr"/>
-                              <w:rPr>
-                                <w:rFonts w:eastAsia="Times New Roman"/>
-                                <w:b/>
-                                <w:color w:val="000000"/>
-                                <w:sz w:val="60"/>
-                              </w:rPr>
-                            </w:pPr>
-                            <w:proofErr w:type="spellStart"/>
-                            <w:r>
-                              <w:rPr>
-                                <w:rFonts w:eastAsia="Times New Roman"/>
-                                <w:b/>
-                                <w:color w:val="000000"/>
-                                <w:sz w:val="60"/>
-                              </w:rPr>
-                              <w:t>SongSong</w:t>
-                            </w:r>
-                            <w:proofErr w:type="spellEnd"/>
-                            <w:r>
-                              <w:rPr>
-                                <w:rFonts w:eastAsia="Times New Roman"/>
-                                <w:b/>
-                                <w:color w:val="000000"/>
-                                <w:sz w:val="60"/>
-                              </w:rPr>
-                              <w:t xml:space="preserve"> Project</w:t>
-                            </w:r>
-                          </w:p>
-                          <w:p>
-                            <w:pPr>
-                              <w:jc w:val="center"/>
-                              <w:textDirection w:val="btLr"/>
-                            </w:pPr>
-                          </w:p>
-                          <w:p>
-                            <w:pPr>
-                              <w:jc w:val="center"/>
-                              <w:textDirection w:val="btLr"/>
-                            </w:pPr>
-                          </w:p>
-                          <w:p>
-                            <w:pPr>
-                              <w:jc w:val="center"/>
-                              <w:textDirection w:val="btLr"/>
-                            </w:pPr>
-                            <w:r>
-                              <w:rPr>
-                                <w:rFonts w:eastAsia="Times New Roman"/>
-                                <w:color w:val="000000"/>
-                              </w:rPr>
-                              <w:t>By</w:t>
-                            </w:r>
-                          </w:p>
-                          <w:p>
-                            <w:pPr>
-                              <w:jc w:val="center"/>
-                              <w:textDirection w:val="btLr"/>
-                              <w:rPr>
-                                <w:rStyle w:val="fontstyle01"/>
-                                <w:b/>
-                                <w:sz w:val="32"/>
-                                <w:szCs w:val="32"/>
-                              </w:rPr>
-                            </w:pPr>
-                            <w:r>
-                              <w:rPr>
-                                <w:rStyle w:val="fontstyle01"/>
-                                <w:b/>
-                                <w:sz w:val="32"/>
-                                <w:szCs w:val="32"/>
-                              </w:rPr>
-                              <w:t xml:space="preserve">Nguyễn Duy Anh Tùng </w:t>
-                            </w:r>
-                            <w:r>
-                              <w:rPr>
-                                <w:rStyle w:val="fontstyle01"/>
-                                <w:b/>
-                                <w:sz w:val="32"/>
-                                <w:szCs w:val="32"/>
-                              </w:rPr>
-                              <w:t>-</w:t>
-                            </w:r>
-                            <w:r>
-                              <w:rPr>
-                                <w:rStyle w:val="fontstyle01"/>
-                                <w:b/>
-                                <w:sz w:val="32"/>
-                                <w:szCs w:val="32"/>
-                              </w:rPr>
-                              <w:t xml:space="preserve"> 2540107</w:t>
-                            </w:r>
-                          </w:p>
-                          <w:p>
-                            <w:pPr>
-                              <w:jc w:val="center"/>
-                              <w:textDirection w:val="btLr"/>
-                              <w:rPr>
-                                <w:rStyle w:val="fontstyle01"/>
-                                <w:b/>
-                                <w:sz w:val="32"/>
-                                <w:szCs w:val="32"/>
-                              </w:rPr>
-                            </w:pPr>
-                            <w:r>
-                              <w:rPr>
-                                <w:rStyle w:val="fontstyle01"/>
-                                <w:b/>
-                                <w:sz w:val="32"/>
-                                <w:szCs w:val="32"/>
-                              </w:rPr>
-                              <w:t>Nguyễn Xuân Vinh -</w:t>
-                            </w:r>
-                            <w:r>
-                              <w:rPr>
-                                <w:rStyle w:val="fontstyle01"/>
-                                <w:b/>
-                                <w:sz w:val="32"/>
-                                <w:szCs w:val="32"/>
-                              </w:rPr>
-                              <w:t xml:space="preserve"> 2540027</w:t>
-                            </w:r>
-                          </w:p>
-                          <w:p>
-                            <w:pPr>
-                              <w:jc w:val="center"/>
-                              <w:textDirection w:val="btLr"/>
-                            </w:pPr>
-                            <w:r>
-                              <w:rPr>
-                                <w:rStyle w:val="fontstyle21"/>
-                              </w:rPr>
-                              <w:t>M1 - Data Science</w:t>
-                            </w:r>
-                          </w:p>
-                          <w:p>
-                            <w:pPr>
-                              <w:jc w:val="center"/>
-                              <w:textDirection w:val="btLr"/>
-                            </w:pPr>
-                          </w:p>
-                          <w:p>
-                            <w:pPr>
-                              <w:jc w:val="center"/>
-                              <w:textDirection w:val="btLr"/>
-                              <w:rPr>
-                                <w:rFonts w:eastAsia="Times New Roman"/>
-                                <w:color w:val="000000"/>
-                                <w:sz w:val="36"/>
-                              </w:rPr>
-                            </w:pPr>
-                          </w:p>
-                          <w:p>
-                            <w:pPr>
-                              <w:jc w:val="center"/>
-                              <w:textDirection w:val="btLr"/>
-                            </w:pPr>
-                          </w:p>
-                          <w:p>
-                            <w:pPr>
-                              <w:jc w:val="center"/>
-                              <w:textDirection w:val="btLr"/>
-                            </w:pPr>
-                          </w:p>
-                          <w:p>
-                            <w:pPr>
-                              <w:jc w:val="center"/>
-                              <w:textDirection w:val="btLr"/>
-                            </w:pPr>
-                          </w:p>
-                          <w:p>
-                            <w:pPr>
-                              <w:jc w:val="center"/>
-                              <w:textDirection w:val="btLr"/>
-                            </w:pPr>
-                          </w:p>
-                          <w:p>
-                            <w:pPr>
-                              <w:jc w:val="center"/>
-                              <w:textDirection w:val="btLr"/>
-                            </w:pPr>
-                          </w:p>
-                          <w:p>
-                            <w:pPr>
-                              <w:jc w:val="center"/>
-                              <w:textDirection w:val="btLr"/>
-                            </w:pPr>
-                          </w:p>
-                          <w:p>
-                            <w:pPr>
-                              <w:jc w:val="center"/>
-                              <w:textDirection w:val="btLr"/>
-                            </w:pPr>
-                            <w:r>
-                              <w:rPr>
-                                <w:rFonts w:eastAsia="Times New Roman"/>
-                                <w:b/>
-                                <w:color w:val="000000"/>
-                                <w:sz w:val="36"/>
-                              </w:rPr>
-                              <w:t>Hanoi, 202</w:t>
-                            </w:r>
-                            <w:r>
-                              <w:rPr>
-                                <w:rFonts w:eastAsia="Times New Roman"/>
-                                <w:b/>
-                                <w:color w:val="000000"/>
-                                <w:sz w:val="36"/>
-                              </w:rPr>
-                              <w:t>6</w:t>
-                            </w:r>
-                          </w:p>
-                          <w:p>
-                            <w:pPr>
-                              <w:jc w:val="center"/>
-                              <w:textDirection w:val="btLr"/>
-                            </w:pPr>
-                          </w:p>
-                          <w:p>
-                            <w:pPr>
-                              <w:jc w:val="center"/>
-                              <w:textDirection w:val="btLr"/>
-                            </w:pPr>
-                          </w:p>
-                          <w:p>
-                            <w:pPr>
-                              <w:jc w:val="center"/>
-                              <w:textDirection w:val="btLr"/>
-                            </w:pPr>
-                          </w:p>
-                          <w:p>
-                            <w:pPr>
-                              <w:jc w:val="center"/>
-                              <w:textDirection w:val="btLr"/>
-                            </w:pPr>
-                          </w:p>
-                          <w:p>
-                            <w:pPr>
-                              <w:jc w:val="center"/>
-                              <w:textDirection w:val="btLr"/>
-                            </w:pPr>
-                          </w:p>
-                          <w:p>
-                            <w:pPr>
-                              <w:jc w:val="center"/>
-                              <w:textDirection w:val="btLr"/>
-                            </w:pPr>
-                          </w:p>
-                          <w:p>
-                            <w:pPr>
-                              <w:jc w:val="center"/>
-                              <w:textDirection w:val="btLr"/>
-                            </w:pPr>
-                          </w:p>
-                          <w:p>
-                            <w:pPr>
-                              <w:jc w:val="center"/>
-                              <w:textDirection w:val="btLr"/>
-                            </w:pPr>
-                          </w:p>
-                          <w:p>
-                            <w:pPr>
-                              <w:jc w:val="center"/>
-                              <w:textDirection w:val="btLr"/>
-                            </w:pPr>
-                          </w:p>
-                          <w:p>
-                            <w:pPr>
-                              <w:jc w:val="center"/>
-                              <w:textDirection w:val="btLr"/>
-                            </w:pPr>
-                          </w:p>
-                          <w:p>
-                            <w:pPr>
-                              <w:jc w:val="center"/>
-                              <w:textDirection w:val="btLr"/>
-                            </w:pPr>
-                          </w:p>
-                          <w:p>
-                            <w:pPr>
-                              <w:jc w:val="center"/>
-                              <w:textDirection w:val="btLr"/>
-                            </w:pPr>
-                          </w:p>
-                          <w:p>
-                            <w:pPr>
-                              <w:jc w:val="center"/>
-                              <w:textDirection w:val="btLr"/>
-                            </w:pPr>
-                          </w:p>
-                          <w:p>
-                            <w:pPr>
-                              <w:jc w:val="center"/>
-                              <w:textDirection w:val="btLr"/>
-                            </w:pPr>
-                          </w:p>
-                          <w:p>
-                            <w:pPr>
-                              <w:jc w:val="center"/>
-                              <w:textDirection w:val="btLr"/>
-                            </w:pPr>
-                          </w:p>
-                          <w:p>
-                            <w:pPr>
-                              <w:jc w:val="center"/>
-                              <w:textDirection w:val="btLr"/>
-                            </w:pPr>
-                          </w:p>
-                          <w:p>
-                            <w:pPr>
-                              <w:jc w:val="center"/>
-                              <w:textDirection w:val="btLr"/>
-                            </w:pPr>
-                          </w:p>
-                        </w:txbxContent>
-                      </v:textbox>
-                    </v:shape>
-                    <v:shapetype id="_x0000_t75" coordsize="21600,21600" o:spt="75" o:preferrelative="t" path="m@4@5l@4@11@9@11@9@5xe" filled="f" stroked="f">
-                      <v:stroke joinstyle="miter"/>
-                      <v:formulas>
-                        <v:f eqn="if lineDrawn pixelLineWidth 0"/>
-                        <v:f eqn="sum @0 1 0"/>
-                        <v:f eqn="sum 0 0 @1"/>
-                        <v:f eqn="prod @2 1 2"/>
-                        <v:f eqn="prod @3 21600 pixelWidth"/>
-                        <v:f eqn="prod @3 21600 pixelHeight"/>
-                        <v:f eqn="sum @0 0 1"/>
-                        <v:f eqn="prod @6 1 2"/>
-                        <v:f eqn="prod @7 21600 pixelWidth"/>
-                        <v:f eqn="sum @8 21600 0"/>
-                        <v:f eqn="prod @7 21600 pixelHeight"/>
-                        <v:f eqn="sum @10 21600 0"/>
-                      </v:formulas>
-                      <v:path o:extrusionok="f" gradientshapeok="t" o:connecttype="rect"/>
-                      <o:lock v:ext="edit" aspectratio="t"/>
-                    </v:shapetype>
-                    <v:shape id="Shape 7" o:spid="_x0000_s1032" type="#_x0000_t75" style="position:absolute;left:39634;top:9489;width:27651;height:12493;visibility:visible;mso-wrap-style:square" o:preferrelative="f" o:gfxdata="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">
-                      <v:imagedata r:id="rId11" o:title=""/>
-                    </v:shape>
-                  </v:group>
-                </v:group>
-                <w10:wrap type="square"/>
-              </v:group>
-            </w:pict>
-          </mc:Fallback>
-        </mc:AlternateContent>
-      </w:r>
-      <w:bookmarkStart w:id="0" w:name="_heading=h.gjdgxs" w:colFirst="0" w:colLast="0"/>
+        <w:pStyle w:val="Heading1"/>
+      </w:pPr>
+      <w:bookmarkStart w:id="0" w:name="_Toc224322702"/>
+      <w:r>
+        <w:t>I/ SYSTEM MANUAL</w:t>
+      </w:r>
       <w:bookmarkEnd w:id="0"/>
-    </w:p>
-    <w:p>
-      <w:pPr>
-        <w:pStyle w:val="Heading1"/>
-      </w:pPr>
-      <w:bookmarkStart w:id="1" w:name="_Toc224322702"/>
-      <w:r>
-        <w:lastRenderedPageBreak/>
-        <w:t>I/ SYSTEM MANUAL</w:t>
-      </w:r>
-      <w:bookmarkEnd w:id="1"/>
     </w:p>
     <w:p>
       <w:pPr>
@@ -1182,43 +24,47 @@
         <w:rPr>
           <w:b/>
           <w:bCs/>
-        </w:rPr>
-      </w:pPr>
-      <w:bookmarkStart w:id="2" w:name="_Toc224322703"/>
+          <w:sz w:val="24"/>
+          <w:szCs w:val="24"/>
+        </w:rPr>
+      </w:pPr>
+      <w:bookmarkStart w:id="1" w:name="_Toc224322703"/>
       <w:r>
         <w:rPr>
           <w:b/>
           <w:bCs/>
+          <w:sz w:val="24"/>
+          <w:szCs w:val="24"/>
         </w:rPr>
         <w:t>Environment Setup</w:t>
       </w:r>
-      <w:bookmarkEnd w:id="2"/>
-    </w:p>
-    <w:p>
-      <w:pPr>
-        <w:rPr>
-          <w:sz w:val="26"/>
-          <w:szCs w:val="26"/>
-        </w:rPr>
-      </w:pPr>
-      <w:r>
-        <w:rPr>
-          <w:sz w:val="26"/>
-          <w:szCs w:val="26"/>
+      <w:bookmarkEnd w:id="1"/>
+    </w:p>
+    <w:p>
+      <w:pPr>
+        <w:rPr>
+          <w:sz w:val="22"/>
+          <w:szCs w:val="22"/>
+        </w:rPr>
+      </w:pPr>
+      <w:r>
+        <w:rPr>
+          <w:sz w:val="22"/>
+          <w:szCs w:val="22"/>
         </w:rPr>
         <w:t>The system is implemented in Java and requires the Java Development Kit (JDK).</w:t>
       </w:r>
       <w:r>
         <w:rPr>
-          <w:sz w:val="26"/>
-          <w:szCs w:val="26"/>
+          <w:sz w:val="22"/>
+          <w:szCs w:val="22"/>
         </w:rPr>
         <w:t xml:space="preserve"> </w:t>
       </w:r>
       <w:r>
         <w:rPr>
-          <w:sz w:val="26"/>
-          <w:szCs w:val="26"/>
+          <w:sz w:val="22"/>
+          <w:szCs w:val="22"/>
         </w:rPr>
         <w:t>Install JDK (version 8 or higher) and verify the installation:</w:t>
       </w:r>
@@ -1230,8 +76,8 @@
           <w:i/>
           <w:iCs/>
           <w:color w:val="2E74B5" w:themeColor="accent5" w:themeShade="BF"/>
-          <w:sz w:val="26"/>
-          <w:szCs w:val="26"/>
+          <w:sz w:val="22"/>
+          <w:szCs w:val="22"/>
           <w14:shadow w14:blurRad="38100" w14:dist="25400" w14:dir="5400000" w14:sx="100000" w14:sy="100000" w14:kx="0" w14:ky="0" w14:algn="ctr">
             <w14:srgbClr w14:val="6E747A">
               <w14:alpha w14:val="57000"/>
@@ -1250,8 +96,8 @@
           <w:i/>
           <w:iCs/>
           <w:color w:val="2E74B5" w:themeColor="accent5" w:themeShade="BF"/>
-          <w:sz w:val="26"/>
-          <w:szCs w:val="26"/>
+          <w:sz w:val="22"/>
+          <w:szCs w:val="22"/>
           <w14:shadow w14:blurRad="38100" w14:dist="25400" w14:dir="5400000" w14:sx="100000" w14:sy="100000" w14:kx="0" w14:ky="0" w14:algn="ctr">
             <w14:srgbClr w14:val="6E747A">
               <w14:alpha w14:val="57000"/>
@@ -1271,8 +117,8 @@
           <w:i/>
           <w:iCs/>
           <w:color w:val="2E74B5" w:themeColor="accent5" w:themeShade="BF"/>
-          <w:sz w:val="26"/>
-          <w:szCs w:val="26"/>
+          <w:sz w:val="22"/>
+          <w:szCs w:val="22"/>
           <w14:shadow w14:blurRad="38100" w14:dist="25400" w14:dir="5400000" w14:sx="100000" w14:sy="100000" w14:kx="0" w14:ky="0" w14:algn="ctr">
             <w14:srgbClr w14:val="6E747A">
               <w14:alpha w14:val="57000"/>
@@ -1292,8 +138,8 @@
           <w:i/>
           <w:iCs/>
           <w:color w:val="2E74B5" w:themeColor="accent5" w:themeShade="BF"/>
-          <w:sz w:val="26"/>
-          <w:szCs w:val="26"/>
+          <w:sz w:val="22"/>
+          <w:szCs w:val="22"/>
           <w14:shadow w14:blurRad="38100" w14:dist="25400" w14:dir="5400000" w14:sx="100000" w14:sy="100000" w14:kx="0" w14:ky="0" w14:algn="ctr">
             <w14:srgbClr w14:val="6E747A">
               <w14:alpha w14:val="57000"/>
@@ -1313,8 +159,8 @@
           <w:i/>
           <w:iCs/>
           <w:color w:val="2E74B5" w:themeColor="accent5" w:themeShade="BF"/>
-          <w:sz w:val="26"/>
-          <w:szCs w:val="26"/>
+          <w:sz w:val="22"/>
+          <w:szCs w:val="22"/>
           <w14:shadow w14:blurRad="38100" w14:dist="25400" w14:dir="5400000" w14:sx="100000" w14:sy="100000" w14:kx="0" w14:ky="0" w14:algn="ctr">
             <w14:srgbClr w14:val="6E747A">
               <w14:alpha w14:val="57000"/>
@@ -1334,8 +180,8 @@
           <w:i/>
           <w:iCs/>
           <w:color w:val="2E74B5" w:themeColor="accent5" w:themeShade="BF"/>
-          <w:sz w:val="26"/>
-          <w:szCs w:val="26"/>
+          <w:sz w:val="22"/>
+          <w:szCs w:val="22"/>
           <w14:shadow w14:blurRad="38100" w14:dist="25400" w14:dir="5400000" w14:sx="100000" w14:sy="100000" w14:kx="0" w14:ky="0" w14:algn="ctr">
             <w14:srgbClr w14:val="6E747A">
               <w14:alpha w14:val="57000"/>
@@ -1356,8 +202,8 @@
           <w:i/>
           <w:iCs/>
           <w:color w:val="2E74B5" w:themeColor="accent5" w:themeShade="BF"/>
-          <w:sz w:val="26"/>
-          <w:szCs w:val="26"/>
+          <w:sz w:val="22"/>
+          <w:szCs w:val="22"/>
           <w14:shadow w14:blurRad="38100" w14:dist="25400" w14:dir="5400000" w14:sx="100000" w14:sy="100000" w14:kx="0" w14:ky="0" w14:algn="ctr">
             <w14:srgbClr w14:val="6E747A">
               <w14:alpha w14:val="57000"/>
@@ -1378,8 +224,8 @@
           <w:i/>
           <w:iCs/>
           <w:color w:val="2E74B5" w:themeColor="accent5" w:themeShade="BF"/>
-          <w:sz w:val="26"/>
-          <w:szCs w:val="26"/>
+          <w:sz w:val="22"/>
+          <w:szCs w:val="22"/>
           <w14:shadow w14:blurRad="38100" w14:dist="25400" w14:dir="5400000" w14:sx="100000" w14:sy="100000" w14:kx="0" w14:ky="0" w14:algn="ctr">
             <w14:srgbClr w14:val="6E747A">
               <w14:alpha w14:val="57000"/>
@@ -1397,15 +243,17 @@
     <w:p>
       <w:pPr>
         <w:rPr>
-          <w:sz w:val="26"/>
-          <w:szCs w:val="26"/>
-        </w:rPr>
-      </w:pPr>
-      <w:r>
-        <w:rPr>
           <w:rFonts w:eastAsia="Times New Roman"/>
-          <w:sz w:val="26"/>
-          <w:szCs w:val="26"/>
+          <w:sz w:val="22"/>
+          <w:szCs w:val="22"/>
+          <w:lang w:val="en-US"/>
+        </w:rPr>
+      </w:pPr>
+      <w:r>
+        <w:rPr>
+          <w:rFonts w:eastAsia="Times New Roman"/>
+          <w:sz w:val="22"/>
+          <w:szCs w:val="22"/>
           <w:lang w:val="en-US"/>
         </w:rPr>
         <w:t xml:space="preserve">Set the </w:t>
@@ -1414,8 +262,8 @@
         <w:rPr>
           <w:rFonts w:eastAsia="Times New Roman"/>
           <w:color w:val="000000" w:themeColor="text1"/>
-          <w:sz w:val="26"/>
-          <w:szCs w:val="26"/>
+          <w:sz w:val="22"/>
+          <w:szCs w:val="22"/>
           <w:highlight w:val="yellow"/>
           <w:lang w:val="en-US"/>
           <w14:shadow w14:blurRad="38100" w14:dist="19050" w14:dir="2700000" w14:sx="100000" w14:sy="100000" w14:kx="0" w14:ky="0" w14:algn="tl">
@@ -1437,8 +285,8 @@
           <w:i/>
           <w:iCs/>
           <w:color w:val="000000" w:themeColor="text1"/>
-          <w:sz w:val="26"/>
-          <w:szCs w:val="26"/>
+          <w:sz w:val="22"/>
+          <w:szCs w:val="22"/>
           <w:lang w:val="en-US"/>
           <w14:shadow w14:blurRad="38100" w14:dist="19050" w14:dir="2700000" w14:sx="100000" w14:sy="100000" w14:kx="0" w14:ky="0" w14:algn="tl">
             <w14:schemeClr w14:val="dk1">
@@ -1456,8 +304,8 @@
       <w:r>
         <w:rPr>
           <w:rFonts w:eastAsia="Times New Roman"/>
-          <w:sz w:val="26"/>
-          <w:szCs w:val="26"/>
+          <w:sz w:val="22"/>
+          <w:szCs w:val="22"/>
           <w:lang w:val="en-US"/>
         </w:rPr>
         <w:t xml:space="preserve">environment variable and add </w:t>
@@ -1466,8 +314,8 @@
         <w:rPr>
           <w:rFonts w:eastAsia="Times New Roman"/>
           <w:color w:val="000000" w:themeColor="text1"/>
-          <w:sz w:val="26"/>
-          <w:szCs w:val="26"/>
+          <w:sz w:val="22"/>
+          <w:szCs w:val="22"/>
           <w:highlight w:val="yellow"/>
           <w:lang w:val="en-US"/>
           <w14:shadow w14:blurRad="38100" w14:dist="19050" w14:dir="2700000" w14:sx="100000" w14:sy="100000" w14:kx="0" w14:ky="0" w14:algn="tl">
@@ -1487,8 +335,8 @@
         <w:rPr>
           <w:rFonts w:eastAsia="Times New Roman"/>
           <w:color w:val="000000" w:themeColor="text1"/>
-          <w:sz w:val="26"/>
-          <w:szCs w:val="26"/>
+          <w:sz w:val="22"/>
+          <w:szCs w:val="22"/>
           <w:lang w:val="en-US"/>
           <w14:shadow w14:blurRad="38100" w14:dist="19050" w14:dir="2700000" w14:sx="100000" w14:sy="100000" w14:kx="0" w14:ky="0" w14:algn="tl">
             <w14:schemeClr w14:val="dk1">
@@ -1506,150 +354,11 @@
       <w:r>
         <w:rPr>
           <w:rFonts w:eastAsia="Times New Roman"/>
-          <w:sz w:val="26"/>
-          <w:szCs w:val="26"/>
-          <w:lang w:val="en-US"/>
-        </w:rPr>
-        <w:t>to the system PATH.</w:t>
-      </w:r>
-      <w:r>
-        <w:rPr>
-          <w:rFonts w:eastAsia="Times New Roman"/>
-          <w:sz w:val="26"/>
-          <w:szCs w:val="26"/>
-          <w:lang w:val="en-US"/>
-        </w:rPr>
-        <w:t xml:space="preserve"> </w:t>
-      </w:r>
-      <w:r>
-        <w:rPr>
-          <w:rFonts w:eastAsia="Times New Roman"/>
-          <w:sz w:val="26"/>
-          <w:szCs w:val="26"/>
-          <w:lang w:val="en-US"/>
-        </w:rPr>
-        <w:t>The IP address used by the system must correspond to the machine running the Directory server.</w:t>
-      </w:r>
-      <w:r>
-        <w:rPr>
-          <w:rFonts w:eastAsia="Times New Roman"/>
-          <w:sz w:val="26"/>
-          <w:szCs w:val="26"/>
-          <w:lang w:val="en-US"/>
-        </w:rPr>
-        <w:t xml:space="preserve"> </w:t>
-      </w:r>
-      <w:r>
-        <w:rPr>
-          <w:rFonts w:eastAsia="Times New Roman"/>
-          <w:sz w:val="26"/>
-          <w:szCs w:val="26"/>
-          <w:lang w:val="en-US"/>
-        </w:rPr>
-        <w:t>It can be obtained using:</w:t>
-      </w:r>
-    </w:p>
-    <w:p>
-      <w:pPr>
-        <w:jc w:val="left"/>
-        <w:rPr>
-          <w:i/>
-          <w:iCs/>
-          <w:color w:val="2E74B5" w:themeColor="accent5" w:themeShade="BF"/>
-          <w:sz w:val="26"/>
-          <w:szCs w:val="26"/>
-          <w14:shadow w14:blurRad="38100" w14:dist="25400" w14:dir="5400000" w14:sx="100000" w14:sy="100000" w14:kx="0" w14:ky="0" w14:algn="ctr">
-            <w14:srgbClr w14:val="6E747A">
-              <w14:alpha w14:val="57000"/>
-            </w14:srgbClr>
-          </w14:shadow>
-          <w14:textOutline w14:w="0" w14:cap="flat" w14:cmpd="sng" w14:algn="ctr">
-            <w14:noFill/>
-            <w14:prstDash w14:val="solid"/>
-            <w14:round/>
-          </w14:textOutline>
-        </w:rPr>
-      </w:pPr>
-      <w:r>
-        <w:rPr>
-          <w:rFonts w:eastAsia="Times New Roman"/>
-          <w:i/>
-          <w:iCs/>
-          <w:color w:val="2E74B5" w:themeColor="accent5" w:themeShade="BF"/>
-          <w:sz w:val="26"/>
-          <w:szCs w:val="26"/>
-          <w:lang w:val="en-US"/>
-          <w14:shadow w14:blurRad="38100" w14:dist="25400" w14:dir="5400000" w14:sx="100000" w14:sy="100000" w14:kx="0" w14:ky="0" w14:algn="ctr">
-            <w14:srgbClr w14:val="6E747A">
-              <w14:alpha w14:val="57000"/>
-            </w14:srgbClr>
-          </w14:shadow>
-          <w14:textOutline w14:w="0" w14:cap="flat" w14:cmpd="sng" w14:algn="ctr">
-            <w14:noFill/>
-            <w14:prstDash w14:val="solid"/>
-            <w14:round/>
-          </w14:textOutline>
-        </w:rPr>
-        <w:t>i</w:t>
-      </w:r>
-      <w:r>
-        <w:rPr>
-          <w:rFonts w:eastAsia="Times New Roman"/>
-          <w:i/>
-          <w:iCs/>
-          <w:color w:val="2E74B5" w:themeColor="accent5" w:themeShade="BF"/>
-          <w:sz w:val="26"/>
-          <w:szCs w:val="26"/>
-          <w:lang w:val="en-US"/>
-          <w14:shadow w14:blurRad="38100" w14:dist="25400" w14:dir="5400000" w14:sx="100000" w14:sy="100000" w14:kx="0" w14:ky="0" w14:algn="ctr">
-            <w14:srgbClr w14:val="6E747A">
-              <w14:alpha w14:val="57000"/>
-            </w14:srgbClr>
-          </w14:shadow>
-          <w14:textOutline w14:w="0" w14:cap="flat" w14:cmpd="sng" w14:algn="ctr">
-            <w14:noFill/>
-            <w14:prstDash w14:val="solid"/>
-            <w14:round/>
-          </w14:textOutline>
-        </w:rPr>
-        <w:t>pconfig</w:t>
-      </w:r>
-    </w:p>
-    <w:p>
-      <w:pPr>
-        <w:rPr>
-          <w:sz w:val="26"/>
-          <w:szCs w:val="26"/>
-        </w:rPr>
-      </w:pPr>
-      <w:r>
-        <w:rPr>
-          <w:rFonts w:eastAsia="Times New Roman"/>
-          <w:sz w:val="26"/>
-          <w:szCs w:val="26"/>
-          <w:lang w:val="en-US"/>
-        </w:rPr>
-        <w:t xml:space="preserve">If all components run on the same machine, </w:t>
-      </w:r>
-      <w:r>
-        <w:rPr>
-          <w:rFonts w:eastAsia="Times New Roman"/>
-          <w:i/>
-          <w:iCs/>
-          <w:sz w:val="26"/>
-          <w:szCs w:val="26"/>
-          <w:lang w:val="en-US"/>
-        </w:rPr>
-        <w:t>localhost</w:t>
-      </w:r>
-      <w:r>
-        <w:rPr>
-          <w:rFonts w:eastAsia="Times New Roman"/>
-          <w:sz w:val="26"/>
-          <w:szCs w:val="26"/>
-          <w:lang w:val="en-US"/>
-        </w:rPr>
-        <w:t xml:space="preserve"> can be used instead.</w:t>
+          <w:sz w:val="22"/>
+          <w:szCs w:val="22"/>
+          <w:lang w:val="en-US"/>
+        </w:rPr>
+        <w:t xml:space="preserve">to the system PATH. </w:t>
       </w:r>
     </w:p>
     <w:p>
@@ -1663,40 +372,224 @@
         <w:rPr>
           <w:b/>
           <w:bCs/>
-          <w:lang w:val="en-US"/>
-        </w:rPr>
-      </w:pPr>
-      <w:bookmarkStart w:id="3" w:name="_Toc224322704"/>
+          <w:sz w:val="24"/>
+          <w:szCs w:val="24"/>
+          <w:lang w:val="en-US"/>
+        </w:rPr>
+      </w:pPr>
       <w:r>
         <w:rPr>
           <w:b/>
           <w:bCs/>
-          <w:lang w:val="en-US"/>
-        </w:rPr>
-        <w:t>Compilation</w:t>
-      </w:r>
-      <w:bookmarkEnd w:id="3"/>
-    </w:p>
-    <w:p>
-      <w:pPr>
-        <w:rPr>
-          <w:sz w:val="26"/>
-          <w:szCs w:val="26"/>
-        </w:rPr>
-      </w:pPr>
-      <w:r>
-        <w:rPr>
-          <w:sz w:val="26"/>
-          <w:szCs w:val="26"/>
-        </w:rPr>
-        <w:t>All source files must be compiled before running the system</w:t>
-      </w:r>
-      <w:r>
-        <w:rPr>
-          <w:sz w:val="26"/>
-          <w:szCs w:val="26"/>
-        </w:rPr>
-        <w:t>:</w:t>
+          <w:sz w:val="24"/>
+          <w:szCs w:val="24"/>
+          <w:lang w:val="en-US"/>
+        </w:rPr>
+        <w:t>IP Configuration</w:t>
+      </w:r>
+    </w:p>
+    <w:p>
+      <w:pPr>
+        <w:rPr>
+          <w:sz w:val="22"/>
+          <w:szCs w:val="22"/>
+          <w:lang w:val="en-US"/>
+        </w:rPr>
+      </w:pPr>
+      <w:r>
+        <w:rPr>
+          <w:sz w:val="22"/>
+          <w:szCs w:val="22"/>
+          <w:lang w:val="en-US"/>
+        </w:rPr>
+        <w:t>The IP address used by the system must correspond to the machine running the Directory server.</w:t>
+      </w:r>
+    </w:p>
+    <w:p>
+      <w:pPr>
+        <w:rPr>
+          <w:sz w:val="22"/>
+          <w:szCs w:val="22"/>
+          <w:lang w:val="en-US"/>
+        </w:rPr>
+      </w:pPr>
+      <w:r>
+        <w:rPr>
+          <w:sz w:val="22"/>
+          <w:szCs w:val="22"/>
+          <w:lang w:val="en-US"/>
+        </w:rPr>
+        <w:t>In the source code</w:t>
+      </w:r>
+      <w:r>
+        <w:rPr>
+          <w:sz w:val="22"/>
+          <w:szCs w:val="22"/>
+          <w:lang w:val="en-US"/>
+        </w:rPr>
+        <w:t xml:space="preserve"> (</w:t>
+      </w:r>
+      <w:r>
+        <w:rPr>
+          <w:color w:val="000000" w:themeColor="text1"/>
+          <w:sz w:val="22"/>
+          <w:szCs w:val="22"/>
+          <w:highlight w:val="yellow"/>
+          <w:lang w:val="en-US"/>
+          <w14:shadow w14:blurRad="38100" w14:dist="19050" w14:dir="2700000" w14:sx="100000" w14:sy="100000" w14:kx="0" w14:ky="0" w14:algn="tl">
+            <w14:schemeClr w14:val="dk1">
+              <w14:alpha w14:val="60000"/>
+            </w14:schemeClr>
+          </w14:shadow>
+          <w14:textOutline w14:w="0" w14:cap="flat" w14:cmpd="sng" w14:algn="ctr">
+            <w14:noFill/>
+            <w14:prstDash w14:val="solid"/>
+            <w14:round/>
+          </w14:textOutline>
+        </w:rPr>
+        <w:t>Daemon.java</w:t>
+      </w:r>
+      <w:r>
+        <w:rPr>
+          <w:color w:val="000000" w:themeColor="text1"/>
+          <w:sz w:val="22"/>
+          <w:szCs w:val="22"/>
+          <w:lang w:val="en-US"/>
+          <w14:shadow w14:blurRad="38100" w14:dist="19050" w14:dir="2700000" w14:sx="100000" w14:sy="100000" w14:kx="0" w14:ky="0" w14:algn="tl">
+            <w14:schemeClr w14:val="dk1">
+              <w14:alpha w14:val="60000"/>
+            </w14:schemeClr>
+          </w14:shadow>
+          <w14:textOutline w14:w="0" w14:cap="flat" w14:cmpd="sng" w14:algn="ctr">
+            <w14:noFill/>
+            <w14:prstDash w14:val="solid"/>
+            <w14:round/>
+          </w14:textOutline>
+        </w:rPr>
+        <w:t xml:space="preserve"> </w:t>
+      </w:r>
+      <w:r>
+        <w:rPr>
+          <w:sz w:val="22"/>
+          <w:szCs w:val="22"/>
+          <w:lang w:val="en-US"/>
+        </w:rPr>
+        <w:t xml:space="preserve">and </w:t>
+      </w:r>
+      <w:r>
+        <w:rPr>
+          <w:color w:val="000000" w:themeColor="text1"/>
+          <w:sz w:val="22"/>
+          <w:szCs w:val="22"/>
+          <w:highlight w:val="yellow"/>
+          <w:lang w:val="en-US"/>
+          <w14:shadow w14:blurRad="38100" w14:dist="19050" w14:dir="2700000" w14:sx="100000" w14:sy="100000" w14:kx="0" w14:ky="0" w14:algn="tl">
+            <w14:schemeClr w14:val="dk1">
+              <w14:alpha w14:val="60000"/>
+            </w14:schemeClr>
+          </w14:shadow>
+          <w14:textOutline w14:w="0" w14:cap="flat" w14:cmpd="sng" w14:algn="ctr">
+            <w14:noFill/>
+            <w14:prstDash w14:val="solid"/>
+            <w14:round/>
+          </w14:textOutline>
+        </w:rPr>
+        <w:t>Download.java</w:t>
+      </w:r>
+      <w:r>
+        <w:rPr>
+          <w:sz w:val="22"/>
+          <w:szCs w:val="22"/>
+          <w:lang w:val="en-US"/>
+        </w:rPr>
+        <w:t>)</w:t>
+      </w:r>
+      <w:r>
+        <w:rPr>
+          <w:sz w:val="22"/>
+          <w:szCs w:val="22"/>
+          <w:lang w:val="en-US"/>
+        </w:rPr>
+        <w:t>, the IP address is specified in the following line:</w:t>
+      </w:r>
+    </w:p>
+    <w:p>
+      <w:pPr>
+        <w:jc w:val="left"/>
+        <w:rPr>
+          <w:sz w:val="22"/>
+          <w:szCs w:val="22"/>
+          <w:lang w:val="en-US"/>
+        </w:rPr>
+      </w:pPr>
+      <w:r>
+        <w:rPr>
+          <w:noProof/>
+          <w:sz w:val="22"/>
+          <w:szCs w:val="22"/>
+        </w:rPr>
+        <w:drawing>
+          <wp:inline distT="0" distB="0" distL="0" distR="0" wp14:anchorId="6A31BB83" wp14:editId="10F38DCC">
+            <wp:extent cx="5800767" cy="280990"/>
+            <wp:effectExtent l="0" t="0" r="0" b="5080"/>
+            <wp:docPr id="1" name="Picture 1"/>
+            <wp:cNvGraphicFramePr>
+              <a:graphicFrameLocks xmlns:a="http://schemas.openxmlformats.org/drawingml/2006/main" noChangeAspect="1"/>
+            </wp:cNvGraphicFramePr>
+            <a:graphic xmlns:a="http://schemas.openxmlformats.org/drawingml/2006/main">
+              <a:graphicData uri="http://schemas.openxmlformats.org/drawingml/2006/picture">
+                <pic:pic xmlns:pic="http://schemas.openxmlformats.org/drawingml/2006/picture">
+                  <pic:nvPicPr>
+                    <pic:cNvPr id="1" name=""/>
+                    <pic:cNvPicPr/>
+                  </pic:nvPicPr>
+                  <pic:blipFill>
+                    <a:blip r:embed="rId7"/>
+                    <a:stretch>
+                      <a:fillRect/>
+                    </a:stretch>
+                  </pic:blipFill>
+                  <pic:spPr>
+                    <a:xfrm>
+                      <a:off x="0" y="0"/>
+                      <a:ext cx="5800767" cy="280990"/>
+                    </a:xfrm>
+                    <a:prstGeom prst="rect">
+                      <a:avLst/>
+                    </a:prstGeom>
+                  </pic:spPr>
+                </pic:pic>
+              </a:graphicData>
+            </a:graphic>
+          </wp:inline>
+        </w:drawing>
+      </w:r>
+    </w:p>
+    <w:p>
+      <w:pPr>
+        <w:jc w:val="left"/>
+        <w:rPr>
+          <w:rFonts w:eastAsia="Times New Roman"/>
+          <w:sz w:val="22"/>
+          <w:szCs w:val="22"/>
+        </w:rPr>
+      </w:pPr>
+      <w:r>
+        <w:rPr>
+          <w:rFonts w:eastAsia="Times New Roman"/>
+          <w:sz w:val="22"/>
+          <w:szCs w:val="22"/>
+        </w:rPr>
+        <w:t>Before running the system, this IP address must be updated according to the machine running the Directory server.</w:t>
+      </w:r>
+      <w:r>
+        <w:rPr>
+          <w:rFonts w:eastAsia="Times New Roman"/>
+          <w:sz w:val="22"/>
+          <w:szCs w:val="22"/>
+        </w:rPr>
+        <w:br/>
+        <w:t>The correct IPv4 address can be obtained using the command:</w:t>
       </w:r>
     </w:p>
     <w:p>
@@ -1706,8 +599,8 @@
           <w:i/>
           <w:iCs/>
           <w:color w:val="2E74B5" w:themeColor="accent5" w:themeShade="BF"/>
-          <w:sz w:val="26"/>
-          <w:szCs w:val="26"/>
+          <w:sz w:val="22"/>
+          <w:szCs w:val="22"/>
           <w14:shadow w14:blurRad="38100" w14:dist="25400" w14:dir="5400000" w14:sx="100000" w14:sy="100000" w14:kx="0" w14:ky="0" w14:algn="ctr">
             <w14:srgbClr w14:val="6E747A">
               <w14:alpha w14:val="57000"/>
@@ -1720,14 +613,15 @@
           </w14:textOutline>
         </w:rPr>
       </w:pPr>
-      <w:proofErr w:type="spellStart"/>
-      <w:r>
-        <w:rPr>
+      <w:r>
+        <w:rPr>
+          <w:rFonts w:eastAsia="Times New Roman"/>
           <w:i/>
           <w:iCs/>
           <w:color w:val="2E74B5" w:themeColor="accent5" w:themeShade="BF"/>
-          <w:sz w:val="26"/>
-          <w:szCs w:val="26"/>
+          <w:sz w:val="22"/>
+          <w:szCs w:val="22"/>
+          <w:lang w:val="en-US"/>
           <w14:shadow w14:blurRad="38100" w14:dist="25400" w14:dir="5400000" w14:sx="100000" w14:sy="100000" w14:kx="0" w14:ky="0" w14:algn="ctr">
             <w14:srgbClr w14:val="6E747A">
               <w14:alpha w14:val="57000"/>
@@ -1739,16 +633,17 @@
             <w14:round/>
           </w14:textOutline>
         </w:rPr>
-        <w:t>javac</w:t>
-      </w:r>
-      <w:proofErr w:type="spellEnd"/>
-      <w:r>
-        <w:rPr>
+        <w:t>i</w:t>
+      </w:r>
+      <w:r>
+        <w:rPr>
+          <w:rFonts w:eastAsia="Times New Roman"/>
           <w:i/>
           <w:iCs/>
           <w:color w:val="2E74B5" w:themeColor="accent5" w:themeShade="BF"/>
-          <w:sz w:val="26"/>
-          <w:szCs w:val="26"/>
+          <w:sz w:val="22"/>
+          <w:szCs w:val="22"/>
+          <w:lang w:val="en-US"/>
           <w14:shadow w14:blurRad="38100" w14:dist="25400" w14:dir="5400000" w14:sx="100000" w14:sy="100000" w14:kx="0" w14:ky="0" w14:algn="ctr">
             <w14:srgbClr w14:val="6E747A">
               <w14:alpha w14:val="57000"/>
@@ -1760,195 +655,44 @@
             <w14:round/>
           </w14:textOutline>
         </w:rPr>
-        <w:t xml:space="preserve"> -d out </w:t>
-      </w:r>
-      <w:proofErr w:type="spellStart"/>
-      <w:r>
-        <w:rPr>
+        <w:t>pconfig</w:t>
+      </w:r>
+    </w:p>
+    <w:p>
+      <w:pPr>
+        <w:rPr>
+          <w:sz w:val="22"/>
+          <w:szCs w:val="22"/>
+        </w:rPr>
+      </w:pPr>
+      <w:r>
+        <w:rPr>
+          <w:rFonts w:eastAsia="Times New Roman"/>
+          <w:sz w:val="22"/>
+          <w:szCs w:val="22"/>
+          <w:lang w:val="en-US"/>
+        </w:rPr>
+        <w:t xml:space="preserve">If all components run on the same machine, </w:t>
+      </w:r>
+      <w:r>
+        <w:rPr>
+          <w:rFonts w:eastAsia="Times New Roman"/>
           <w:i/>
           <w:iCs/>
-          <w:color w:val="2E74B5" w:themeColor="accent5" w:themeShade="BF"/>
-          <w:sz w:val="26"/>
-          <w:szCs w:val="26"/>
-          <w14:shadow w14:blurRad="38100" w14:dist="25400" w14:dir="5400000" w14:sx="100000" w14:sy="100000" w14:kx="0" w14:ky="0" w14:algn="ctr">
-            <w14:srgbClr w14:val="6E747A">
-              <w14:alpha w14:val="57000"/>
-            </w14:srgbClr>
-          </w14:shadow>
-          <w14:textOutline w14:w="0" w14:cap="flat" w14:cmpd="sng" w14:algn="ctr">
-            <w14:noFill/>
-            <w14:prstDash w14:val="solid"/>
-            <w14:round/>
-          </w14:textOutline>
-        </w:rPr>
-        <w:t>src</w:t>
-      </w:r>
-      <w:proofErr w:type="spellEnd"/>
-      <w:r>
-        <w:rPr>
-          <w:i/>
-          <w:iCs/>
-          <w:color w:val="2E74B5" w:themeColor="accent5" w:themeShade="BF"/>
-          <w:sz w:val="26"/>
-          <w:szCs w:val="26"/>
-          <w14:shadow w14:blurRad="38100" w14:dist="25400" w14:dir="5400000" w14:sx="100000" w14:sy="100000" w14:kx="0" w14:ky="0" w14:algn="ctr">
-            <w14:srgbClr w14:val="6E747A">
-              <w14:alpha w14:val="57000"/>
-            </w14:srgbClr>
-          </w14:shadow>
-          <w14:textOutline w14:w="0" w14:cap="flat" w14:cmpd="sng" w14:algn="ctr">
-            <w14:noFill/>
-            <w14:prstDash w14:val="solid"/>
-            <w14:round/>
-          </w14:textOutline>
-        </w:rPr>
-        <w:t xml:space="preserve">\common\*.java </w:t>
-      </w:r>
-      <w:proofErr w:type="spellStart"/>
-      <w:r>
-        <w:rPr>
-          <w:i/>
-          <w:iCs/>
-          <w:color w:val="2E74B5" w:themeColor="accent5" w:themeShade="BF"/>
-          <w:sz w:val="26"/>
-          <w:szCs w:val="26"/>
-          <w14:shadow w14:blurRad="38100" w14:dist="25400" w14:dir="5400000" w14:sx="100000" w14:sy="100000" w14:kx="0" w14:ky="0" w14:algn="ctr">
-            <w14:srgbClr w14:val="6E747A">
-              <w14:alpha w14:val="57000"/>
-            </w14:srgbClr>
-          </w14:shadow>
-          <w14:textOutline w14:w="0" w14:cap="flat" w14:cmpd="sng" w14:algn="ctr">
-            <w14:noFill/>
-            <w14:prstDash w14:val="solid"/>
-            <w14:round/>
-          </w14:textOutline>
-        </w:rPr>
-        <w:t>src</w:t>
-      </w:r>
-      <w:proofErr w:type="spellEnd"/>
-      <w:r>
-        <w:rPr>
-          <w:i/>
-          <w:iCs/>
-          <w:color w:val="2E74B5" w:themeColor="accent5" w:themeShade="BF"/>
-          <w:sz w:val="26"/>
-          <w:szCs w:val="26"/>
-          <w14:shadow w14:blurRad="38100" w14:dist="25400" w14:dir="5400000" w14:sx="100000" w14:sy="100000" w14:kx="0" w14:ky="0" w14:algn="ctr">
-            <w14:srgbClr w14:val="6E747A">
-              <w14:alpha w14:val="57000"/>
-            </w14:srgbClr>
-          </w14:shadow>
-          <w14:textOutline w14:w="0" w14:cap="flat" w14:cmpd="sng" w14:algn="ctr">
-            <w14:noFill/>
-            <w14:prstDash w14:val="solid"/>
-            <w14:round/>
-          </w14:textOutline>
-        </w:rPr>
-        <w:t xml:space="preserve">\directory\*.java </w:t>
-      </w:r>
-      <w:proofErr w:type="spellStart"/>
-      <w:r>
-        <w:rPr>
-          <w:i/>
-          <w:iCs/>
-          <w:color w:val="2E74B5" w:themeColor="accent5" w:themeShade="BF"/>
-          <w:sz w:val="26"/>
-          <w:szCs w:val="26"/>
-          <w14:shadow w14:blurRad="38100" w14:dist="25400" w14:dir="5400000" w14:sx="100000" w14:sy="100000" w14:kx="0" w14:ky="0" w14:algn="ctr">
-            <w14:srgbClr w14:val="6E747A">
-              <w14:alpha w14:val="57000"/>
-            </w14:srgbClr>
-          </w14:shadow>
-          <w14:textOutline w14:w="0" w14:cap="flat" w14:cmpd="sng" w14:algn="ctr">
-            <w14:noFill/>
-            <w14:prstDash w14:val="solid"/>
-            <w14:round/>
-          </w14:textOutline>
-        </w:rPr>
-        <w:t>src</w:t>
-      </w:r>
-      <w:proofErr w:type="spellEnd"/>
-      <w:r>
-        <w:rPr>
-          <w:i/>
-          <w:iCs/>
-          <w:color w:val="2E74B5" w:themeColor="accent5" w:themeShade="BF"/>
-          <w:sz w:val="26"/>
-          <w:szCs w:val="26"/>
-          <w14:shadow w14:blurRad="38100" w14:dist="25400" w14:dir="5400000" w14:sx="100000" w14:sy="100000" w14:kx="0" w14:ky="0" w14:algn="ctr">
-            <w14:srgbClr w14:val="6E747A">
-              <w14:alpha w14:val="57000"/>
-            </w14:srgbClr>
-          </w14:shadow>
-          <w14:textOutline w14:w="0" w14:cap="flat" w14:cmpd="sng" w14:algn="ctr">
-            <w14:noFill/>
-            <w14:prstDash w14:val="solid"/>
-            <w14:round/>
-          </w14:textOutline>
-        </w:rPr>
-        <w:t>\daemon\*.java</w:t>
-      </w:r>
-      <w:r>
-        <w:rPr>
-          <w:i/>
-          <w:iCs/>
-          <w:color w:val="2E74B5" w:themeColor="accent5" w:themeShade="BF"/>
-          <w:sz w:val="26"/>
-          <w:szCs w:val="26"/>
-          <w14:shadow w14:blurRad="38100" w14:dist="25400" w14:dir="5400000" w14:sx="100000" w14:sy="100000" w14:kx="0" w14:ky="0" w14:algn="ctr">
-            <w14:srgbClr w14:val="6E747A">
-              <w14:alpha w14:val="57000"/>
-            </w14:srgbClr>
-          </w14:shadow>
-          <w14:textOutline w14:w="0" w14:cap="flat" w14:cmpd="sng" w14:algn="ctr">
-            <w14:noFill/>
-            <w14:prstDash w14:val="solid"/>
-            <w14:round/>
-          </w14:textOutline>
-        </w:rPr>
-        <w:t xml:space="preserve"> </w:t>
-      </w:r>
-      <w:proofErr w:type="spellStart"/>
-      <w:r>
-        <w:rPr>
-          <w:i/>
-          <w:iCs/>
-          <w:color w:val="2E74B5" w:themeColor="accent5" w:themeShade="BF"/>
-          <w:sz w:val="26"/>
-          <w:szCs w:val="26"/>
-          <w14:shadow w14:blurRad="38100" w14:dist="25400" w14:dir="5400000" w14:sx="100000" w14:sy="100000" w14:kx="0" w14:ky="0" w14:algn="ctr">
-            <w14:srgbClr w14:val="6E747A">
-              <w14:alpha w14:val="57000"/>
-            </w14:srgbClr>
-          </w14:shadow>
-          <w14:textOutline w14:w="0" w14:cap="flat" w14:cmpd="sng" w14:algn="ctr">
-            <w14:noFill/>
-            <w14:prstDash w14:val="solid"/>
-            <w14:round/>
-          </w14:textOutline>
-        </w:rPr>
-        <w:t>src</w:t>
-      </w:r>
-      <w:proofErr w:type="spellEnd"/>
-      <w:r>
-        <w:rPr>
-          <w:i/>
-          <w:iCs/>
-          <w:color w:val="2E74B5" w:themeColor="accent5" w:themeShade="BF"/>
-          <w:sz w:val="26"/>
-          <w:szCs w:val="26"/>
-          <w14:shadow w14:blurRad="38100" w14:dist="25400" w14:dir="5400000" w14:sx="100000" w14:sy="100000" w14:kx="0" w14:ky="0" w14:algn="ctr">
-            <w14:srgbClr w14:val="6E747A">
-              <w14:alpha w14:val="57000"/>
-            </w14:srgbClr>
-          </w14:shadow>
-          <w14:textOutline w14:w="0" w14:cap="flat" w14:cmpd="sng" w14:algn="ctr">
-            <w14:noFill/>
-            <w14:prstDash w14:val="solid"/>
-            <w14:round/>
-          </w14:textOutline>
-        </w:rPr>
-        <w:t>\download\*.java</w:t>
+          <w:sz w:val="22"/>
+          <w:szCs w:val="22"/>
+          <w:lang w:val="en-US"/>
+        </w:rPr>
+        <w:t>localhost</w:t>
+      </w:r>
+      <w:r>
+        <w:rPr>
+          <w:rFonts w:eastAsia="Times New Roman"/>
+          <w:sz w:val="22"/>
+          <w:szCs w:val="22"/>
+          <w:lang w:val="en-US"/>
+        </w:rPr>
+        <w:t xml:space="preserve"> can be used instead.</w:t>
       </w:r>
     </w:p>
     <w:p>
@@ -1962,52 +706,44 @@
         <w:rPr>
           <w:b/>
           <w:bCs/>
-          <w:lang w:val="en-US"/>
-        </w:rPr>
-      </w:pPr>
-      <w:bookmarkStart w:id="4" w:name="_Toc224322705"/>
+          <w:sz w:val="24"/>
+          <w:szCs w:val="24"/>
+          <w:lang w:val="en-US"/>
+        </w:rPr>
+      </w:pPr>
+      <w:bookmarkStart w:id="2" w:name="_Toc224322704"/>
       <w:r>
         <w:rPr>
           <w:b/>
           <w:bCs/>
-          <w:lang w:val="en-US"/>
-        </w:rPr>
-        <w:t>Running the Directory Server</w:t>
-      </w:r>
-      <w:bookmarkEnd w:id="4"/>
-    </w:p>
-    <w:p>
-      <w:pPr>
-        <w:rPr>
-          <w:sz w:val="26"/>
-          <w:szCs w:val="26"/>
-          <w:lang w:val="en-US"/>
-        </w:rPr>
-      </w:pPr>
-      <w:r>
-        <w:rPr>
-          <w:sz w:val="26"/>
-          <w:szCs w:val="26"/>
-          <w:lang w:val="en-US"/>
-        </w:rPr>
-        <w:t>The Directory component maintains the list of available files and the clients hosting them.</w:t>
-      </w:r>
-    </w:p>
-    <w:p>
-      <w:pPr>
-        <w:rPr>
-          <w:sz w:val="26"/>
-          <w:szCs w:val="26"/>
-          <w:lang w:val="en-US"/>
-        </w:rPr>
-      </w:pPr>
-      <w:r>
-        <w:rPr>
-          <w:sz w:val="26"/>
-          <w:szCs w:val="26"/>
-          <w:lang w:val="en-US"/>
-        </w:rPr>
-        <w:t>Start the Directory server:</w:t>
+          <w:sz w:val="24"/>
+          <w:szCs w:val="24"/>
+          <w:lang w:val="en-US"/>
+        </w:rPr>
+        <w:t>Compilation</w:t>
+      </w:r>
+      <w:bookmarkEnd w:id="2"/>
+    </w:p>
+    <w:p>
+      <w:pPr>
+        <w:rPr>
+          <w:sz w:val="22"/>
+          <w:szCs w:val="22"/>
+        </w:rPr>
+      </w:pPr>
+      <w:r>
+        <w:rPr>
+          <w:sz w:val="22"/>
+          <w:szCs w:val="22"/>
+        </w:rPr>
+        <w:t>All source files must be compiled before running the system</w:t>
+      </w:r>
+      <w:r>
+        <w:rPr>
+          <w:sz w:val="22"/>
+          <w:szCs w:val="22"/>
+        </w:rPr>
+        <w:t>:</w:t>
       </w:r>
     </w:p>
     <w:p>
@@ -2017,9 +753,8 @@
           <w:i/>
           <w:iCs/>
           <w:color w:val="2E74B5" w:themeColor="accent5" w:themeShade="BF"/>
-          <w:sz w:val="26"/>
-          <w:szCs w:val="26"/>
-          <w:lang w:val="en-US"/>
+          <w:sz w:val="22"/>
+          <w:szCs w:val="22"/>
           <w14:shadow w14:blurRad="38100" w14:dist="25400" w14:dir="5400000" w14:sx="100000" w14:sy="100000" w14:kx="0" w14:ky="0" w14:algn="ctr">
             <w14:srgbClr w14:val="6E747A">
               <w14:alpha w14:val="57000"/>
@@ -2032,13 +767,14 @@
           </w14:textOutline>
         </w:rPr>
       </w:pPr>
+      <w:proofErr w:type="spellStart"/>
       <w:r>
         <w:rPr>
           <w:i/>
           <w:iCs/>
           <w:color w:val="2E74B5" w:themeColor="accent5" w:themeShade="BF"/>
-          <w:sz w:val="26"/>
-          <w:szCs w:val="26"/>
+          <w:sz w:val="22"/>
+          <w:szCs w:val="22"/>
           <w14:shadow w14:blurRad="38100" w14:dist="25400" w14:dir="5400000" w14:sx="100000" w14:sy="100000" w14:kx="0" w14:ky="0" w14:algn="ctr">
             <w14:srgbClr w14:val="6E747A">
               <w14:alpha w14:val="57000"/>
@@ -2050,17 +786,16 @@
             <w14:round/>
           </w14:textOutline>
         </w:rPr>
-        <w:t xml:space="preserve">java -cp out </w:t>
-      </w:r>
-      <w:proofErr w:type="spellStart"/>
-      <w:proofErr w:type="gramStart"/>
+        <w:t>javac</w:t>
+      </w:r>
+      <w:proofErr w:type="spellEnd"/>
       <w:r>
         <w:rPr>
           <w:i/>
           <w:iCs/>
           <w:color w:val="2E74B5" w:themeColor="accent5" w:themeShade="BF"/>
-          <w:sz w:val="26"/>
-          <w:szCs w:val="26"/>
+          <w:sz w:val="22"/>
+          <w:szCs w:val="22"/>
           <w14:shadow w14:blurRad="38100" w14:dist="25400" w14:dir="5400000" w14:sx="100000" w14:sy="100000" w14:kx="0" w14:ky="0" w14:algn="ctr">
             <w14:srgbClr w14:val="6E747A">
               <w14:alpha w14:val="57000"/>
@@ -2072,10 +807,196 @@
             <w14:round/>
           </w14:textOutline>
         </w:rPr>
-        <w:t>directory.Directory</w:t>
+        <w:t xml:space="preserve"> -d out </w:t>
+      </w:r>
+      <w:proofErr w:type="spellStart"/>
+      <w:r>
+        <w:rPr>
+          <w:i/>
+          <w:iCs/>
+          <w:color w:val="2E74B5" w:themeColor="accent5" w:themeShade="BF"/>
+          <w:sz w:val="22"/>
+          <w:szCs w:val="22"/>
+          <w14:shadow w14:blurRad="38100" w14:dist="25400" w14:dir="5400000" w14:sx="100000" w14:sy="100000" w14:kx="0" w14:ky="0" w14:algn="ctr">
+            <w14:srgbClr w14:val="6E747A">
+              <w14:alpha w14:val="57000"/>
+            </w14:srgbClr>
+          </w14:shadow>
+          <w14:textOutline w14:w="0" w14:cap="flat" w14:cmpd="sng" w14:algn="ctr">
+            <w14:noFill/>
+            <w14:prstDash w14:val="solid"/>
+            <w14:round/>
+          </w14:textOutline>
+        </w:rPr>
+        <w:t>src</w:t>
       </w:r>
       <w:proofErr w:type="spellEnd"/>
-      <w:proofErr w:type="gramEnd"/>
+      <w:r>
+        <w:rPr>
+          <w:i/>
+          <w:iCs/>
+          <w:color w:val="2E74B5" w:themeColor="accent5" w:themeShade="BF"/>
+          <w:sz w:val="22"/>
+          <w:szCs w:val="22"/>
+          <w14:shadow w14:blurRad="38100" w14:dist="25400" w14:dir="5400000" w14:sx="100000" w14:sy="100000" w14:kx="0" w14:ky="0" w14:algn="ctr">
+            <w14:srgbClr w14:val="6E747A">
+              <w14:alpha w14:val="57000"/>
+            </w14:srgbClr>
+          </w14:shadow>
+          <w14:textOutline w14:w="0" w14:cap="flat" w14:cmpd="sng" w14:algn="ctr">
+            <w14:noFill/>
+            <w14:prstDash w14:val="solid"/>
+            <w14:round/>
+          </w14:textOutline>
+        </w:rPr>
+        <w:t xml:space="preserve">\common\*.java </w:t>
+      </w:r>
+      <w:proofErr w:type="spellStart"/>
+      <w:r>
+        <w:rPr>
+          <w:i/>
+          <w:iCs/>
+          <w:color w:val="2E74B5" w:themeColor="accent5" w:themeShade="BF"/>
+          <w:sz w:val="22"/>
+          <w:szCs w:val="22"/>
+          <w14:shadow w14:blurRad="38100" w14:dist="25400" w14:dir="5400000" w14:sx="100000" w14:sy="100000" w14:kx="0" w14:ky="0" w14:algn="ctr">
+            <w14:srgbClr w14:val="6E747A">
+              <w14:alpha w14:val="57000"/>
+            </w14:srgbClr>
+          </w14:shadow>
+          <w14:textOutline w14:w="0" w14:cap="flat" w14:cmpd="sng" w14:algn="ctr">
+            <w14:noFill/>
+            <w14:prstDash w14:val="solid"/>
+            <w14:round/>
+          </w14:textOutline>
+        </w:rPr>
+        <w:t>src</w:t>
+      </w:r>
+      <w:proofErr w:type="spellEnd"/>
+      <w:r>
+        <w:rPr>
+          <w:i/>
+          <w:iCs/>
+          <w:color w:val="2E74B5" w:themeColor="accent5" w:themeShade="BF"/>
+          <w:sz w:val="22"/>
+          <w:szCs w:val="22"/>
+          <w14:shadow w14:blurRad="38100" w14:dist="25400" w14:dir="5400000" w14:sx="100000" w14:sy="100000" w14:kx="0" w14:ky="0" w14:algn="ctr">
+            <w14:srgbClr w14:val="6E747A">
+              <w14:alpha w14:val="57000"/>
+            </w14:srgbClr>
+          </w14:shadow>
+          <w14:textOutline w14:w="0" w14:cap="flat" w14:cmpd="sng" w14:algn="ctr">
+            <w14:noFill/>
+            <w14:prstDash w14:val="solid"/>
+            <w14:round/>
+          </w14:textOutline>
+        </w:rPr>
+        <w:t xml:space="preserve">\directory\*.java </w:t>
+      </w:r>
+      <w:proofErr w:type="spellStart"/>
+      <w:r>
+        <w:rPr>
+          <w:i/>
+          <w:iCs/>
+          <w:color w:val="2E74B5" w:themeColor="accent5" w:themeShade="BF"/>
+          <w:sz w:val="22"/>
+          <w:szCs w:val="22"/>
+          <w14:shadow w14:blurRad="38100" w14:dist="25400" w14:dir="5400000" w14:sx="100000" w14:sy="100000" w14:kx="0" w14:ky="0" w14:algn="ctr">
+            <w14:srgbClr w14:val="6E747A">
+              <w14:alpha w14:val="57000"/>
+            </w14:srgbClr>
+          </w14:shadow>
+          <w14:textOutline w14:w="0" w14:cap="flat" w14:cmpd="sng" w14:algn="ctr">
+            <w14:noFill/>
+            <w14:prstDash w14:val="solid"/>
+            <w14:round/>
+          </w14:textOutline>
+        </w:rPr>
+        <w:t>src</w:t>
+      </w:r>
+      <w:proofErr w:type="spellEnd"/>
+      <w:r>
+        <w:rPr>
+          <w:i/>
+          <w:iCs/>
+          <w:color w:val="2E74B5" w:themeColor="accent5" w:themeShade="BF"/>
+          <w:sz w:val="22"/>
+          <w:szCs w:val="22"/>
+          <w14:shadow w14:blurRad="38100" w14:dist="25400" w14:dir="5400000" w14:sx="100000" w14:sy="100000" w14:kx="0" w14:ky="0" w14:algn="ctr">
+            <w14:srgbClr w14:val="6E747A">
+              <w14:alpha w14:val="57000"/>
+            </w14:srgbClr>
+          </w14:shadow>
+          <w14:textOutline w14:w="0" w14:cap="flat" w14:cmpd="sng" w14:algn="ctr">
+            <w14:noFill/>
+            <w14:prstDash w14:val="solid"/>
+            <w14:round/>
+          </w14:textOutline>
+        </w:rPr>
+        <w:t>\daemon\*.java</w:t>
+      </w:r>
+      <w:r>
+        <w:rPr>
+          <w:i/>
+          <w:iCs/>
+          <w:color w:val="2E74B5" w:themeColor="accent5" w:themeShade="BF"/>
+          <w:sz w:val="22"/>
+          <w:szCs w:val="22"/>
+          <w14:shadow w14:blurRad="38100" w14:dist="25400" w14:dir="5400000" w14:sx="100000" w14:sy="100000" w14:kx="0" w14:ky="0" w14:algn="ctr">
+            <w14:srgbClr w14:val="6E747A">
+              <w14:alpha w14:val="57000"/>
+            </w14:srgbClr>
+          </w14:shadow>
+          <w14:textOutline w14:w="0" w14:cap="flat" w14:cmpd="sng" w14:algn="ctr">
+            <w14:noFill/>
+            <w14:prstDash w14:val="solid"/>
+            <w14:round/>
+          </w14:textOutline>
+        </w:rPr>
+        <w:t xml:space="preserve"> </w:t>
+      </w:r>
+      <w:proofErr w:type="spellStart"/>
+      <w:r>
+        <w:rPr>
+          <w:i/>
+          <w:iCs/>
+          <w:color w:val="2E74B5" w:themeColor="accent5" w:themeShade="BF"/>
+          <w:sz w:val="22"/>
+          <w:szCs w:val="22"/>
+          <w14:shadow w14:blurRad="38100" w14:dist="25400" w14:dir="5400000" w14:sx="100000" w14:sy="100000" w14:kx="0" w14:ky="0" w14:algn="ctr">
+            <w14:srgbClr w14:val="6E747A">
+              <w14:alpha w14:val="57000"/>
+            </w14:srgbClr>
+          </w14:shadow>
+          <w14:textOutline w14:w="0" w14:cap="flat" w14:cmpd="sng" w14:algn="ctr">
+            <w14:noFill/>
+            <w14:prstDash w14:val="solid"/>
+            <w14:round/>
+          </w14:textOutline>
+        </w:rPr>
+        <w:t>src</w:t>
+      </w:r>
+      <w:proofErr w:type="spellEnd"/>
+      <w:r>
+        <w:rPr>
+          <w:i/>
+          <w:iCs/>
+          <w:color w:val="2E74B5" w:themeColor="accent5" w:themeShade="BF"/>
+          <w:sz w:val="22"/>
+          <w:szCs w:val="22"/>
+          <w14:shadow w14:blurRad="38100" w14:dist="25400" w14:dir="5400000" w14:sx="100000" w14:sy="100000" w14:kx="0" w14:ky="0" w14:algn="ctr">
+            <w14:srgbClr w14:val="6E747A">
+              <w14:alpha w14:val="57000"/>
+            </w14:srgbClr>
+          </w14:shadow>
+          <w14:textOutline w14:w="0" w14:cap="flat" w14:cmpd="sng" w14:algn="ctr">
+            <w14:noFill/>
+            <w14:prstDash w14:val="solid"/>
+            <w14:round/>
+          </w14:textOutline>
+        </w:rPr>
+        <w:t>\download\*.java</w:t>
+      </w:r>
     </w:p>
     <w:p>
       <w:pPr>
@@ -2088,77 +1009,56 @@
         <w:rPr>
           <w:b/>
           <w:bCs/>
-          <w:lang w:val="en-US"/>
-        </w:rPr>
-      </w:pPr>
-      <w:bookmarkStart w:id="5" w:name="_Toc224322706"/>
+          <w:sz w:val="24"/>
+          <w:szCs w:val="24"/>
+          <w:lang w:val="en-US"/>
+        </w:rPr>
+      </w:pPr>
+      <w:bookmarkStart w:id="3" w:name="_Toc224322705"/>
       <w:r>
         <w:rPr>
           <w:b/>
           <w:bCs/>
-          <w:lang w:val="en-US"/>
-        </w:rPr>
-        <w:t>Running Daemon Clients</w:t>
-      </w:r>
-      <w:bookmarkEnd w:id="5"/>
-    </w:p>
-    <w:p>
-      <w:pPr>
-        <w:rPr>
-          <w:sz w:val="26"/>
-          <w:szCs w:val="26"/>
-        </w:rPr>
-      </w:pPr>
-      <w:r>
-        <w:rPr>
-          <w:sz w:val="26"/>
-          <w:szCs w:val="26"/>
-        </w:rPr>
-        <w:t>Each client that shares files runs a</w:t>
-      </w:r>
-      <w:r>
-        <w:rPr>
-          <w:sz w:val="26"/>
-          <w:szCs w:val="26"/>
-        </w:rPr>
-        <w:t xml:space="preserve"> Daemon </w:t>
-      </w:r>
-      <w:r>
-        <w:rPr>
-          <w:sz w:val="26"/>
-          <w:szCs w:val="26"/>
-        </w:rPr>
-        <w:t>process.</w:t>
-      </w:r>
-      <w:r>
-        <w:rPr>
-          <w:sz w:val="26"/>
-          <w:szCs w:val="26"/>
-        </w:rPr>
-        <w:t xml:space="preserve"> </w:t>
-      </w:r>
-      <w:r>
-        <w:rPr>
-          <w:sz w:val="26"/>
-          <w:szCs w:val="26"/>
-        </w:rPr>
-        <w:t>The Daemon registers its shared files in the Directory and serves file fragments through TCP sockets.</w:t>
-      </w:r>
-    </w:p>
-    <w:p>
-      <w:pPr>
-        <w:rPr>
-          <w:sz w:val="26"/>
-          <w:szCs w:val="26"/>
-          <w:lang w:val="en-US"/>
-        </w:rPr>
-      </w:pPr>
-      <w:r>
-        <w:rPr>
-          <w:sz w:val="26"/>
-          <w:szCs w:val="26"/>
-        </w:rPr>
-        <w:t>Example:</w:t>
+          <w:sz w:val="24"/>
+          <w:szCs w:val="24"/>
+          <w:lang w:val="en-US"/>
+        </w:rPr>
+        <w:t>Running the Directory Server</w:t>
+      </w:r>
+      <w:bookmarkEnd w:id="3"/>
+    </w:p>
+    <w:p>
+      <w:pPr>
+        <w:rPr>
+          <w:sz w:val="22"/>
+          <w:szCs w:val="22"/>
+          <w:lang w:val="en-US"/>
+        </w:rPr>
+      </w:pPr>
+      <w:r>
+        <w:rPr>
+          <w:sz w:val="22"/>
+          <w:szCs w:val="22"/>
+          <w:lang w:val="en-US"/>
+        </w:rPr>
+        <w:t>The Directory component maintains the list of available files and the clients hosting them.</w:t>
+      </w:r>
+    </w:p>
+    <w:p>
+      <w:pPr>
+        <w:rPr>
+          <w:sz w:val="22"/>
+          <w:szCs w:val="22"/>
+          <w:lang w:val="en-US"/>
+        </w:rPr>
+      </w:pPr>
+      <w:r>
+        <w:rPr>
+          <w:sz w:val="22"/>
+          <w:szCs w:val="22"/>
+          <w:lang w:val="en-US"/>
+        </w:rPr>
+        <w:t>Start the Directory server:</w:t>
       </w:r>
     </w:p>
     <w:p>
@@ -2168,8 +1068,8 @@
           <w:i/>
           <w:iCs/>
           <w:color w:val="2E74B5" w:themeColor="accent5" w:themeShade="BF"/>
-          <w:sz w:val="26"/>
-          <w:szCs w:val="26"/>
+          <w:sz w:val="22"/>
+          <w:szCs w:val="22"/>
           <w:lang w:val="en-US"/>
           <w14:shadow w14:blurRad="38100" w14:dist="25400" w14:dir="5400000" w14:sx="100000" w14:sy="100000" w14:kx="0" w14:ky="0" w14:algn="ctr">
             <w14:srgbClr w14:val="6E747A">
@@ -2188,9 +1088,8 @@
           <w:i/>
           <w:iCs/>
           <w:color w:val="2E74B5" w:themeColor="accent5" w:themeShade="BF"/>
-          <w:sz w:val="26"/>
-          <w:szCs w:val="26"/>
-          <w:lang w:val="en-US"/>
+          <w:sz w:val="22"/>
+          <w:szCs w:val="22"/>
           <w14:shadow w14:blurRad="38100" w14:dist="25400" w14:dir="5400000" w14:sx="100000" w14:sy="100000" w14:kx="0" w14:ky="0" w14:algn="ctr">
             <w14:srgbClr w14:val="6E747A">
               <w14:alpha w14:val="57000"/>
@@ -2211,9 +1110,8 @@
           <w:i/>
           <w:iCs/>
           <w:color w:val="2E74B5" w:themeColor="accent5" w:themeShade="BF"/>
-          <w:sz w:val="26"/>
-          <w:szCs w:val="26"/>
-          <w:lang w:val="en-US"/>
+          <w:sz w:val="22"/>
+          <w:szCs w:val="22"/>
           <w14:shadow w14:blurRad="38100" w14:dist="25400" w14:dir="5400000" w14:sx="100000" w14:sy="100000" w14:kx="0" w14:ky="0" w14:algn="ctr">
             <w14:srgbClr w14:val="6E747A">
               <w14:alpha w14:val="57000"/>
@@ -2225,430 +1123,10 @@
             <w14:round/>
           </w14:textOutline>
         </w:rPr>
-        <w:t>daemon.Daemon</w:t>
+        <w:t>directory.Directory</w:t>
       </w:r>
       <w:proofErr w:type="spellEnd"/>
       <w:proofErr w:type="gramEnd"/>
-      <w:r>
-        <w:rPr>
-          <w:i/>
-          <w:iCs/>
-          <w:color w:val="2E74B5" w:themeColor="accent5" w:themeShade="BF"/>
-          <w:sz w:val="26"/>
-          <w:szCs w:val="26"/>
-          <w:lang w:val="en-US"/>
-          <w14:shadow w14:blurRad="38100" w14:dist="25400" w14:dir="5400000" w14:sx="100000" w14:sy="100000" w14:kx="0" w14:ky="0" w14:algn="ctr">
-            <w14:srgbClr w14:val="6E747A">
-              <w14:alpha w14:val="57000"/>
-            </w14:srgbClr>
-          </w14:shadow>
-          <w14:textOutline w14:w="0" w14:cap="flat" w14:cmpd="sng" w14:algn="ctr">
-            <w14:noFill/>
-            <w14:prstDash w14:val="solid"/>
-            <w14:round/>
-          </w14:textOutline>
-        </w:rPr>
-        <w:t xml:space="preserve"> </w:t>
-      </w:r>
-      <w:r>
-        <w:rPr>
-          <w:i/>
-          <w:iCs/>
-          <w:color w:val="2E74B5" w:themeColor="accent5" w:themeShade="BF"/>
-          <w:sz w:val="26"/>
-          <w:szCs w:val="26"/>
-          <w:lang w:val="en-US"/>
-          <w14:shadow w14:blurRad="38100" w14:dist="25400" w14:dir="5400000" w14:sx="100000" w14:sy="100000" w14:kx="0" w14:ky="0" w14:algn="ctr">
-            <w14:srgbClr w14:val="6E747A">
-              <w14:alpha w14:val="57000"/>
-            </w14:srgbClr>
-          </w14:shadow>
-          <w14:textOutline w14:w="0" w14:cap="flat" w14:cmpd="sng" w14:algn="ctr">
-            <w14:noFill/>
-            <w14:prstDash w14:val="solid"/>
-            <w14:round/>
-          </w14:textOutline>
-        </w:rPr>
-        <w:t xml:space="preserve">5000 </w:t>
-      </w:r>
-      <w:r>
-        <w:rPr>
-          <w:i/>
-          <w:iCs/>
-          <w:color w:val="2E74B5" w:themeColor="accent5" w:themeShade="BF"/>
-          <w:sz w:val="26"/>
-          <w:szCs w:val="26"/>
-          <w:lang w:val="en-US"/>
-          <w14:shadow w14:blurRad="38100" w14:dist="25400" w14:dir="5400000" w14:sx="100000" w14:sy="100000" w14:kx="0" w14:ky="0" w14:algn="ctr">
-            <w14:srgbClr w14:val="6E747A">
-              <w14:alpha w14:val="57000"/>
-            </w14:srgbClr>
-          </w14:shadow>
-          <w14:textOutline w14:w="0" w14:cap="flat" w14:cmpd="sng" w14:algn="ctr">
-            <w14:noFill/>
-            <w14:prstDash w14:val="solid"/>
-            <w14:round/>
-          </w14:textOutline>
-        </w:rPr>
-        <w:t>shared1</w:t>
-      </w:r>
-    </w:p>
-    <w:p>
-      <w:pPr>
-        <w:jc w:val="left"/>
-        <w:rPr>
-          <w:i/>
-          <w:iCs/>
-          <w:color w:val="2E74B5" w:themeColor="accent5" w:themeShade="BF"/>
-          <w:sz w:val="26"/>
-          <w:szCs w:val="26"/>
-          <w:lang w:val="en-US"/>
-          <w14:shadow w14:blurRad="38100" w14:dist="25400" w14:dir="5400000" w14:sx="100000" w14:sy="100000" w14:kx="0" w14:ky="0" w14:algn="ctr">
-            <w14:srgbClr w14:val="6E747A">
-              <w14:alpha w14:val="57000"/>
-            </w14:srgbClr>
-          </w14:shadow>
-          <w14:textOutline w14:w="0" w14:cap="flat" w14:cmpd="sng" w14:algn="ctr">
-            <w14:noFill/>
-            <w14:prstDash w14:val="solid"/>
-            <w14:round/>
-          </w14:textOutline>
-        </w:rPr>
-      </w:pPr>
-      <w:r>
-        <w:rPr>
-          <w:i/>
-          <w:iCs/>
-          <w:color w:val="2E74B5" w:themeColor="accent5" w:themeShade="BF"/>
-          <w:sz w:val="26"/>
-          <w:szCs w:val="26"/>
-          <w:lang w:val="en-US"/>
-          <w14:shadow w14:blurRad="38100" w14:dist="25400" w14:dir="5400000" w14:sx="100000" w14:sy="100000" w14:kx="0" w14:ky="0" w14:algn="ctr">
-            <w14:srgbClr w14:val="6E747A">
-              <w14:alpha w14:val="57000"/>
-            </w14:srgbClr>
-          </w14:shadow>
-          <w14:textOutline w14:w="0" w14:cap="flat" w14:cmpd="sng" w14:algn="ctr">
-            <w14:noFill/>
-            <w14:prstDash w14:val="solid"/>
-            <w14:round/>
-          </w14:textOutline>
-        </w:rPr>
-        <w:t xml:space="preserve">java -cp out </w:t>
-      </w:r>
-      <w:proofErr w:type="spellStart"/>
-      <w:proofErr w:type="gramStart"/>
-      <w:r>
-        <w:rPr>
-          <w:i/>
-          <w:iCs/>
-          <w:color w:val="2E74B5" w:themeColor="accent5" w:themeShade="BF"/>
-          <w:sz w:val="26"/>
-          <w:szCs w:val="26"/>
-          <w:lang w:val="en-US"/>
-          <w14:shadow w14:blurRad="38100" w14:dist="25400" w14:dir="5400000" w14:sx="100000" w14:sy="100000" w14:kx="0" w14:ky="0" w14:algn="ctr">
-            <w14:srgbClr w14:val="6E747A">
-              <w14:alpha w14:val="57000"/>
-            </w14:srgbClr>
-          </w14:shadow>
-          <w14:textOutline w14:w="0" w14:cap="flat" w14:cmpd="sng" w14:algn="ctr">
-            <w14:noFill/>
-            <w14:prstDash w14:val="solid"/>
-            <w14:round/>
-          </w14:textOutline>
-        </w:rPr>
-        <w:t>daemon.Daemon</w:t>
-      </w:r>
-      <w:proofErr w:type="spellEnd"/>
-      <w:proofErr w:type="gramEnd"/>
-      <w:r>
-        <w:rPr>
-          <w:i/>
-          <w:iCs/>
-          <w:color w:val="2E74B5" w:themeColor="accent5" w:themeShade="BF"/>
-          <w:sz w:val="26"/>
-          <w:szCs w:val="26"/>
-          <w:lang w:val="en-US"/>
-          <w14:shadow w14:blurRad="38100" w14:dist="25400" w14:dir="5400000" w14:sx="100000" w14:sy="100000" w14:kx="0" w14:ky="0" w14:algn="ctr">
-            <w14:srgbClr w14:val="6E747A">
-              <w14:alpha w14:val="57000"/>
-            </w14:srgbClr>
-          </w14:shadow>
-          <w14:textOutline w14:w="0" w14:cap="flat" w14:cmpd="sng" w14:algn="ctr">
-            <w14:noFill/>
-            <w14:prstDash w14:val="solid"/>
-            <w14:round/>
-          </w14:textOutline>
-        </w:rPr>
-        <w:t xml:space="preserve"> </w:t>
-      </w:r>
-      <w:r>
-        <w:rPr>
-          <w:i/>
-          <w:iCs/>
-          <w:color w:val="2E74B5" w:themeColor="accent5" w:themeShade="BF"/>
-          <w:sz w:val="26"/>
-          <w:szCs w:val="26"/>
-          <w:lang w:val="en-US"/>
-          <w14:shadow w14:blurRad="38100" w14:dist="25400" w14:dir="5400000" w14:sx="100000" w14:sy="100000" w14:kx="0" w14:ky="0" w14:algn="ctr">
-            <w14:srgbClr w14:val="6E747A">
-              <w14:alpha w14:val="57000"/>
-            </w14:srgbClr>
-          </w14:shadow>
-          <w14:textOutline w14:w="0" w14:cap="flat" w14:cmpd="sng" w14:algn="ctr">
-            <w14:noFill/>
-            <w14:prstDash w14:val="solid"/>
-            <w14:round/>
-          </w14:textOutline>
-        </w:rPr>
-        <w:t>500</w:t>
-      </w:r>
-      <w:r>
-        <w:rPr>
-          <w:i/>
-          <w:iCs/>
-          <w:color w:val="2E74B5" w:themeColor="accent5" w:themeShade="BF"/>
-          <w:sz w:val="26"/>
-          <w:szCs w:val="26"/>
-          <w:lang w:val="en-US"/>
-          <w14:shadow w14:blurRad="38100" w14:dist="25400" w14:dir="5400000" w14:sx="100000" w14:sy="100000" w14:kx="0" w14:ky="0" w14:algn="ctr">
-            <w14:srgbClr w14:val="6E747A">
-              <w14:alpha w14:val="57000"/>
-            </w14:srgbClr>
-          </w14:shadow>
-          <w14:textOutline w14:w="0" w14:cap="flat" w14:cmpd="sng" w14:algn="ctr">
-            <w14:noFill/>
-            <w14:prstDash w14:val="solid"/>
-            <w14:round/>
-          </w14:textOutline>
-        </w:rPr>
-        <w:t>1</w:t>
-      </w:r>
-      <w:r>
-        <w:rPr>
-          <w:i/>
-          <w:iCs/>
-          <w:color w:val="2E74B5" w:themeColor="accent5" w:themeShade="BF"/>
-          <w:sz w:val="26"/>
-          <w:szCs w:val="26"/>
-          <w:lang w:val="en-US"/>
-          <w14:shadow w14:blurRad="38100" w14:dist="25400" w14:dir="5400000" w14:sx="100000" w14:sy="100000" w14:kx="0" w14:ky="0" w14:algn="ctr">
-            <w14:srgbClr w14:val="6E747A">
-              <w14:alpha w14:val="57000"/>
-            </w14:srgbClr>
-          </w14:shadow>
-          <w14:textOutline w14:w="0" w14:cap="flat" w14:cmpd="sng" w14:algn="ctr">
-            <w14:noFill/>
-            <w14:prstDash w14:val="solid"/>
-            <w14:round/>
-          </w14:textOutline>
-        </w:rPr>
-        <w:t xml:space="preserve"> </w:t>
-      </w:r>
-      <w:r>
-        <w:rPr>
-          <w:i/>
-          <w:iCs/>
-          <w:color w:val="2E74B5" w:themeColor="accent5" w:themeShade="BF"/>
-          <w:sz w:val="26"/>
-          <w:szCs w:val="26"/>
-          <w:lang w:val="en-US"/>
-          <w14:shadow w14:blurRad="38100" w14:dist="25400" w14:dir="5400000" w14:sx="100000" w14:sy="100000" w14:kx="0" w14:ky="0" w14:algn="ctr">
-            <w14:srgbClr w14:val="6E747A">
-              <w14:alpha w14:val="57000"/>
-            </w14:srgbClr>
-          </w14:shadow>
-          <w14:textOutline w14:w="0" w14:cap="flat" w14:cmpd="sng" w14:algn="ctr">
-            <w14:noFill/>
-            <w14:prstDash w14:val="solid"/>
-            <w14:round/>
-          </w14:textOutline>
-        </w:rPr>
-        <w:t>shared</w:t>
-      </w:r>
-      <w:r>
-        <w:rPr>
-          <w:i/>
-          <w:iCs/>
-          <w:color w:val="2E74B5" w:themeColor="accent5" w:themeShade="BF"/>
-          <w:sz w:val="26"/>
-          <w:szCs w:val="26"/>
-          <w:lang w:val="en-US"/>
-          <w14:shadow w14:blurRad="38100" w14:dist="25400" w14:dir="5400000" w14:sx="100000" w14:sy="100000" w14:kx="0" w14:ky="0" w14:algn="ctr">
-            <w14:srgbClr w14:val="6E747A">
-              <w14:alpha w14:val="57000"/>
-            </w14:srgbClr>
-          </w14:shadow>
-          <w14:textOutline w14:w="0" w14:cap="flat" w14:cmpd="sng" w14:algn="ctr">
-            <w14:noFill/>
-            <w14:prstDash w14:val="solid"/>
-            <w14:round/>
-          </w14:textOutline>
-        </w:rPr>
-        <w:t>2</w:t>
-      </w:r>
-    </w:p>
-    <w:p>
-      <w:pPr>
-        <w:jc w:val="left"/>
-        <w:rPr>
-          <w:sz w:val="26"/>
-          <w:szCs w:val="26"/>
-          <w:lang w:val="en-US"/>
-        </w:rPr>
-      </w:pPr>
-      <w:proofErr w:type="gramStart"/>
-      <w:r>
-        <w:rPr>
-          <w:i/>
-          <w:iCs/>
-          <w:color w:val="2E74B5" w:themeColor="accent5" w:themeShade="BF"/>
-          <w:sz w:val="26"/>
-          <w:szCs w:val="26"/>
-          <w:lang w:val="en-US"/>
-          <w14:shadow w14:blurRad="38100" w14:dist="25400" w14:dir="5400000" w14:sx="100000" w14:sy="100000" w14:kx="0" w14:ky="0" w14:algn="ctr">
-            <w14:srgbClr w14:val="6E747A">
-              <w14:alpha w14:val="57000"/>
-            </w14:srgbClr>
-          </w14:shadow>
-          <w14:textOutline w14:w="0" w14:cap="flat" w14:cmpd="sng" w14:algn="ctr">
-            <w14:noFill/>
-            <w14:prstDash w14:val="solid"/>
-            <w14:round/>
-          </w14:textOutline>
-        </w:rPr>
-        <w:t>..</w:t>
-      </w:r>
-      <w:proofErr w:type="gramEnd"/>
-      <w:r>
-        <w:rPr>
-          <w:i/>
-          <w:iCs/>
-          <w:color w:val="2E74B5" w:themeColor="accent5" w:themeShade="BF"/>
-          <w:sz w:val="26"/>
-          <w:szCs w:val="26"/>
-          <w:lang w:val="en-US"/>
-          <w14:shadow w14:blurRad="38100" w14:dist="25400" w14:dir="5400000" w14:sx="100000" w14:sy="100000" w14:kx="0" w14:ky="0" w14:algn="ctr">
-            <w14:srgbClr w14:val="6E747A">
-              <w14:alpha w14:val="57000"/>
-            </w14:srgbClr>
-          </w14:shadow>
-          <w14:textOutline w14:w="0" w14:cap="flat" w14:cmpd="sng" w14:algn="ctr">
-            <w14:noFill/>
-            <w14:prstDash w14:val="solid"/>
-            <w14:round/>
-          </w14:textOutline>
-        </w:rPr>
-        <w:br/>
-      </w:r>
-      <w:r>
-        <w:rPr>
-          <w:sz w:val="26"/>
-          <w:szCs w:val="26"/>
-          <w:lang w:val="en-US"/>
-        </w:rPr>
-        <w:t xml:space="preserve">Where </w:t>
-      </w:r>
-      <w:r>
-        <w:rPr>
-          <w:i/>
-          <w:iCs/>
-          <w:color w:val="2E74B5" w:themeColor="accent5" w:themeShade="BF"/>
-          <w:sz w:val="26"/>
-          <w:szCs w:val="26"/>
-          <w:lang w:val="en-US"/>
-          <w14:shadow w14:blurRad="38100" w14:dist="25400" w14:dir="5400000" w14:sx="100000" w14:sy="100000" w14:kx="0" w14:ky="0" w14:algn="ctr">
-            <w14:srgbClr w14:val="6E747A">
-              <w14:alpha w14:val="57000"/>
-            </w14:srgbClr>
-          </w14:shadow>
-          <w14:textOutline w14:w="0" w14:cap="flat" w14:cmpd="sng" w14:algn="ctr">
-            <w14:noFill/>
-            <w14:prstDash w14:val="solid"/>
-            <w14:round/>
-          </w14:textOutline>
-        </w:rPr>
-        <w:t>5000</w:t>
-      </w:r>
-      <w:r>
-        <w:rPr>
-          <w:i/>
-          <w:iCs/>
-          <w:color w:val="2E74B5" w:themeColor="accent5" w:themeShade="BF"/>
-          <w:sz w:val="26"/>
-          <w:szCs w:val="26"/>
-          <w:lang w:val="en-US"/>
-          <w14:shadow w14:blurRad="38100" w14:dist="25400" w14:dir="5400000" w14:sx="100000" w14:sy="100000" w14:kx="0" w14:ky="0" w14:algn="ctr">
-            <w14:srgbClr w14:val="6E747A">
-              <w14:alpha w14:val="57000"/>
-            </w14:srgbClr>
-          </w14:shadow>
-          <w14:textOutline w14:w="0" w14:cap="flat" w14:cmpd="sng" w14:algn="ctr">
-            <w14:noFill/>
-            <w14:prstDash w14:val="solid"/>
-            <w14:round/>
-          </w14:textOutline>
-        </w:rPr>
-        <w:t>,5001</w:t>
-      </w:r>
-      <w:r>
-        <w:rPr>
-          <w:sz w:val="26"/>
-          <w:szCs w:val="26"/>
-          <w:lang w:val="en-US"/>
-        </w:rPr>
-        <w:t xml:space="preserve"> are the Daemon port and </w:t>
-      </w:r>
-      <w:r>
-        <w:rPr>
-          <w:i/>
-          <w:iCs/>
-          <w:color w:val="2E74B5" w:themeColor="accent5" w:themeShade="BF"/>
-          <w:sz w:val="26"/>
-          <w:szCs w:val="26"/>
-          <w:lang w:val="en-US"/>
-          <w14:shadow w14:blurRad="38100" w14:dist="25400" w14:dir="5400000" w14:sx="100000" w14:sy="100000" w14:kx="0" w14:ky="0" w14:algn="ctr">
-            <w14:srgbClr w14:val="6E747A">
-              <w14:alpha w14:val="57000"/>
-            </w14:srgbClr>
-          </w14:shadow>
-          <w14:textOutline w14:w="0" w14:cap="flat" w14:cmpd="sng" w14:algn="ctr">
-            <w14:noFill/>
-            <w14:prstDash w14:val="solid"/>
-            <w14:round/>
-          </w14:textOutline>
-        </w:rPr>
-        <w:t>shared</w:t>
-      </w:r>
-      <w:r>
-        <w:rPr>
-          <w:i/>
-          <w:iCs/>
-          <w:color w:val="2E74B5" w:themeColor="accent5" w:themeShade="BF"/>
-          <w:sz w:val="26"/>
-          <w:szCs w:val="26"/>
-          <w:lang w:val="en-US"/>
-          <w14:shadow w14:blurRad="38100" w14:dist="25400" w14:dir="5400000" w14:sx="100000" w14:sy="100000" w14:kx="0" w14:ky="0" w14:algn="ctr">
-            <w14:srgbClr w14:val="6E747A">
-              <w14:alpha w14:val="57000"/>
-            </w14:srgbClr>
-          </w14:shadow>
-          <w14:textOutline w14:w="0" w14:cap="flat" w14:cmpd="sng" w14:algn="ctr">
-            <w14:noFill/>
-            <w14:prstDash w14:val="solid"/>
-            <w14:round/>
-          </w14:textOutline>
-        </w:rPr>
-        <w:t>1, shared2</w:t>
-      </w:r>
-      <w:r>
-        <w:rPr>
-          <w:sz w:val="26"/>
-          <w:szCs w:val="26"/>
-          <w:lang w:val="en-US"/>
-        </w:rPr>
-        <w:t xml:space="preserve"> is the folder containing shared files</w:t>
-      </w:r>
     </w:p>
     <w:p>
       <w:pPr>
@@ -2661,35 +1139,67 @@
         <w:rPr>
           <w:b/>
           <w:bCs/>
-          <w:lang w:val="en-US"/>
-        </w:rPr>
-      </w:pPr>
-      <w:bookmarkStart w:id="6" w:name="_Toc224322707"/>
+          <w:sz w:val="24"/>
+          <w:szCs w:val="24"/>
+          <w:lang w:val="en-US"/>
+        </w:rPr>
+      </w:pPr>
+      <w:bookmarkStart w:id="4" w:name="_Toc224322706"/>
       <w:r>
         <w:rPr>
           <w:b/>
           <w:bCs/>
-          <w:lang w:val="en-US"/>
-        </w:rPr>
-        <w:t>Running the Download Client</w:t>
-      </w:r>
-      <w:bookmarkEnd w:id="6"/>
-    </w:p>
-    <w:p>
-      <w:pPr>
-        <w:rPr>
-          <w:sz w:val="26"/>
-          <w:szCs w:val="26"/>
-          <w:lang w:val="en-US"/>
-        </w:rPr>
-      </w:pPr>
-      <w:r>
-        <w:rPr>
-          <w:sz w:val="26"/>
-          <w:szCs w:val="26"/>
-          <w:lang w:val="en-US"/>
-        </w:rPr>
-        <w:t>To download a file, run:</w:t>
+          <w:sz w:val="24"/>
+          <w:szCs w:val="24"/>
+          <w:lang w:val="en-US"/>
+        </w:rPr>
+        <w:t>Running Daemon Clients</w:t>
+      </w:r>
+      <w:bookmarkEnd w:id="4"/>
+    </w:p>
+    <w:p>
+      <w:pPr>
+        <w:rPr>
+          <w:sz w:val="22"/>
+          <w:szCs w:val="22"/>
+        </w:rPr>
+      </w:pPr>
+      <w:r>
+        <w:rPr>
+          <w:sz w:val="22"/>
+          <w:szCs w:val="22"/>
+        </w:rPr>
+        <w:t>Each client that shares files runs a</w:t>
+      </w:r>
+      <w:r>
+        <w:rPr>
+          <w:sz w:val="22"/>
+          <w:szCs w:val="22"/>
+        </w:rPr>
+        <w:t xml:space="preserve"> Daemon </w:t>
+      </w:r>
+      <w:r>
+        <w:rPr>
+          <w:sz w:val="22"/>
+          <w:szCs w:val="22"/>
+        </w:rPr>
+        <w:t>process. The Daemon registers its shared files in the Directory and serves file fragments through TCP sockets.</w:t>
+      </w:r>
+    </w:p>
+    <w:p>
+      <w:pPr>
+        <w:rPr>
+          <w:sz w:val="22"/>
+          <w:szCs w:val="22"/>
+          <w:lang w:val="en-US"/>
+        </w:rPr>
+      </w:pPr>
+      <w:r>
+        <w:rPr>
+          <w:sz w:val="22"/>
+          <w:szCs w:val="22"/>
+        </w:rPr>
+        <w:t>Example:</w:t>
       </w:r>
     </w:p>
     <w:p>
@@ -2699,8 +1209,8 @@
           <w:i/>
           <w:iCs/>
           <w:color w:val="2E74B5" w:themeColor="accent5" w:themeShade="BF"/>
-          <w:sz w:val="26"/>
-          <w:szCs w:val="26"/>
+          <w:sz w:val="22"/>
+          <w:szCs w:val="22"/>
           <w:lang w:val="en-US"/>
           <w14:shadow w14:blurRad="38100" w14:dist="25400" w14:dir="5400000" w14:sx="100000" w14:sy="100000" w14:kx="0" w14:ky="0" w14:algn="ctr">
             <w14:srgbClr w14:val="6E747A">
@@ -2719,8 +1229,8 @@
           <w:i/>
           <w:iCs/>
           <w:color w:val="2E74B5" w:themeColor="accent5" w:themeShade="BF"/>
-          <w:sz w:val="26"/>
-          <w:szCs w:val="26"/>
+          <w:sz w:val="22"/>
+          <w:szCs w:val="22"/>
           <w:lang w:val="en-US"/>
           <w14:shadow w14:blurRad="38100" w14:dist="25400" w14:dir="5400000" w14:sx="100000" w14:sy="100000" w14:kx="0" w14:ky="0" w14:algn="ctr">
             <w14:srgbClr w14:val="6E747A">
@@ -2742,8 +1252,8 @@
           <w:i/>
           <w:iCs/>
           <w:color w:val="2E74B5" w:themeColor="accent5" w:themeShade="BF"/>
-          <w:sz w:val="26"/>
-          <w:szCs w:val="26"/>
+          <w:sz w:val="22"/>
+          <w:szCs w:val="22"/>
           <w:lang w:val="en-US"/>
           <w14:shadow w14:blurRad="38100" w14:dist="25400" w14:dir="5400000" w14:sx="100000" w14:sy="100000" w14:kx="0" w14:ky="0" w14:algn="ctr">
             <w14:srgbClr w14:val="6E747A">
@@ -2756,7 +1266,7 @@
             <w14:round/>
           </w14:textOutline>
         </w:rPr>
-        <w:t>download.Download</w:t>
+        <w:t>daemon.Daemon</w:t>
       </w:r>
       <w:proofErr w:type="spellEnd"/>
       <w:proofErr w:type="gramEnd"/>
@@ -2765,8 +1275,8 @@
           <w:i/>
           <w:iCs/>
           <w:color w:val="2E74B5" w:themeColor="accent5" w:themeShade="BF"/>
-          <w:sz w:val="26"/>
-          <w:szCs w:val="26"/>
+          <w:sz w:val="22"/>
+          <w:szCs w:val="22"/>
           <w:lang w:val="en-US"/>
           <w14:shadow w14:blurRad="38100" w14:dist="25400" w14:dir="5400000" w14:sx="100000" w14:sy="100000" w14:kx="0" w14:ky="0" w14:algn="ctr">
             <w14:srgbClr w14:val="6E747A">
@@ -2779,39 +1289,484 @@
             <w14:round/>
           </w14:textOutline>
         </w:rPr>
+        <w:t xml:space="preserve"> </w:t>
+      </w:r>
+      <w:r>
+        <w:rPr>
+          <w:i/>
+          <w:iCs/>
+          <w:color w:val="2E74B5" w:themeColor="accent5" w:themeShade="BF"/>
+          <w:sz w:val="22"/>
+          <w:szCs w:val="22"/>
+          <w:lang w:val="en-US"/>
+          <w14:shadow w14:blurRad="38100" w14:dist="25400" w14:dir="5400000" w14:sx="100000" w14:sy="100000" w14:kx="0" w14:ky="0" w14:algn="ctr">
+            <w14:srgbClr w14:val="6E747A">
+              <w14:alpha w14:val="57000"/>
+            </w14:srgbClr>
+          </w14:shadow>
+          <w14:textOutline w14:w="0" w14:cap="flat" w14:cmpd="sng" w14:algn="ctr">
+            <w14:noFill/>
+            <w14:prstDash w14:val="solid"/>
+            <w14:round/>
+          </w14:textOutline>
+        </w:rPr>
+        <w:t xml:space="preserve">5000 </w:t>
+      </w:r>
+      <w:r>
+        <w:rPr>
+          <w:i/>
+          <w:iCs/>
+          <w:color w:val="2E74B5" w:themeColor="accent5" w:themeShade="BF"/>
+          <w:sz w:val="22"/>
+          <w:szCs w:val="22"/>
+          <w:lang w:val="en-US"/>
+          <w14:shadow w14:blurRad="38100" w14:dist="25400" w14:dir="5400000" w14:sx="100000" w14:sy="100000" w14:kx="0" w14:ky="0" w14:algn="ctr">
+            <w14:srgbClr w14:val="6E747A">
+              <w14:alpha w14:val="57000"/>
+            </w14:srgbClr>
+          </w14:shadow>
+          <w14:textOutline w14:w="0" w14:cap="flat" w14:cmpd="sng" w14:algn="ctr">
+            <w14:noFill/>
+            <w14:prstDash w14:val="solid"/>
+            <w14:round/>
+          </w14:textOutline>
+        </w:rPr>
+        <w:t>shared1</w:t>
+      </w:r>
+    </w:p>
+    <w:p>
+      <w:pPr>
+        <w:jc w:val="left"/>
+        <w:rPr>
+          <w:i/>
+          <w:iCs/>
+          <w:color w:val="2E74B5" w:themeColor="accent5" w:themeShade="BF"/>
+          <w:sz w:val="22"/>
+          <w:szCs w:val="22"/>
+          <w:lang w:val="en-US"/>
+          <w14:shadow w14:blurRad="38100" w14:dist="25400" w14:dir="5400000" w14:sx="100000" w14:sy="100000" w14:kx="0" w14:ky="0" w14:algn="ctr">
+            <w14:srgbClr w14:val="6E747A">
+              <w14:alpha w14:val="57000"/>
+            </w14:srgbClr>
+          </w14:shadow>
+          <w14:textOutline w14:w="0" w14:cap="flat" w14:cmpd="sng" w14:algn="ctr">
+            <w14:noFill/>
+            <w14:prstDash w14:val="solid"/>
+            <w14:round/>
+          </w14:textOutline>
+        </w:rPr>
+      </w:pPr>
+      <w:r>
+        <w:rPr>
+          <w:i/>
+          <w:iCs/>
+          <w:color w:val="2E74B5" w:themeColor="accent5" w:themeShade="BF"/>
+          <w:sz w:val="22"/>
+          <w:szCs w:val="22"/>
+          <w:lang w:val="en-US"/>
+          <w14:shadow w14:blurRad="38100" w14:dist="25400" w14:dir="5400000" w14:sx="100000" w14:sy="100000" w14:kx="0" w14:ky="0" w14:algn="ctr">
+            <w14:srgbClr w14:val="6E747A">
+              <w14:alpha w14:val="57000"/>
+            </w14:srgbClr>
+          </w14:shadow>
+          <w14:textOutline w14:w="0" w14:cap="flat" w14:cmpd="sng" w14:algn="ctr">
+            <w14:noFill/>
+            <w14:prstDash w14:val="solid"/>
+            <w14:round/>
+          </w14:textOutline>
+        </w:rPr>
+        <w:t xml:space="preserve">java -cp out </w:t>
+      </w:r>
+      <w:proofErr w:type="spellStart"/>
+      <w:proofErr w:type="gramStart"/>
+      <w:r>
+        <w:rPr>
+          <w:i/>
+          <w:iCs/>
+          <w:color w:val="2E74B5" w:themeColor="accent5" w:themeShade="BF"/>
+          <w:sz w:val="22"/>
+          <w:szCs w:val="22"/>
+          <w:lang w:val="en-US"/>
+          <w14:shadow w14:blurRad="38100" w14:dist="25400" w14:dir="5400000" w14:sx="100000" w14:sy="100000" w14:kx="0" w14:ky="0" w14:algn="ctr">
+            <w14:srgbClr w14:val="6E747A">
+              <w14:alpha w14:val="57000"/>
+            </w14:srgbClr>
+          </w14:shadow>
+          <w14:textOutline w14:w="0" w14:cap="flat" w14:cmpd="sng" w14:algn="ctr">
+            <w14:noFill/>
+            <w14:prstDash w14:val="solid"/>
+            <w14:round/>
+          </w14:textOutline>
+        </w:rPr>
+        <w:t>daemon.Daemon</w:t>
+      </w:r>
+      <w:proofErr w:type="spellEnd"/>
+      <w:proofErr w:type="gramEnd"/>
+      <w:r>
+        <w:rPr>
+          <w:i/>
+          <w:iCs/>
+          <w:color w:val="2E74B5" w:themeColor="accent5" w:themeShade="BF"/>
+          <w:sz w:val="22"/>
+          <w:szCs w:val="22"/>
+          <w:lang w:val="en-US"/>
+          <w14:shadow w14:blurRad="38100" w14:dist="25400" w14:dir="5400000" w14:sx="100000" w14:sy="100000" w14:kx="0" w14:ky="0" w14:algn="ctr">
+            <w14:srgbClr w14:val="6E747A">
+              <w14:alpha w14:val="57000"/>
+            </w14:srgbClr>
+          </w14:shadow>
+          <w14:textOutline w14:w="0" w14:cap="flat" w14:cmpd="sng" w14:algn="ctr">
+            <w14:noFill/>
+            <w14:prstDash w14:val="solid"/>
+            <w14:round/>
+          </w14:textOutline>
+        </w:rPr>
+        <w:t xml:space="preserve"> 5001 shared2</w:t>
+      </w:r>
+    </w:p>
+    <w:p>
+      <w:pPr>
+        <w:jc w:val="left"/>
+        <w:rPr>
+          <w:sz w:val="22"/>
+          <w:szCs w:val="22"/>
+          <w:lang w:val="en-US"/>
+        </w:rPr>
+      </w:pPr>
+      <w:proofErr w:type="gramStart"/>
+      <w:r>
+        <w:rPr>
+          <w:i/>
+          <w:iCs/>
+          <w:color w:val="2E74B5" w:themeColor="accent5" w:themeShade="BF"/>
+          <w:sz w:val="22"/>
+          <w:szCs w:val="22"/>
+          <w:lang w:val="en-US"/>
+          <w14:shadow w14:blurRad="38100" w14:dist="25400" w14:dir="5400000" w14:sx="100000" w14:sy="100000" w14:kx="0" w14:ky="0" w14:algn="ctr">
+            <w14:srgbClr w14:val="6E747A">
+              <w14:alpha w14:val="57000"/>
+            </w14:srgbClr>
+          </w14:shadow>
+          <w14:textOutline w14:w="0" w14:cap="flat" w14:cmpd="sng" w14:algn="ctr">
+            <w14:noFill/>
+            <w14:prstDash w14:val="solid"/>
+            <w14:round/>
+          </w14:textOutline>
+        </w:rPr>
+        <w:t>..</w:t>
+      </w:r>
+      <w:proofErr w:type="gramEnd"/>
+      <w:r>
+        <w:rPr>
+          <w:i/>
+          <w:iCs/>
+          <w:color w:val="2E74B5" w:themeColor="accent5" w:themeShade="BF"/>
+          <w:sz w:val="22"/>
+          <w:szCs w:val="22"/>
+          <w:lang w:val="en-US"/>
+          <w14:shadow w14:blurRad="38100" w14:dist="25400" w14:dir="5400000" w14:sx="100000" w14:sy="100000" w14:kx="0" w14:ky="0" w14:algn="ctr">
+            <w14:srgbClr w14:val="6E747A">
+              <w14:alpha w14:val="57000"/>
+            </w14:srgbClr>
+          </w14:shadow>
+          <w14:textOutline w14:w="0" w14:cap="flat" w14:cmpd="sng" w14:algn="ctr">
+            <w14:noFill/>
+            <w14:prstDash w14:val="solid"/>
+            <w14:round/>
+          </w14:textOutline>
+        </w:rPr>
+        <w:br/>
+      </w:r>
+      <w:r>
+        <w:rPr>
+          <w:sz w:val="22"/>
+          <w:szCs w:val="22"/>
+          <w:lang w:val="en-US"/>
+        </w:rPr>
+        <w:t xml:space="preserve">Where </w:t>
+      </w:r>
+      <w:r>
+        <w:rPr>
+          <w:i/>
+          <w:iCs/>
+          <w:color w:val="2E74B5" w:themeColor="accent5" w:themeShade="BF"/>
+          <w:sz w:val="22"/>
+          <w:szCs w:val="22"/>
+          <w:lang w:val="en-US"/>
+          <w14:shadow w14:blurRad="38100" w14:dist="25400" w14:dir="5400000" w14:sx="100000" w14:sy="100000" w14:kx="0" w14:ky="0" w14:algn="ctr">
+            <w14:srgbClr w14:val="6E747A">
+              <w14:alpha w14:val="57000"/>
+            </w14:srgbClr>
+          </w14:shadow>
+          <w14:textOutline w14:w="0" w14:cap="flat" w14:cmpd="sng" w14:algn="ctr">
+            <w14:noFill/>
+            <w14:prstDash w14:val="solid"/>
+            <w14:round/>
+          </w14:textOutline>
+        </w:rPr>
+        <w:t>5000,5001</w:t>
+      </w:r>
+      <w:r>
+        <w:rPr>
+          <w:sz w:val="22"/>
+          <w:szCs w:val="22"/>
+          <w:lang w:val="en-US"/>
+        </w:rPr>
+        <w:t xml:space="preserve"> are the Daemon port and </w:t>
+      </w:r>
+      <w:r>
+        <w:rPr>
+          <w:i/>
+          <w:iCs/>
+          <w:color w:val="2E74B5" w:themeColor="accent5" w:themeShade="BF"/>
+          <w:sz w:val="22"/>
+          <w:szCs w:val="22"/>
+          <w:lang w:val="en-US"/>
+          <w14:shadow w14:blurRad="38100" w14:dist="25400" w14:dir="5400000" w14:sx="100000" w14:sy="100000" w14:kx="0" w14:ky="0" w14:algn="ctr">
+            <w14:srgbClr w14:val="6E747A">
+              <w14:alpha w14:val="57000"/>
+            </w14:srgbClr>
+          </w14:shadow>
+          <w14:textOutline w14:w="0" w14:cap="flat" w14:cmpd="sng" w14:algn="ctr">
+            <w14:noFill/>
+            <w14:prstDash w14:val="solid"/>
+            <w14:round/>
+          </w14:textOutline>
+        </w:rPr>
+        <w:t>shared1, shared2</w:t>
+      </w:r>
+      <w:r>
+        <w:rPr>
+          <w:sz w:val="22"/>
+          <w:szCs w:val="22"/>
+          <w:lang w:val="en-US"/>
+        </w:rPr>
+        <w:t xml:space="preserve"> is the folder containing shared files</w:t>
+      </w:r>
+    </w:p>
+    <w:p>
+      <w:pPr>
+        <w:pStyle w:val="Heading2"/>
+        <w:numPr>
+          <w:ilvl w:val="0"/>
+          <w:numId w:val="4"/>
+        </w:numPr>
+        <w:spacing w:line="240" w:lineRule="auto"/>
+        <w:rPr>
+          <w:b/>
+          <w:bCs/>
+          <w:sz w:val="24"/>
+          <w:szCs w:val="24"/>
+          <w:lang w:val="en-US"/>
+        </w:rPr>
+      </w:pPr>
+      <w:bookmarkStart w:id="5" w:name="_Toc224322707"/>
+      <w:r>
+        <w:rPr>
+          <w:b/>
+          <w:bCs/>
+          <w:sz w:val="24"/>
+          <w:szCs w:val="24"/>
+          <w:lang w:val="en-US"/>
+        </w:rPr>
+        <w:t>Running the Download Client</w:t>
+      </w:r>
+      <w:bookmarkEnd w:id="5"/>
+    </w:p>
+    <w:p>
+      <w:pPr>
+        <w:rPr>
+          <w:sz w:val="22"/>
+          <w:szCs w:val="22"/>
+          <w:lang w:val="en-US"/>
+        </w:rPr>
+      </w:pPr>
+      <w:r>
+        <w:rPr>
+          <w:sz w:val="22"/>
+          <w:szCs w:val="22"/>
+          <w:lang w:val="en-US"/>
+        </w:rPr>
+        <w:t>To download a file, run:</w:t>
+      </w:r>
+    </w:p>
+    <w:p>
+      <w:pPr>
+        <w:jc w:val="left"/>
+        <w:rPr>
+          <w:i/>
+          <w:iCs/>
+          <w:color w:val="2E74B5" w:themeColor="accent5" w:themeShade="BF"/>
+          <w:sz w:val="22"/>
+          <w:szCs w:val="22"/>
+          <w:lang w:val="en-US"/>
+          <w14:shadow w14:blurRad="38100" w14:dist="25400" w14:dir="5400000" w14:sx="100000" w14:sy="100000" w14:kx="0" w14:ky="0" w14:algn="ctr">
+            <w14:srgbClr w14:val="6E747A">
+              <w14:alpha w14:val="57000"/>
+            </w14:srgbClr>
+          </w14:shadow>
+          <w14:textOutline w14:w="0" w14:cap="flat" w14:cmpd="sng" w14:algn="ctr">
+            <w14:noFill/>
+            <w14:prstDash w14:val="solid"/>
+            <w14:round/>
+          </w14:textOutline>
+        </w:rPr>
+      </w:pPr>
+      <w:r>
+        <w:rPr>
+          <w:i/>
+          <w:iCs/>
+          <w:color w:val="2E74B5" w:themeColor="accent5" w:themeShade="BF"/>
+          <w:sz w:val="22"/>
+          <w:szCs w:val="22"/>
+          <w:lang w:val="en-US"/>
+          <w14:shadow w14:blurRad="38100" w14:dist="25400" w14:dir="5400000" w14:sx="100000" w14:sy="100000" w14:kx="0" w14:ky="0" w14:algn="ctr">
+            <w14:srgbClr w14:val="6E747A">
+              <w14:alpha w14:val="57000"/>
+            </w14:srgbClr>
+          </w14:shadow>
+          <w14:textOutline w14:w="0" w14:cap="flat" w14:cmpd="sng" w14:algn="ctr">
+            <w14:noFill/>
+            <w14:prstDash w14:val="solid"/>
+            <w14:round/>
+          </w14:textOutline>
+        </w:rPr>
+        <w:t xml:space="preserve">java -cp out </w:t>
+      </w:r>
+      <w:proofErr w:type="spellStart"/>
+      <w:proofErr w:type="gramStart"/>
+      <w:r>
+        <w:rPr>
+          <w:i/>
+          <w:iCs/>
+          <w:color w:val="2E74B5" w:themeColor="accent5" w:themeShade="BF"/>
+          <w:sz w:val="22"/>
+          <w:szCs w:val="22"/>
+          <w:lang w:val="en-US"/>
+          <w14:shadow w14:blurRad="38100" w14:dist="25400" w14:dir="5400000" w14:sx="100000" w14:sy="100000" w14:kx="0" w14:ky="0" w14:algn="ctr">
+            <w14:srgbClr w14:val="6E747A">
+              <w14:alpha w14:val="57000"/>
+            </w14:srgbClr>
+          </w14:shadow>
+          <w14:textOutline w14:w="0" w14:cap="flat" w14:cmpd="sng" w14:algn="ctr">
+            <w14:noFill/>
+            <w14:prstDash w14:val="solid"/>
+            <w14:round/>
+          </w14:textOutline>
+        </w:rPr>
+        <w:t>download.Download</w:t>
+      </w:r>
+      <w:proofErr w:type="spellEnd"/>
+      <w:proofErr w:type="gramEnd"/>
+      <w:r>
+        <w:rPr>
+          <w:i/>
+          <w:iCs/>
+          <w:color w:val="2E74B5" w:themeColor="accent5" w:themeShade="BF"/>
+          <w:sz w:val="22"/>
+          <w:szCs w:val="22"/>
+          <w:lang w:val="en-US"/>
+          <w14:shadow w14:blurRad="38100" w14:dist="25400" w14:dir="5400000" w14:sx="100000" w14:sy="100000" w14:kx="0" w14:ky="0" w14:algn="ctr">
+            <w14:srgbClr w14:val="6E747A">
+              <w14:alpha w14:val="57000"/>
+            </w14:srgbClr>
+          </w14:shadow>
+          <w14:textOutline w14:w="0" w14:cap="flat" w14:cmpd="sng" w14:algn="ctr">
+            <w14:noFill/>
+            <w14:prstDash w14:val="solid"/>
+            <w14:round/>
+          </w14:textOutline>
+        </w:rPr>
         <w:t xml:space="preserve"> &lt;filename&gt;</w:t>
       </w:r>
     </w:p>
     <w:p>
       <w:pPr>
+        <w:rPr>
+          <w:sz w:val="22"/>
+          <w:szCs w:val="22"/>
+        </w:rPr>
+      </w:pPr>
+      <w:r>
+        <w:rPr>
+          <w:sz w:val="22"/>
+          <w:szCs w:val="22"/>
+        </w:rPr>
+        <w:t>The Download component requests the list of available sources from the Directory and downloads file fragments in parallel from multiple clients.</w:t>
+      </w:r>
+    </w:p>
+    <w:p>
+      <w:pPr>
+        <w:rPr>
+          <w:sz w:val="22"/>
+          <w:szCs w:val="22"/>
+        </w:rPr>
+      </w:pPr>
+      <w:r>
+        <w:rPr>
+          <w:b/>
+          <w:bCs/>
+          <w:sz w:val="22"/>
+          <w:szCs w:val="22"/>
+          <w:u w:val="single"/>
+        </w:rPr>
+        <w:t>Note:</w:t>
+      </w:r>
+      <w:r>
+        <w:rPr>
+          <w:sz w:val="22"/>
+          <w:szCs w:val="22"/>
+        </w:rPr>
+        <w:t xml:space="preserve"> </w:t>
+      </w:r>
+      <w:hyperlink r:id="rId8" w:history="1">
+        <w:r>
+          <w:rPr>
+            <w:rStyle w:val="Hyperlink"/>
+            <w:sz w:val="22"/>
+            <w:szCs w:val="22"/>
+          </w:rPr>
+          <w:t>I</w:t>
+        </w:r>
+        <w:r>
+          <w:rPr>
+            <w:rStyle w:val="Hyperlink"/>
+            <w:sz w:val="22"/>
+            <w:szCs w:val="22"/>
+          </w:rPr>
+          <w:t>nstructional video</w:t>
+        </w:r>
+      </w:hyperlink>
+      <w:r>
+        <w:rPr>
+          <w:sz w:val="22"/>
+          <w:szCs w:val="22"/>
+        </w:rPr>
+        <w:t xml:space="preserve">; </w:t>
+      </w:r>
+      <w:r>
+        <w:rPr>
+          <w:sz w:val="22"/>
+          <w:szCs w:val="22"/>
+        </w:rPr>
+        <w:t>All commands shown in this manual are executed on Windows</w:t>
+      </w:r>
+    </w:p>
+    <w:p>
+      <w:pPr>
+        <w:spacing w:after="0" w:line="360" w:lineRule="auto"/>
+        <w:jc w:val="left"/>
         <w:rPr>
           <w:sz w:val="26"/>
           <w:szCs w:val="26"/>
         </w:rPr>
       </w:pPr>
-      <w:r>
-        <w:rPr>
-          <w:sz w:val="26"/>
-          <w:szCs w:val="26"/>
-        </w:rPr>
-        <w:t>The Download component requests the list of available sources from the Directory and downloads file fragments in parallel from multiple clients.</w:t>
-      </w:r>
-    </w:p>
-    <w:p>
-      <w:pPr>
-        <w:spacing w:after="0" w:line="360" w:lineRule="auto"/>
-        <w:jc w:val="left"/>
-        <w:rPr>
-          <w:sz w:val="26"/>
-          <w:szCs w:val="26"/>
-        </w:rPr>
-      </w:pPr>
     </w:p>
     <w:p>
       <w:pPr>
         <w:pStyle w:val="Heading1"/>
       </w:pPr>
-      <w:bookmarkStart w:id="7" w:name="_Toc224322708"/>
+      <w:bookmarkStart w:id="6" w:name="_Toc224322708"/>
       <w:r>
         <w:lastRenderedPageBreak/>
         <w:t>II/ ENHANCEMENTS</w:t>
@@ -2819,7 +1774,7 @@
       <w:r>
         <w:t xml:space="preserve"> AND EVALUATION</w:t>
       </w:r>
-      <w:bookmarkEnd w:id="7"/>
+      <w:bookmarkEnd w:id="6"/>
     </w:p>
     <w:p>
       <w:pPr>
@@ -2832,17 +1787,21 @@
         <w:rPr>
           <w:b/>
           <w:bCs/>
-        </w:rPr>
-      </w:pPr>
-      <w:bookmarkStart w:id="8" w:name="_Toc224322709"/>
+          <w:sz w:val="24"/>
+          <w:szCs w:val="24"/>
+        </w:rPr>
+      </w:pPr>
+      <w:bookmarkStart w:id="7" w:name="_Toc224322709"/>
       <w:r>
         <w:rPr>
           <w:b/>
           <w:bCs/>
+          <w:sz w:val="24"/>
+          <w:szCs w:val="24"/>
         </w:rPr>
         <w:t>Enhancements</w:t>
       </w:r>
-      <w:bookmarkEnd w:id="8"/>
+      <w:bookmarkEnd w:id="7"/>
     </w:p>
     <w:p>
       <w:pPr>
@@ -2856,36 +1815,32 @@
           <w:b/>
           <w:bCs/>
           <w:color w:val="auto"/>
-          <w:sz w:val="26"/>
-          <w:szCs w:val="26"/>
-        </w:rPr>
-      </w:pPr>
-      <w:bookmarkStart w:id="9" w:name="_Toc224322710"/>
+        </w:rPr>
+      </w:pPr>
+      <w:bookmarkStart w:id="8" w:name="_Toc224322710"/>
       <w:r>
         <w:rPr>
           <w:rFonts w:ascii="Times New Roman" w:hAnsi="Times New Roman" w:cs="Times New Roman"/>
           <w:b/>
           <w:bCs/>
           <w:color w:val="auto"/>
-          <w:sz w:val="26"/>
-          <w:szCs w:val="26"/>
         </w:rPr>
         <w:t>Failure and disconnection handling</w:t>
       </w:r>
-      <w:bookmarkEnd w:id="9"/>
-    </w:p>
-    <w:p>
-      <w:pPr>
-        <w:rPr>
-          <w:sz w:val="26"/>
-          <w:szCs w:val="26"/>
-          <w:lang w:val="en-US"/>
-        </w:rPr>
-      </w:pPr>
-      <w:r>
-        <w:rPr>
-          <w:sz w:val="26"/>
-          <w:szCs w:val="26"/>
+      <w:bookmarkEnd w:id="8"/>
+    </w:p>
+    <w:p>
+      <w:pPr>
+        <w:rPr>
+          <w:sz w:val="22"/>
+          <w:szCs w:val="22"/>
+          <w:lang w:val="en-US"/>
+        </w:rPr>
+      </w:pPr>
+      <w:r>
+        <w:rPr>
+          <w:sz w:val="22"/>
+          <w:szCs w:val="22"/>
           <w:lang w:val="en-US"/>
         </w:rPr>
         <w:t xml:space="preserve">In the </w:t>
@@ -2895,8 +1850,8 @@
       <w:r>
         <w:rPr>
           <w:color w:val="000000" w:themeColor="text1"/>
-          <w:sz w:val="26"/>
-          <w:szCs w:val="26"/>
+          <w:sz w:val="22"/>
+          <w:szCs w:val="22"/>
           <w:highlight w:val="yellow"/>
           <w:lang w:val="en-US"/>
           <w14:shadow w14:blurRad="38100" w14:dist="19050" w14:dir="2700000" w14:sx="100000" w14:sy="100000" w14:kx="0" w14:ky="0" w14:algn="tl">
@@ -2916,8 +1871,8 @@
       <w:r>
         <w:rPr>
           <w:color w:val="000000" w:themeColor="text1"/>
-          <w:sz w:val="26"/>
-          <w:szCs w:val="26"/>
+          <w:sz w:val="22"/>
+          <w:szCs w:val="22"/>
           <w:highlight w:val="yellow"/>
           <w:lang w:val="en-US"/>
           <w14:shadow w14:blurRad="38100" w14:dist="19050" w14:dir="2700000" w14:sx="100000" w14:sy="100000" w14:kx="0" w14:ky="0" w14:algn="tl">
@@ -2937,8 +1892,8 @@
       <w:r>
         <w:rPr>
           <w:color w:val="000000" w:themeColor="text1"/>
-          <w:sz w:val="26"/>
-          <w:szCs w:val="26"/>
+          <w:sz w:val="22"/>
+          <w:szCs w:val="22"/>
           <w:highlight w:val="yellow"/>
           <w:lang w:val="en-US"/>
           <w14:shadow w14:blurRad="38100" w14:dist="19050" w14:dir="2700000" w14:sx="100000" w14:sy="100000" w14:kx="0" w14:ky="0" w14:algn="tl">
@@ -2957,8 +1912,8 @@
       <w:r>
         <w:rPr>
           <w:color w:val="000000" w:themeColor="text1"/>
-          <w:sz w:val="26"/>
-          <w:szCs w:val="26"/>
+          <w:sz w:val="22"/>
+          <w:szCs w:val="22"/>
           <w:lang w:val="en-US"/>
           <w14:shadow w14:blurRad="38100" w14:dist="19050" w14:dir="2700000" w14:sx="100000" w14:sy="100000" w14:kx="0" w14:ky="0" w14:algn="tl">
             <w14:schemeClr w14:val="dk1">
@@ -2975,8 +1930,8 @@
       </w:r>
       <w:r>
         <w:rPr>
-          <w:sz w:val="26"/>
-          <w:szCs w:val="26"/>
+          <w:sz w:val="22"/>
+          <w:szCs w:val="22"/>
           <w:lang w:val="en-US"/>
         </w:rPr>
         <w:t>method, the connection to the source client is created using a TCP socket. If the connection fails, an exception is caught and the worker thread marks the download as failed.</w:t>
@@ -2985,23 +1940,23 @@
     <w:p>
       <w:pPr>
         <w:rPr>
-          <w:sz w:val="26"/>
-          <w:szCs w:val="26"/>
-          <w:lang w:val="en-US"/>
-        </w:rPr>
-      </w:pPr>
-      <w:r>
-        <w:rPr>
-          <w:sz w:val="26"/>
-          <w:szCs w:val="26"/>
+          <w:sz w:val="22"/>
+          <w:szCs w:val="22"/>
+          <w:lang w:val="en-US"/>
+        </w:rPr>
+      </w:pPr>
+      <w:r>
+        <w:rPr>
+          <w:sz w:val="22"/>
+          <w:szCs w:val="22"/>
           <w:lang w:val="en-US"/>
         </w:rPr>
         <w:t>In this situation, the connection fails, the worker thread ends, and the fragment is not downloaded.</w:t>
       </w:r>
       <w:r>
         <w:rPr>
-          <w:sz w:val="26"/>
-          <w:szCs w:val="26"/>
+          <w:sz w:val="22"/>
+          <w:szCs w:val="22"/>
           <w:lang w:val="en-US"/>
         </w:rPr>
         <w:br/>
@@ -3011,15 +1966,15 @@
     <w:p>
       <w:pPr>
         <w:rPr>
-          <w:sz w:val="26"/>
-          <w:szCs w:val="26"/>
-          <w:lang w:val="en-US"/>
-        </w:rPr>
-      </w:pPr>
-      <w:r>
-        <w:rPr>
-          <w:sz w:val="26"/>
-          <w:szCs w:val="26"/>
+          <w:sz w:val="22"/>
+          <w:szCs w:val="22"/>
+          <w:lang w:val="en-US"/>
+        </w:rPr>
+      </w:pPr>
+      <w:r>
+        <w:rPr>
+          <w:sz w:val="22"/>
+          <w:szCs w:val="22"/>
           <w:lang w:val="en-US"/>
         </w:rPr>
         <w:t>Example:</w:t>
@@ -3032,8 +1987,8 @@
           <w:i/>
           <w:iCs/>
           <w:color w:val="4472C4" w:themeColor="accent1"/>
-          <w:sz w:val="26"/>
-          <w:szCs w:val="26"/>
+          <w:sz w:val="22"/>
+          <w:szCs w:val="22"/>
           <w:lang w:val="en-US"/>
           <w14:shadow w14:blurRad="38100" w14:dist="25400" w14:dir="5400000" w14:sx="100000" w14:sy="100000" w14:kx="0" w14:ky="0" w14:algn="ctr">
             <w14:srgbClr w14:val="6E747A">
@@ -3052,8 +2007,8 @@
           <w:i/>
           <w:iCs/>
           <w:color w:val="4472C4" w:themeColor="accent1"/>
-          <w:sz w:val="26"/>
-          <w:szCs w:val="26"/>
+          <w:sz w:val="22"/>
+          <w:szCs w:val="22"/>
           <w:lang w:val="en-US"/>
           <w14:shadow w14:blurRad="38100" w14:dist="25400" w14:dir="5400000" w14:sx="100000" w14:sy="100000" w14:kx="0" w14:ky="0" w14:algn="ctr">
             <w14:srgbClr w14:val="6E747A">
@@ -3075,8 +2030,8 @@
           <w:i/>
           <w:iCs/>
           <w:color w:val="4472C4" w:themeColor="accent1"/>
-          <w:sz w:val="26"/>
-          <w:szCs w:val="26"/>
+          <w:sz w:val="22"/>
+          <w:szCs w:val="22"/>
           <w:lang w:val="en-US"/>
           <w14:shadow w14:blurRad="38100" w14:dist="25400" w14:dir="5400000" w14:sx="100000" w14:sy="100000" w14:kx="0" w14:ky="0" w14:algn="ctr">
             <w14:srgbClr w14:val="6E747A">
@@ -3101,8 +2056,8 @@
           <w:i/>
           <w:iCs/>
           <w:color w:val="4472C4" w:themeColor="accent1"/>
-          <w:sz w:val="26"/>
-          <w:szCs w:val="26"/>
+          <w:sz w:val="22"/>
+          <w:szCs w:val="22"/>
           <w:lang w:val="en-US"/>
           <w14:shadow w14:blurRad="38100" w14:dist="25400" w14:dir="5400000" w14:sx="100000" w14:sy="100000" w14:kx="0" w14:ky="0" w14:algn="ctr">
             <w14:srgbClr w14:val="6E747A">
@@ -3121,8 +2076,8 @@
           <w:i/>
           <w:iCs/>
           <w:color w:val="4472C4" w:themeColor="accent1"/>
-          <w:sz w:val="26"/>
-          <w:szCs w:val="26"/>
+          <w:sz w:val="22"/>
+          <w:szCs w:val="22"/>
           <w:lang w:val="en-US"/>
           <w14:shadow w14:blurRad="38100" w14:dist="25400" w14:dir="5400000" w14:sx="100000" w14:sy="100000" w14:kx="0" w14:ky="0" w14:algn="ctr">
             <w14:srgbClr w14:val="6E747A">
@@ -3144,8 +2099,8 @@
           <w:i/>
           <w:iCs/>
           <w:color w:val="4472C4" w:themeColor="accent1"/>
-          <w:sz w:val="26"/>
-          <w:szCs w:val="26"/>
+          <w:sz w:val="22"/>
+          <w:szCs w:val="22"/>
           <w:lang w:val="en-US"/>
           <w14:shadow w14:blurRad="38100" w14:dist="25400" w14:dir="5400000" w14:sx="100000" w14:sy="100000" w14:kx="0" w14:ky="0" w14:algn="ctr">
             <w14:srgbClr w14:val="6E747A">
@@ -3170,8 +2125,8 @@
           <w:i/>
           <w:iCs/>
           <w:color w:val="4472C4" w:themeColor="accent1"/>
-          <w:sz w:val="26"/>
-          <w:szCs w:val="26"/>
+          <w:sz w:val="22"/>
+          <w:szCs w:val="22"/>
           <w:lang w:val="en-US"/>
           <w14:shadow w14:blurRad="38100" w14:dist="25400" w14:dir="5400000" w14:sx="100000" w14:sy="100000" w14:kx="0" w14:ky="0" w14:algn="ctr">
             <w14:srgbClr w14:val="6E747A">
@@ -3190,8 +2145,8 @@
           <w:i/>
           <w:iCs/>
           <w:color w:val="4472C4" w:themeColor="accent1"/>
-          <w:sz w:val="26"/>
-          <w:szCs w:val="26"/>
+          <w:sz w:val="22"/>
+          <w:szCs w:val="22"/>
           <w:lang w:val="en-US"/>
           <w14:shadow w14:blurRad="38100" w14:dist="25400" w14:dir="5400000" w14:sx="100000" w14:sy="100000" w14:kx="0" w14:ky="0" w14:algn="ctr">
             <w14:srgbClr w14:val="6E747A">
@@ -3210,15 +2165,15 @@
     <w:p>
       <w:pPr>
         <w:rPr>
-          <w:sz w:val="26"/>
-          <w:szCs w:val="26"/>
-          <w:lang w:val="en-US"/>
-        </w:rPr>
-      </w:pPr>
-      <w:r>
-        <w:rPr>
-          <w:sz w:val="26"/>
-          <w:szCs w:val="26"/>
+          <w:sz w:val="22"/>
+          <w:szCs w:val="22"/>
+          <w:lang w:val="en-US"/>
+        </w:rPr>
+      </w:pPr>
+      <w:r>
+        <w:rPr>
+          <w:sz w:val="22"/>
+          <w:szCs w:val="22"/>
           <w:lang w:val="en-US"/>
         </w:rPr>
         <w:t>These logs allow us to detect whether disconnections occurred during the download.</w:t>
@@ -3236,23 +2191,19 @@
           <w:b/>
           <w:bCs/>
           <w:color w:val="auto"/>
-          <w:sz w:val="26"/>
-          <w:szCs w:val="26"/>
-        </w:rPr>
-      </w:pPr>
-      <w:bookmarkStart w:id="10" w:name="_Toc224322711"/>
+        </w:rPr>
+      </w:pPr>
+      <w:bookmarkStart w:id="9" w:name="_Toc224322711"/>
       <w:r>
         <w:rPr>
           <w:rFonts w:ascii="Times New Roman" w:hAnsi="Times New Roman" w:cs="Times New Roman"/>
           <w:b/>
           <w:bCs/>
           <w:color w:val="auto"/>
-          <w:sz w:val="26"/>
-          <w:szCs w:val="26"/>
         </w:rPr>
         <w:t>Dynamic adaptation</w:t>
       </w:r>
-      <w:bookmarkEnd w:id="10"/>
+      <w:bookmarkEnd w:id="9"/>
     </w:p>
     <w:p>
       <w:pPr>
@@ -3264,40 +2215,31 @@
         <w:rPr>
           <w:b/>
           <w:bCs/>
-          <w:sz w:val="26"/>
-          <w:szCs w:val="26"/>
+          <w:sz w:val="22"/>
+          <w:szCs w:val="22"/>
         </w:rPr>
       </w:pPr>
       <w:r>
         <w:rPr>
           <w:b/>
           <w:bCs/>
-          <w:sz w:val="26"/>
-          <w:szCs w:val="26"/>
-        </w:rPr>
-        <w:t>Detect and integrate newly available clients</w:t>
-      </w:r>
-      <w:r>
-        <w:rPr>
-          <w:b/>
-          <w:bCs/>
-          <w:sz w:val="26"/>
-          <w:szCs w:val="26"/>
-        </w:rPr>
-        <w:t>:</w:t>
-      </w:r>
-    </w:p>
-    <w:p>
-      <w:pPr>
-        <w:rPr>
-          <w:sz w:val="26"/>
-          <w:szCs w:val="26"/>
-        </w:rPr>
-      </w:pPr>
-      <w:r>
-        <w:rPr>
-          <w:sz w:val="26"/>
-          <w:szCs w:val="26"/>
+          <w:sz w:val="22"/>
+          <w:szCs w:val="22"/>
+        </w:rPr>
+        <w:t>Detect and integrate newly available clients:</w:t>
+      </w:r>
+    </w:p>
+    <w:p>
+      <w:pPr>
+        <w:rPr>
+          <w:sz w:val="22"/>
+          <w:szCs w:val="22"/>
+        </w:rPr>
+      </w:pPr>
+      <w:r>
+        <w:rPr>
+          <w:sz w:val="22"/>
+          <w:szCs w:val="22"/>
         </w:rPr>
         <w:t xml:space="preserve">When a Daemon starts, it automatically registers its files in the Directory using the </w:t>
       </w:r>
@@ -3306,8 +2248,8 @@
       <w:r>
         <w:rPr>
           <w:color w:val="000000" w:themeColor="text1"/>
-          <w:sz w:val="26"/>
-          <w:szCs w:val="26"/>
+          <w:sz w:val="22"/>
+          <w:szCs w:val="22"/>
           <w:highlight w:val="yellow"/>
           <w14:shadow w14:blurRad="38100" w14:dist="19050" w14:dir="2700000" w14:sx="100000" w14:sy="100000" w14:kx="0" w14:ky="0" w14:algn="tl">
             <w14:schemeClr w14:val="dk1">
@@ -3326,8 +2268,8 @@
       <w:r>
         <w:rPr>
           <w:color w:val="000000" w:themeColor="text1"/>
-          <w:sz w:val="26"/>
-          <w:szCs w:val="26"/>
+          <w:sz w:val="22"/>
+          <w:szCs w:val="22"/>
           <w:highlight w:val="yellow"/>
           <w14:shadow w14:blurRad="38100" w14:dist="19050" w14:dir="2700000" w14:sx="100000" w14:sy="100000" w14:kx="0" w14:ky="0" w14:algn="tl">
             <w14:schemeClr w14:val="dk1">
@@ -3346,8 +2288,8 @@
       <w:r>
         <w:rPr>
           <w:color w:val="000000" w:themeColor="text1"/>
-          <w:sz w:val="26"/>
-          <w:szCs w:val="26"/>
+          <w:sz w:val="22"/>
+          <w:szCs w:val="22"/>
           <w:highlight w:val="yellow"/>
           <w14:shadow w14:blurRad="38100" w14:dist="19050" w14:dir="2700000" w14:sx="100000" w14:sy="100000" w14:kx="0" w14:ky="0" w14:algn="tl">
             <w14:schemeClr w14:val="dk1">
@@ -3364,16 +2306,16 @@
       </w:r>
       <w:r>
         <w:rPr>
-          <w:sz w:val="26"/>
-          <w:szCs w:val="26"/>
+          <w:sz w:val="22"/>
+          <w:szCs w:val="22"/>
         </w:rPr>
         <w:t xml:space="preserve"> method in </w:t>
       </w:r>
       <w:r>
         <w:rPr>
           <w:color w:val="000000" w:themeColor="text1"/>
-          <w:sz w:val="26"/>
-          <w:szCs w:val="26"/>
+          <w:sz w:val="22"/>
+          <w:szCs w:val="22"/>
           <w:highlight w:val="yellow"/>
           <w14:shadow w14:blurRad="38100" w14:dist="19050" w14:dir="2700000" w14:sx="100000" w14:sy="100000" w14:kx="0" w14:ky="0" w14:algn="tl">
             <w14:schemeClr w14:val="dk1">
@@ -3390,8 +2332,8 @@
       </w:r>
       <w:r>
         <w:rPr>
-          <w:sz w:val="26"/>
-          <w:szCs w:val="26"/>
+          <w:sz w:val="22"/>
+          <w:szCs w:val="22"/>
         </w:rPr>
         <w:t>.</w:t>
       </w:r>
@@ -3399,15 +2341,15 @@
     <w:p>
       <w:pPr>
         <w:rPr>
-          <w:sz w:val="26"/>
-          <w:szCs w:val="26"/>
-          <w:lang w:val="en-US"/>
-        </w:rPr>
-      </w:pPr>
-      <w:r>
-        <w:rPr>
-          <w:sz w:val="26"/>
-          <w:szCs w:val="26"/>
+          <w:sz w:val="22"/>
+          <w:szCs w:val="22"/>
+          <w:lang w:val="en-US"/>
+        </w:rPr>
+      </w:pPr>
+      <w:r>
+        <w:rPr>
+          <w:sz w:val="22"/>
+          <w:szCs w:val="22"/>
           <w:lang w:val="en-US"/>
         </w:rPr>
         <w:t>Example:</w:t>
@@ -3420,8 +2362,8 @@
           <w:i/>
           <w:iCs/>
           <w:color w:val="4472C4" w:themeColor="accent1"/>
-          <w:sz w:val="26"/>
-          <w:szCs w:val="26"/>
+          <w:sz w:val="22"/>
+          <w:szCs w:val="22"/>
           <w:lang w:val="en-US"/>
           <w14:shadow w14:blurRad="38100" w14:dist="25400" w14:dir="5400000" w14:sx="100000" w14:sy="100000" w14:kx="0" w14:ky="0" w14:algn="ctr">
             <w14:srgbClr w14:val="6E747A">
@@ -3440,8 +2382,8 @@
           <w:i/>
           <w:iCs/>
           <w:color w:val="4472C4" w:themeColor="accent1"/>
-          <w:sz w:val="26"/>
-          <w:szCs w:val="26"/>
+          <w:sz w:val="22"/>
+          <w:szCs w:val="22"/>
           <w:lang w:val="en-US"/>
           <w14:shadow w14:blurRad="38100" w14:dist="25400" w14:dir="5400000" w14:sx="100000" w14:sy="100000" w14:kx="0" w14:ky="0" w14:algn="ctr">
             <w14:srgbClr w14:val="6E747A">
@@ -3461,8 +2403,8 @@
           <w:i/>
           <w:iCs/>
           <w:color w:val="4472C4" w:themeColor="accent1"/>
-          <w:sz w:val="26"/>
-          <w:szCs w:val="26"/>
+          <w:sz w:val="22"/>
+          <w:szCs w:val="22"/>
           <w:lang w:val="en-US"/>
           <w14:shadow w14:blurRad="38100" w14:dist="25400" w14:dir="5400000" w14:sx="100000" w14:sy="100000" w14:kx="0" w14:ky="0" w14:algn="ctr">
             <w14:srgbClr w14:val="6E747A">
@@ -3482,15 +2424,15 @@
     <w:p>
       <w:pPr>
         <w:rPr>
-          <w:sz w:val="26"/>
-          <w:szCs w:val="26"/>
-          <w:lang w:val="en-US"/>
-        </w:rPr>
-      </w:pPr>
-      <w:r>
-        <w:rPr>
-          <w:sz w:val="26"/>
-          <w:szCs w:val="26"/>
+          <w:sz w:val="22"/>
+          <w:szCs w:val="22"/>
+          <w:lang w:val="en-US"/>
+        </w:rPr>
+      </w:pPr>
+      <w:r>
+        <w:rPr>
+          <w:sz w:val="22"/>
+          <w:szCs w:val="22"/>
           <w:lang w:val="en-US"/>
         </w:rPr>
         <w:t>This mechanism allows the Directory to automatically integrate newly available clients that provide the same file.</w:t>
@@ -3506,8 +2448,8 @@
         <w:rPr>
           <w:b/>
           <w:bCs/>
-          <w:sz w:val="26"/>
-          <w:szCs w:val="26"/>
+          <w:sz w:val="22"/>
+          <w:szCs w:val="22"/>
           <w:lang w:val="en-US"/>
         </w:rPr>
       </w:pPr>
@@ -3515,8 +2457,8 @@
         <w:rPr>
           <w:b/>
           <w:bCs/>
-          <w:sz w:val="26"/>
-          <w:szCs w:val="26"/>
+          <w:sz w:val="22"/>
+          <w:szCs w:val="22"/>
           <w:lang w:val="en-US"/>
         </w:rPr>
         <w:t xml:space="preserve">Detect and </w:t>
@@ -3526,8 +2468,8 @@
         <w:rPr>
           <w:b/>
           <w:bCs/>
-          <w:sz w:val="26"/>
-          <w:szCs w:val="26"/>
+          <w:sz w:val="22"/>
+          <w:szCs w:val="22"/>
           <w:lang w:val="en-US"/>
         </w:rPr>
         <w:t>take into account</w:t>
@@ -3537,8 +2479,8 @@
         <w:rPr>
           <w:b/>
           <w:bCs/>
-          <w:sz w:val="26"/>
-          <w:szCs w:val="26"/>
+          <w:sz w:val="22"/>
+          <w:szCs w:val="22"/>
           <w:lang w:val="en-US"/>
         </w:rPr>
         <w:t xml:space="preserve"> disconnected clients</w:t>
@@ -3547,8 +2489,8 @@
         <w:rPr>
           <w:b/>
           <w:bCs/>
-          <w:sz w:val="26"/>
-          <w:szCs w:val="26"/>
+          <w:sz w:val="22"/>
+          <w:szCs w:val="22"/>
           <w:lang w:val="en-US"/>
         </w:rPr>
         <w:t>:</w:t>
@@ -3557,15 +2499,15 @@
     <w:p>
       <w:pPr>
         <w:rPr>
-          <w:sz w:val="26"/>
-          <w:szCs w:val="26"/>
-          <w:lang w:val="en-US"/>
-        </w:rPr>
-      </w:pPr>
-      <w:r>
-        <w:rPr>
-          <w:sz w:val="26"/>
-          <w:szCs w:val="26"/>
+          <w:sz w:val="22"/>
+          <w:szCs w:val="22"/>
+          <w:lang w:val="en-US"/>
+        </w:rPr>
+      </w:pPr>
+      <w:r>
+        <w:rPr>
+          <w:sz w:val="22"/>
+          <w:szCs w:val="22"/>
           <w:lang w:val="en-US"/>
         </w:rPr>
         <w:t>When a client requests the list of sources for a file, the Directory verifies whether each registered client is still alive.</w:t>
@@ -3574,15 +2516,15 @@
     <w:p>
       <w:pPr>
         <w:rPr>
-          <w:sz w:val="26"/>
-          <w:szCs w:val="26"/>
-          <w:lang w:val="en-US"/>
-        </w:rPr>
-      </w:pPr>
-      <w:r>
-        <w:rPr>
-          <w:sz w:val="26"/>
-          <w:szCs w:val="26"/>
+          <w:sz w:val="22"/>
+          <w:szCs w:val="22"/>
+          <w:lang w:val="en-US"/>
+        </w:rPr>
+      </w:pPr>
+      <w:r>
+        <w:rPr>
+          <w:sz w:val="22"/>
+          <w:szCs w:val="22"/>
           <w:lang w:val="en-US"/>
         </w:rPr>
         <w:t>If a client is no longer reachable, it is removed from the list of available sources.</w:t>
@@ -3591,15 +2533,15 @@
     <w:p>
       <w:pPr>
         <w:rPr>
-          <w:sz w:val="26"/>
-          <w:szCs w:val="26"/>
-          <w:lang w:val="en-US"/>
-        </w:rPr>
-      </w:pPr>
-      <w:r>
-        <w:rPr>
-          <w:sz w:val="26"/>
-          <w:szCs w:val="26"/>
+          <w:sz w:val="22"/>
+          <w:szCs w:val="22"/>
+          <w:lang w:val="en-US"/>
+        </w:rPr>
+      </w:pPr>
+      <w:r>
+        <w:rPr>
+          <w:sz w:val="22"/>
+          <w:szCs w:val="22"/>
           <w:lang w:val="en-US"/>
         </w:rPr>
         <w:t xml:space="preserve">This behavior is implemented in </w:t>
@@ -3607,8 +2549,8 @@
       <w:r>
         <w:rPr>
           <w:color w:val="000000" w:themeColor="text1"/>
-          <w:sz w:val="26"/>
-          <w:szCs w:val="26"/>
+          <w:sz w:val="22"/>
+          <w:szCs w:val="22"/>
           <w:highlight w:val="yellow"/>
           <w:lang w:val="en-US"/>
           <w14:shadow w14:blurRad="38100" w14:dist="19050" w14:dir="2700000" w14:sx="100000" w14:sy="100000" w14:kx="0" w14:ky="0" w14:algn="tl">
@@ -3626,8 +2568,8 @@
       </w:r>
       <w:r>
         <w:rPr>
-          <w:sz w:val="26"/>
-          <w:szCs w:val="26"/>
+          <w:sz w:val="22"/>
+          <w:szCs w:val="22"/>
           <w:lang w:val="en-US"/>
         </w:rPr>
         <w:t>, where disconnected clients are detected and removed from the directory.</w:t>
@@ -3643,8 +2585,8 @@
         <w:rPr>
           <w:b/>
           <w:bCs/>
-          <w:sz w:val="26"/>
-          <w:szCs w:val="26"/>
+          <w:sz w:val="22"/>
+          <w:szCs w:val="22"/>
           <w:lang w:val="en-US"/>
         </w:rPr>
       </w:pPr>
@@ -3652,8 +2594,8 @@
         <w:rPr>
           <w:b/>
           <w:bCs/>
-          <w:sz w:val="26"/>
-          <w:szCs w:val="26"/>
+          <w:sz w:val="22"/>
+          <w:szCs w:val="22"/>
           <w:lang w:val="en-US"/>
         </w:rPr>
         <w:t>Optimize source selection</w:t>
@@ -3662,8 +2604,6 @@
         <w:rPr>
           <w:b/>
           <w:bCs/>
-          <w:sz w:val="26"/>
-          <w:szCs w:val="26"/>
           <w:lang w:val="en-US"/>
         </w:rPr>
         <w:t>:</w:t>
@@ -3672,32 +2612,24 @@
     <w:p>
       <w:pPr>
         <w:rPr>
-          <w:sz w:val="26"/>
-          <w:szCs w:val="26"/>
-          <w:lang w:val="en-US"/>
-        </w:rPr>
-      </w:pPr>
-      <w:r>
-        <w:rPr>
-          <w:sz w:val="26"/>
-          <w:szCs w:val="26"/>
-          <w:lang w:val="en-US"/>
-        </w:rPr>
-        <w:t>To distribute downloads across multiple clients, the Directory randomizes the order of available sources.</w:t>
-      </w:r>
-      <w:r>
-        <w:rPr>
-          <w:sz w:val="26"/>
-          <w:szCs w:val="26"/>
-          <w:lang w:val="en-US"/>
-        </w:rPr>
-        <w:t xml:space="preserve"> This is also implemented in </w:t>
+          <w:sz w:val="22"/>
+          <w:szCs w:val="22"/>
+          <w:lang w:val="en-US"/>
+        </w:rPr>
+      </w:pPr>
+      <w:r>
+        <w:rPr>
+          <w:sz w:val="22"/>
+          <w:szCs w:val="22"/>
+          <w:lang w:val="en-US"/>
+        </w:rPr>
+        <w:t xml:space="preserve">To distribute downloads across multiple clients, the Directory randomizes the order of available sources. This is also implemented in </w:t>
       </w:r>
       <w:r>
         <w:rPr>
           <w:color w:val="000000" w:themeColor="text1"/>
-          <w:sz w:val="26"/>
-          <w:szCs w:val="26"/>
+          <w:sz w:val="22"/>
+          <w:szCs w:val="22"/>
           <w:highlight w:val="yellow"/>
           <w:lang w:val="en-US"/>
           <w14:shadow w14:blurRad="38100" w14:dist="19050" w14:dir="2700000" w14:sx="100000" w14:sy="100000" w14:kx="0" w14:ky="0" w14:algn="tl">
@@ -3716,8 +2648,8 @@
       <w:r>
         <w:rPr>
           <w:color w:val="000000" w:themeColor="text1"/>
-          <w:sz w:val="26"/>
-          <w:szCs w:val="26"/>
+          <w:sz w:val="22"/>
+          <w:szCs w:val="22"/>
           <w:lang w:val="en-US"/>
           <w14:shadow w14:blurRad="38100" w14:dist="19050" w14:dir="2700000" w14:sx="100000" w14:sy="100000" w14:kx="0" w14:ky="0" w14:algn="tl">
             <w14:schemeClr w14:val="dk1">
@@ -3736,15 +2668,15 @@
     <w:p>
       <w:pPr>
         <w:rPr>
-          <w:sz w:val="26"/>
-          <w:szCs w:val="26"/>
-          <w:lang w:val="en-US"/>
-        </w:rPr>
-      </w:pPr>
-      <w:r>
-        <w:rPr>
-          <w:sz w:val="26"/>
-          <w:szCs w:val="26"/>
+          <w:sz w:val="22"/>
+          <w:szCs w:val="22"/>
+          <w:lang w:val="en-US"/>
+        </w:rPr>
+      </w:pPr>
+      <w:r>
+        <w:rPr>
+          <w:sz w:val="22"/>
+          <w:szCs w:val="22"/>
           <w:lang w:val="en-US"/>
         </w:rPr>
         <w:t>As a result, the order of sources may differ between requests.</w:t>
@@ -3753,36 +2685,17 @@
     <w:p>
       <w:pPr>
         <w:rPr>
-          <w:sz w:val="26"/>
-          <w:szCs w:val="26"/>
-          <w:lang w:val="en-US"/>
-        </w:rPr>
-      </w:pPr>
-    </w:p>
-    <w:p>
-      <w:pPr>
-        <w:rPr>
-          <w:sz w:val="26"/>
-          <w:szCs w:val="26"/>
-          <w:lang w:val="en-US"/>
-        </w:rPr>
-      </w:pPr>
-    </w:p>
-    <w:p>
-      <w:pPr>
-        <w:rPr>
-          <w:sz w:val="26"/>
-          <w:szCs w:val="26"/>
-          <w:lang w:val="en-US"/>
-        </w:rPr>
-      </w:pPr>
-      <w:r>
-        <w:rPr>
-          <w:sz w:val="26"/>
-          <w:szCs w:val="26"/>
-          <w:lang w:val="en-US"/>
-        </w:rPr>
-        <w:lastRenderedPageBreak/>
+          <w:sz w:val="22"/>
+          <w:szCs w:val="22"/>
+          <w:lang w:val="en-US"/>
+        </w:rPr>
+      </w:pPr>
+      <w:r>
+        <w:rPr>
+          <w:sz w:val="22"/>
+          <w:szCs w:val="22"/>
+          <w:lang w:val="en-US"/>
+        </w:rPr>
         <w:t>Example:</w:t>
       </w:r>
     </w:p>
@@ -3793,8 +2706,8 @@
           <w:i/>
           <w:iCs/>
           <w:color w:val="4472C4" w:themeColor="accent1"/>
-          <w:sz w:val="26"/>
-          <w:szCs w:val="26"/>
+          <w:sz w:val="22"/>
+          <w:szCs w:val="22"/>
           <w:lang w:val="en-US"/>
           <w14:shadow w14:blurRad="38100" w14:dist="25400" w14:dir="5400000" w14:sx="100000" w14:sy="100000" w14:kx="0" w14:ky="0" w14:algn="ctr">
             <w14:srgbClr w14:val="6E747A">
@@ -3813,8 +2726,8 @@
           <w:i/>
           <w:iCs/>
           <w:color w:val="4472C4" w:themeColor="accent1"/>
-          <w:sz w:val="26"/>
-          <w:szCs w:val="26"/>
+          <w:sz w:val="22"/>
+          <w:szCs w:val="22"/>
           <w:lang w:val="en-US"/>
           <w14:shadow w14:blurRad="38100" w14:dist="25400" w14:dir="5400000" w14:sx="100000" w14:sy="100000" w14:kx="0" w14:ky="0" w14:algn="ctr">
             <w14:srgbClr w14:val="6E747A">
@@ -3834,8 +2747,8 @@
           <w:i/>
           <w:iCs/>
           <w:color w:val="4472C4" w:themeColor="accent1"/>
-          <w:sz w:val="26"/>
-          <w:szCs w:val="26"/>
+          <w:sz w:val="22"/>
+          <w:szCs w:val="22"/>
           <w:lang w:val="en-US"/>
           <w14:shadow w14:blurRad="38100" w14:dist="25400" w14:dir="5400000" w14:sx="100000" w14:sy="100000" w14:kx="0" w14:ky="0" w14:algn="ctr">
             <w14:srgbClr w14:val="6E747A">
@@ -3856,8 +2769,8 @@
           <w:i/>
           <w:iCs/>
           <w:color w:val="4472C4" w:themeColor="accent1"/>
-          <w:sz w:val="26"/>
-          <w:szCs w:val="26"/>
+          <w:sz w:val="22"/>
+          <w:szCs w:val="22"/>
           <w:lang w:val="en-US"/>
           <w14:shadow w14:blurRad="38100" w14:dist="25400" w14:dir="5400000" w14:sx="100000" w14:sy="100000" w14:kx="0" w14:ky="0" w14:algn="ctr">
             <w14:srgbClr w14:val="6E747A">
@@ -3878,11 +2791,29 @@
       <w:pPr>
         <w:jc w:val="left"/>
         <w:rPr>
+          <w:sz w:val="22"/>
+          <w:szCs w:val="22"/>
+          <w:lang w:val="en-US"/>
+        </w:rPr>
+      </w:pPr>
+      <w:r>
+        <w:rPr>
+          <w:sz w:val="22"/>
+          <w:szCs w:val="22"/>
+          <w:lang w:val="en-US"/>
+        </w:rPr>
+        <w:t>This strategy helps distribute download requests across clients instead of always selecting the same source first.</w:t>
+      </w:r>
+    </w:p>
+    <w:p>
+      <w:pPr>
+        <w:jc w:val="left"/>
+        <w:rPr>
           <w:i/>
           <w:iCs/>
           <w:color w:val="4472C4" w:themeColor="accent1"/>
-          <w:sz w:val="26"/>
-          <w:szCs w:val="26"/>
+          <w:sz w:val="22"/>
+          <w:szCs w:val="22"/>
           <w:lang w:val="en-US"/>
           <w14:shadow w14:blurRad="38100" w14:dist="25400" w14:dir="5400000" w14:sx="100000" w14:sy="100000" w14:kx="0" w14:ky="0" w14:algn="ctr">
             <w14:srgbClr w14:val="6E747A">
@@ -3896,14 +2827,6 @@
           </w14:textOutline>
         </w:rPr>
       </w:pPr>
-      <w:r>
-        <w:rPr>
-          <w:sz w:val="26"/>
-          <w:szCs w:val="26"/>
-          <w:lang w:val="en-US"/>
-        </w:rPr>
-        <w:t>This strategy helps distribute download requests across clients instead of always selecting the same source first.</w:t>
-      </w:r>
     </w:p>
     <w:p>
       <w:pPr>
@@ -3917,38 +2840,35 @@
           <w:b/>
           <w:bCs/>
           <w:color w:val="auto"/>
-          <w:sz w:val="26"/>
-          <w:szCs w:val="26"/>
-          <w:lang w:val="en-US"/>
-        </w:rPr>
-      </w:pPr>
-      <w:bookmarkStart w:id="11" w:name="_Toc224322712"/>
+          <w:lang w:val="en-US"/>
+        </w:rPr>
+      </w:pPr>
+      <w:bookmarkStart w:id="10" w:name="_Toc224322712"/>
       <w:r>
         <w:rPr>
           <w:rFonts w:ascii="Times New Roman" w:hAnsi="Times New Roman" w:cs="Times New Roman"/>
           <w:b/>
           <w:bCs/>
           <w:color w:val="auto"/>
-          <w:sz w:val="26"/>
-          <w:szCs w:val="26"/>
-          <w:lang w:val="en-US"/>
-        </w:rPr>
+          <w:lang w:val="en-US"/>
+        </w:rPr>
+        <w:lastRenderedPageBreak/>
         <w:t>Data Compression</w:t>
       </w:r>
-      <w:bookmarkEnd w:id="11"/>
-    </w:p>
-    <w:p>
-      <w:pPr>
-        <w:rPr>
-          <w:sz w:val="26"/>
-          <w:szCs w:val="26"/>
-          <w:lang w:val="en-US"/>
-        </w:rPr>
-      </w:pPr>
-      <w:r>
-        <w:rPr>
-          <w:sz w:val="26"/>
-          <w:szCs w:val="26"/>
+      <w:bookmarkEnd w:id="10"/>
+    </w:p>
+    <w:p>
+      <w:pPr>
+        <w:rPr>
+          <w:sz w:val="22"/>
+          <w:szCs w:val="22"/>
+          <w:lang w:val="en-US"/>
+        </w:rPr>
+      </w:pPr>
+      <w:r>
+        <w:rPr>
+          <w:sz w:val="22"/>
+          <w:szCs w:val="22"/>
           <w:lang w:val="en-US"/>
         </w:rPr>
         <w:t>In addition to the original media file (.mp4), experiments were also performed using a compressed version of the file (.zip).</w:t>
@@ -3957,23 +2877,23 @@
     <w:p>
       <w:pPr>
         <w:rPr>
-          <w:sz w:val="26"/>
-          <w:szCs w:val="26"/>
-          <w:lang w:val="en-US"/>
-        </w:rPr>
-      </w:pPr>
-      <w:r>
-        <w:rPr>
-          <w:sz w:val="26"/>
-          <w:szCs w:val="26"/>
+          <w:sz w:val="22"/>
+          <w:szCs w:val="22"/>
+          <w:lang w:val="en-US"/>
+        </w:rPr>
+      </w:pPr>
+      <w:r>
+        <w:rPr>
+          <w:sz w:val="22"/>
+          <w:szCs w:val="22"/>
           <w:lang w:val="en-US"/>
         </w:rPr>
         <w:t>This allows us to evaluate the effect of file compression on download performance.</w:t>
       </w:r>
       <w:r>
         <w:rPr>
-          <w:sz w:val="26"/>
-          <w:szCs w:val="26"/>
+          <w:sz w:val="22"/>
+          <w:szCs w:val="22"/>
           <w:lang w:val="en-US"/>
         </w:rPr>
         <w:br/>
@@ -3981,16 +2901,16 @@
       </w:r>
       <w:r>
         <w:rPr>
-          <w:sz w:val="26"/>
-          <w:szCs w:val="26"/>
+          <w:sz w:val="22"/>
+          <w:szCs w:val="22"/>
           <w:lang w:val="en-US"/>
         </w:rPr>
         <w:t xml:space="preserve"> below</w:t>
       </w:r>
       <w:r>
         <w:rPr>
-          <w:sz w:val="26"/>
-          <w:szCs w:val="26"/>
+          <w:sz w:val="22"/>
+          <w:szCs w:val="22"/>
           <w:lang w:val="en-US"/>
         </w:rPr>
         <w:t>.</w:t>
@@ -4007,32 +2927,36 @@
         <w:rPr>
           <w:b/>
           <w:bCs/>
-          <w:lang w:val="en-US"/>
-        </w:rPr>
-      </w:pPr>
-      <w:bookmarkStart w:id="12" w:name="_Toc224322713"/>
+          <w:sz w:val="24"/>
+          <w:szCs w:val="24"/>
+          <w:lang w:val="en-US"/>
+        </w:rPr>
+      </w:pPr>
+      <w:bookmarkStart w:id="11" w:name="_Toc224322713"/>
       <w:r>
         <w:rPr>
           <w:b/>
           <w:bCs/>
+          <w:sz w:val="24"/>
+          <w:szCs w:val="24"/>
           <w:lang w:val="en-US"/>
         </w:rPr>
         <w:t>Evaluations</w:t>
       </w:r>
-      <w:bookmarkEnd w:id="12"/>
-    </w:p>
-    <w:p>
-      <w:pPr>
-        <w:rPr>
-          <w:sz w:val="26"/>
-          <w:szCs w:val="26"/>
-          <w:lang w:val="en-US"/>
-        </w:rPr>
-      </w:pPr>
-      <w:r>
-        <w:rPr>
-          <w:sz w:val="26"/>
-          <w:szCs w:val="26"/>
+      <w:bookmarkEnd w:id="11"/>
+    </w:p>
+    <w:p>
+      <w:pPr>
+        <w:rPr>
+          <w:sz w:val="22"/>
+          <w:szCs w:val="22"/>
+          <w:lang w:val="en-US"/>
+        </w:rPr>
+      </w:pPr>
+      <w:r>
+        <w:rPr>
+          <w:sz w:val="22"/>
+          <w:szCs w:val="22"/>
           <w:lang w:val="en-US"/>
         </w:rPr>
         <w:t>To evaluate the system, several experiments were conducted using the same test file across different numbers of sources. The file used for testing is a video file (MP4) with a duration of 4 minutes 51 seconds and a size of 18.7 MB (19,677,087 bytes). A ZIP version of the same file was also used to observe the potential effect of data compression.</w:t>
@@ -4041,15 +2965,15 @@
     <w:p>
       <w:pPr>
         <w:rPr>
-          <w:sz w:val="26"/>
-          <w:szCs w:val="26"/>
-          <w:lang w:val="en-US"/>
-        </w:rPr>
-      </w:pPr>
-      <w:r>
-        <w:rPr>
-          <w:sz w:val="26"/>
-          <w:szCs w:val="26"/>
+          <w:sz w:val="22"/>
+          <w:szCs w:val="22"/>
+          <w:lang w:val="en-US"/>
+        </w:rPr>
+      </w:pPr>
+      <w:r>
+        <w:rPr>
+          <w:sz w:val="22"/>
+          <w:szCs w:val="22"/>
           <w:lang w:val="en-US"/>
         </w:rPr>
         <w:t>For each configuration, the file was downloaded from 1, 2, and 3 sources, and the experiment was repeated three times. The execution time of each run was recorded in milliseconds.</w:t>
@@ -4067,58 +2991,47 @@
           <w:b/>
           <w:bCs/>
           <w:color w:val="auto"/>
-          <w:sz w:val="26"/>
-          <w:szCs w:val="26"/>
-        </w:rPr>
-      </w:pPr>
-      <w:bookmarkStart w:id="13" w:name="_Toc224322714"/>
+        </w:rPr>
+      </w:pPr>
+      <w:bookmarkStart w:id="12" w:name="_Toc224322714"/>
       <w:r>
         <w:rPr>
           <w:rFonts w:ascii="Times New Roman" w:hAnsi="Times New Roman" w:cs="Times New Roman"/>
           <w:b/>
           <w:bCs/>
           <w:color w:val="auto"/>
-          <w:sz w:val="26"/>
-          <w:szCs w:val="26"/>
         </w:rPr>
         <w:t>MP4 Download Performance</w:t>
       </w:r>
-      <w:bookmarkEnd w:id="13"/>
-    </w:p>
-    <w:p>
-      <w:pPr>
-        <w:rPr>
-          <w:sz w:val="26"/>
-          <w:szCs w:val="26"/>
-        </w:rPr>
-      </w:pPr>
-      <w:r>
-        <w:rPr>
-          <w:sz w:val="26"/>
-          <w:szCs w:val="26"/>
-        </w:rPr>
-        <w:t xml:space="preserve">The graph </w:t>
-      </w:r>
-      <w:r>
-        <w:rPr>
-          <w:sz w:val="26"/>
-          <w:szCs w:val="26"/>
-        </w:rPr>
-        <w:t xml:space="preserve">shows the download time of the MP4 file for three independent runs. The results indicate that increasing the number of sources generally reduces the download time. This </w:t>
+      <w:bookmarkEnd w:id="12"/>
+    </w:p>
+    <w:p>
+      <w:pPr>
+        <w:rPr>
+          <w:sz w:val="22"/>
+          <w:szCs w:val="22"/>
+        </w:rPr>
+      </w:pPr>
+      <w:r>
+        <w:rPr>
+          <w:sz w:val="22"/>
+          <w:szCs w:val="22"/>
+        </w:rPr>
+        <w:t xml:space="preserve">The graph shows the download time of the MP4 file for three independent runs. The results indicate that increasing the number of sources generally reduces the download time. This </w:t>
       </w:r>
       <w:proofErr w:type="spellStart"/>
       <w:r>
         <w:rPr>
-          <w:sz w:val="26"/>
-          <w:szCs w:val="26"/>
+          <w:sz w:val="22"/>
+          <w:szCs w:val="22"/>
         </w:rPr>
         <w:t>behavior</w:t>
       </w:r>
       <w:proofErr w:type="spellEnd"/>
       <w:r>
         <w:rPr>
-          <w:sz w:val="26"/>
-          <w:szCs w:val="26"/>
+          <w:sz w:val="22"/>
+          <w:szCs w:val="22"/>
         </w:rPr>
         <w:t xml:space="preserve"> demonstrates the benefit of splitting the file into fragments and downloading them in parallel from multiple clients.</w:t>
       </w:r>
@@ -4127,18 +3040,18 @@
       <w:pPr>
         <w:jc w:val="center"/>
         <w:rPr>
-          <w:sz w:val="26"/>
-          <w:szCs w:val="26"/>
+          <w:sz w:val="22"/>
+          <w:szCs w:val="22"/>
         </w:rPr>
       </w:pPr>
       <w:r>
         <w:rPr>
           <w:noProof/>
-          <w:sz w:val="26"/>
-          <w:szCs w:val="26"/>
+          <w:sz w:val="22"/>
+          <w:szCs w:val="22"/>
         </w:rPr>
         <w:drawing>
-          <wp:inline distT="0" distB="0" distL="0" distR="0" wp14:anchorId="510E346F" wp14:editId="26B08466">
+          <wp:inline distT="0" distB="0" distL="0" distR="0" wp14:anchorId="510E346F" wp14:editId="0877C0B0">
             <wp:extent cx="3901440" cy="2785872"/>
             <wp:effectExtent l="0" t="0" r="3810" b="0"/>
             <wp:docPr id="54542157" name="Picture 4"/>
@@ -4153,7 +3066,7 @@
                     <pic:cNvPicPr/>
                   </pic:nvPicPr>
                   <pic:blipFill>
-                    <a:blip r:embed="rId12" cstate="print">
+                    <a:blip r:embed="rId9" cstate="print">
                       <a:extLst>
                         <a:ext uri="{28A0092B-C50C-407E-A947-70E740481C1C}">
                           <a14:useLocalDpi xmlns:a14="http://schemas.microsoft.com/office/drawing/2010/main" val="0"/>
@@ -4183,6 +3096,29 @@
     <w:p>
       <w:pPr>
         <w:pStyle w:val="Heading3"/>
+        <w:rPr>
+          <w:rFonts w:ascii="Times New Roman" w:hAnsi="Times New Roman" w:cs="Times New Roman"/>
+          <w:b/>
+          <w:bCs/>
+          <w:color w:val="auto"/>
+        </w:rPr>
+      </w:pPr>
+      <w:bookmarkStart w:id="13" w:name="_Toc224322715"/>
+    </w:p>
+    <w:p/>
+    <w:p/>
+    <w:p/>
+    <w:p/>
+    <w:p/>
+    <w:p/>
+    <w:p/>
+    <w:p/>
+    <w:p/>
+    <w:p/>
+    <w:p/>
+    <w:p>
+      <w:pPr>
+        <w:pStyle w:val="Heading3"/>
         <w:numPr>
           <w:ilvl w:val="1"/>
           <w:numId w:val="7"/>
@@ -4192,63 +3128,51 @@
           <w:b/>
           <w:bCs/>
           <w:color w:val="auto"/>
-          <w:sz w:val="26"/>
-          <w:szCs w:val="26"/>
-        </w:rPr>
-      </w:pPr>
-      <w:bookmarkStart w:id="14" w:name="_Toc224322715"/>
+        </w:rPr>
+      </w:pPr>
       <w:r>
         <w:rPr>
           <w:rFonts w:ascii="Times New Roman" w:hAnsi="Times New Roman" w:cs="Times New Roman"/>
           <w:b/>
           <w:bCs/>
           <w:color w:val="auto"/>
-          <w:sz w:val="26"/>
-          <w:szCs w:val="26"/>
         </w:rPr>
         <w:lastRenderedPageBreak/>
         <w:t>ZIP Download Performance</w:t>
       </w:r>
-      <w:bookmarkEnd w:id="14"/>
-    </w:p>
-    <w:p>
-      <w:pPr>
-        <w:rPr>
-          <w:sz w:val="26"/>
-          <w:szCs w:val="26"/>
-        </w:rPr>
-      </w:pPr>
-      <w:r>
-        <w:rPr>
-          <w:sz w:val="26"/>
-          <w:szCs w:val="26"/>
-        </w:rPr>
-        <w:t xml:space="preserve">The graph </w:t>
-      </w:r>
-      <w:r>
-        <w:rPr>
-          <w:sz w:val="26"/>
-          <w:szCs w:val="26"/>
-        </w:rPr>
-        <w:t>presents the download time of the compressed ZIP file for the same experiment setup. Similar trends can be observed, although variations between runs may occur due to network fluctuations and processing overhead.</w:t>
+      <w:bookmarkEnd w:id="13"/>
+    </w:p>
+    <w:p>
+      <w:pPr>
+        <w:rPr>
+          <w:sz w:val="22"/>
+          <w:szCs w:val="22"/>
+        </w:rPr>
+      </w:pPr>
+      <w:r>
+        <w:rPr>
+          <w:sz w:val="22"/>
+          <w:szCs w:val="22"/>
+        </w:rPr>
+        <w:t>The graph presents the download time of the compressed ZIP file for the same experiment setup. Similar trends can be observed, although variations between runs may occur due to network fluctuations and processing overhead.</w:t>
       </w:r>
     </w:p>
     <w:p>
       <w:pPr>
         <w:jc w:val="center"/>
         <w:rPr>
-          <w:sz w:val="26"/>
-          <w:szCs w:val="26"/>
+          <w:sz w:val="22"/>
+          <w:szCs w:val="22"/>
         </w:rPr>
       </w:pPr>
       <w:r>
         <w:rPr>
           <w:noProof/>
-          <w:sz w:val="26"/>
-          <w:szCs w:val="26"/>
+          <w:sz w:val="22"/>
+          <w:szCs w:val="22"/>
         </w:rPr>
         <w:drawing>
-          <wp:inline distT="0" distB="0" distL="0" distR="0" wp14:anchorId="4CF90AA9" wp14:editId="39846201">
+          <wp:inline distT="0" distB="0" distL="0" distR="0" wp14:anchorId="4CF90AA9" wp14:editId="570225FA">
             <wp:extent cx="3901440" cy="2785872"/>
             <wp:effectExtent l="0" t="0" r="3810" b="0"/>
             <wp:docPr id="2070056116" name="Picture 5"/>
@@ -4263,7 +3187,7 @@
                     <pic:cNvPicPr/>
                   </pic:nvPicPr>
                   <pic:blipFill>
-                    <a:blip r:embed="rId13" cstate="print">
+                    <a:blip r:embed="rId10" cstate="print">
                       <a:extLst>
                         <a:ext uri="{28A0092B-C50C-407E-A947-70E740481C1C}">
                           <a14:useLocalDpi xmlns:a14="http://schemas.microsoft.com/office/drawing/2010/main" val="0"/>
@@ -4302,69 +3226,49 @@
           <w:b/>
           <w:bCs/>
           <w:color w:val="auto"/>
-          <w:sz w:val="26"/>
-          <w:szCs w:val="26"/>
-        </w:rPr>
-      </w:pPr>
-      <w:bookmarkStart w:id="15" w:name="_Toc224322716"/>
+        </w:rPr>
+      </w:pPr>
+      <w:bookmarkStart w:id="14" w:name="_Toc224322716"/>
       <w:r>
         <w:rPr>
           <w:rFonts w:ascii="Times New Roman" w:hAnsi="Times New Roman" w:cs="Times New Roman"/>
           <w:b/>
           <w:bCs/>
           <w:color w:val="auto"/>
-          <w:sz w:val="26"/>
-          <w:szCs w:val="26"/>
         </w:rPr>
         <w:t>Average Performance and Speedup</w:t>
       </w:r>
-      <w:bookmarkEnd w:id="15"/>
-    </w:p>
-    <w:p>
-      <w:pPr>
-        <w:rPr>
-          <w:sz w:val="26"/>
-          <w:szCs w:val="26"/>
-          <w:lang w:val="en-US"/>
-        </w:rPr>
-      </w:pPr>
-      <w:r>
-        <w:rPr>
-          <w:sz w:val="26"/>
-          <w:szCs w:val="26"/>
-          <w:lang w:val="en-US"/>
-        </w:rPr>
-        <w:t xml:space="preserve">To better understand the overall trend, the average download time across the three runs was computed. </w:t>
-      </w:r>
-      <w:r>
-        <w:rPr>
-          <w:sz w:val="26"/>
-          <w:szCs w:val="26"/>
-          <w:lang w:val="en-US"/>
-        </w:rPr>
-        <w:t>The first graph</w:t>
-      </w:r>
-      <w:r>
-        <w:rPr>
-          <w:sz w:val="26"/>
-          <w:szCs w:val="26"/>
-          <w:lang w:val="en-US"/>
-        </w:rPr>
-        <w:t xml:space="preserve"> compares the average download time for MP4 and ZIP downloads as the number of sources increases.</w:t>
-      </w:r>
-    </w:p>
-    <w:p>
-      <w:pPr>
-        <w:rPr>
-          <w:sz w:val="26"/>
-          <w:szCs w:val="26"/>
-          <w:lang w:val="en-US"/>
-        </w:rPr>
-      </w:pPr>
-      <w:r>
-        <w:rPr>
-          <w:sz w:val="26"/>
-          <w:szCs w:val="26"/>
+      <w:bookmarkEnd w:id="14"/>
+    </w:p>
+    <w:p>
+      <w:pPr>
+        <w:rPr>
+          <w:sz w:val="22"/>
+          <w:szCs w:val="22"/>
+          <w:lang w:val="en-US"/>
+        </w:rPr>
+      </w:pPr>
+      <w:r>
+        <w:rPr>
+          <w:sz w:val="22"/>
+          <w:szCs w:val="22"/>
+          <w:lang w:val="en-US"/>
+        </w:rPr>
+        <w:t>To better understand the overall trend, the average download time across the three runs was computed. The first graph compares the average download time for MP4 and ZIP downloads as the number of sources increases.</w:t>
+      </w:r>
+    </w:p>
+    <w:p>
+      <w:pPr>
+        <w:rPr>
+          <w:sz w:val="22"/>
+          <w:szCs w:val="22"/>
+          <w:lang w:val="en-US"/>
+        </w:rPr>
+      </w:pPr>
+      <w:r>
+        <w:rPr>
+          <w:sz w:val="22"/>
+          <w:szCs w:val="22"/>
           <w:lang w:val="en-US"/>
         </w:rPr>
         <w:t>Additionally, the speedup metric was calculated as the ratio between the execution time with one source and the execution time with multiple sources. The speedup graph illustrates the performance improvement achieved by parallel downloading.</w:t>
@@ -4374,16 +3278,16 @@
       <w:pPr>
         <w:jc w:val="center"/>
         <w:rPr>
-          <w:sz w:val="26"/>
-          <w:szCs w:val="26"/>
+          <w:sz w:val="22"/>
+          <w:szCs w:val="22"/>
           <w:lang w:val="en-US"/>
         </w:rPr>
       </w:pPr>
       <w:r>
         <w:rPr>
           <w:noProof/>
-          <w:sz w:val="26"/>
-          <w:szCs w:val="26"/>
+          <w:sz w:val="22"/>
+          <w:szCs w:val="22"/>
         </w:rPr>
         <w:drawing>
           <wp:inline distT="0" distB="0" distL="0" distR="0" wp14:anchorId="4DA44EEE" wp14:editId="240A484C">
@@ -4401,7 +3305,7 @@
                     <pic:cNvPicPr/>
                   </pic:nvPicPr>
                   <pic:blipFill>
-                    <a:blip r:embed="rId14" cstate="print">
+                    <a:blip r:embed="rId11" cstate="print">
                       <a:extLst>
                         <a:ext uri="{28A0092B-C50C-407E-A947-70E740481C1C}">
                           <a14:useLocalDpi xmlns:a14="http://schemas.microsoft.com/office/drawing/2010/main" val="0"/>
@@ -4430,8 +3334,8 @@
       <w:r>
         <w:rPr>
           <w:noProof/>
-          <w:sz w:val="26"/>
-          <w:szCs w:val="26"/>
+          <w:sz w:val="22"/>
+          <w:szCs w:val="22"/>
         </w:rPr>
         <w:drawing>
           <wp:inline distT="0" distB="0" distL="0" distR="0" wp14:anchorId="56A956D7" wp14:editId="2D77F1CE">
@@ -4449,7 +3353,7 @@
                     <pic:cNvPicPr/>
                   </pic:nvPicPr>
                   <pic:blipFill>
-                    <a:blip r:embed="rId15" cstate="print">
+                    <a:blip r:embed="rId12" cstate="print">
                       <a:extLst>
                         <a:ext uri="{28A0092B-C50C-407E-A947-70E740481C1C}">
                           <a14:useLocalDpi xmlns:a14="http://schemas.microsoft.com/office/drawing/2010/main" val="0"/>
@@ -4479,111 +3383,151 @@
     <w:p>
       <w:pPr>
         <w:rPr>
+          <w:sz w:val="22"/>
+          <w:szCs w:val="22"/>
+          <w:lang w:val="en-US"/>
+        </w:rPr>
+      </w:pPr>
+      <w:r>
+        <w:rPr>
+          <w:b/>
+          <w:bCs/>
+          <w:sz w:val="22"/>
+          <w:szCs w:val="22"/>
+          <w:u w:val="single"/>
+          <w:lang w:val="en-US"/>
+        </w:rPr>
+        <w:t>Note:</w:t>
+      </w:r>
+      <w:r>
+        <w:rPr>
+          <w:sz w:val="22"/>
+          <w:szCs w:val="22"/>
+          <w:lang w:val="en-US"/>
+        </w:rPr>
+        <w:t xml:space="preserve"> Some preliminary tests were also conducted with larger files and slower network conditions. However, these experiments required significantly more execution time and computational resources. Due to time limitations and the fact that the implementation was still being refined, the results of those tests were not systematically recorded.</w:t>
+      </w:r>
+      <w:bookmarkStart w:id="15" w:name="_Toc224322717"/>
+    </w:p>
+    <w:p>
+      <w:pPr>
+        <w:rPr>
+          <w:sz w:val="22"/>
+          <w:szCs w:val="22"/>
+          <w:lang w:val="en-US"/>
+        </w:rPr>
+      </w:pPr>
+    </w:p>
+    <w:p>
+      <w:pPr>
+        <w:rPr>
+          <w:sz w:val="22"/>
+          <w:szCs w:val="22"/>
+          <w:lang w:val="en-US"/>
+        </w:rPr>
+      </w:pPr>
+    </w:p>
+    <w:p>
+      <w:pPr>
+        <w:rPr>
+          <w:sz w:val="22"/>
+          <w:szCs w:val="22"/>
+          <w:lang w:val="en-US"/>
+        </w:rPr>
+      </w:pPr>
+    </w:p>
+    <w:p>
+      <w:pPr>
+        <w:rPr>
+          <w:sz w:val="22"/>
+          <w:szCs w:val="22"/>
+          <w:lang w:val="en-US"/>
+        </w:rPr>
+      </w:pPr>
+    </w:p>
+    <w:p>
+      <w:pPr>
+        <w:rPr>
+          <w:sz w:val="22"/>
+          <w:szCs w:val="22"/>
+          <w:lang w:val="en-US"/>
+        </w:rPr>
+      </w:pPr>
+    </w:p>
+    <w:p>
+      <w:pPr>
+        <w:pStyle w:val="Heading1"/>
+        <w:rPr>
           <w:sz w:val="26"/>
           <w:szCs w:val="26"/>
         </w:rPr>
       </w:pPr>
       <w:r>
-        <w:rPr>
-          <w:b/>
-          <w:bCs/>
+        <w:lastRenderedPageBreak/>
+        <w:t>I</w:t>
+      </w:r>
+      <w:r>
+        <w:t>II</w:t>
+      </w:r>
+      <w:r>
+        <w:t>/ CONCLUSION</w:t>
+      </w:r>
+      <w:bookmarkEnd w:id="15"/>
+    </w:p>
+    <w:p>
+      <w:pPr>
+        <w:rPr>
           <w:sz w:val="26"/>
           <w:szCs w:val="26"/>
-          <w:u w:val="single"/>
-          <w:lang w:val="en-US"/>
-        </w:rPr>
-        <w:t>Note:</w:t>
-      </w:r>
+        </w:rPr>
+      </w:pPr>
       <w:r>
         <w:rPr>
           <w:sz w:val="26"/>
           <w:szCs w:val="26"/>
-          <w:lang w:val="en-US"/>
-        </w:rPr>
-        <w:t xml:space="preserve"> </w:t>
-      </w:r>
-      <w:r>
+        </w:rPr>
+        <w:t>This project implemented a distributed file downloading system that allows a client to retrieve file fragments from multiple sources in parallel. Several enhancements were introduced, including improved failure handling, dynamic adaptation to available sources, and optional data compression.</w:t>
+      </w:r>
+    </w:p>
+    <w:p>
+      <w:pPr>
         <w:rPr>
           <w:sz w:val="26"/>
           <w:szCs w:val="26"/>
-          <w:lang w:val="en-US"/>
-        </w:rPr>
-        <w:t>Some preliminary tests were also conducted with larger files and slower network conditions. However, these experiments required significantly more execution time and computational resources. Due to time limitations and the fact that the implementation was still being refined, the results of those tests were not systematically recorded.</w:t>
-      </w:r>
-    </w:p>
-    <w:p/>
-    <w:p/>
-    <w:p>
-      <w:pPr>
-        <w:pStyle w:val="Heading1"/>
-      </w:pPr>
-      <w:bookmarkStart w:id="16" w:name="_Toc224322717"/>
-      <w:r>
-        <w:lastRenderedPageBreak/>
-        <w:t>I</w:t>
-      </w:r>
-      <w:r>
-        <w:t>II</w:t>
-      </w:r>
-      <w:r>
-        <w:t>/ CONCLUSION</w:t>
-      </w:r>
-      <w:bookmarkEnd w:id="16"/>
-    </w:p>
-    <w:p>
-      <w:pPr>
+        </w:rPr>
+      </w:pPr>
+      <w:r>
         <w:rPr>
           <w:sz w:val="26"/>
           <w:szCs w:val="26"/>
         </w:rPr>
-      </w:pPr>
-      <w:r>
+        <w:t>Experimental results show that increasing the number of sources generally reduces download time, demonstrating the effectiveness of parallel downloading. The speedup analysis also confirms that the system benefits from distributing the workload across multiple clients.</w:t>
+      </w:r>
+    </w:p>
+    <w:p>
+      <w:pPr>
         <w:rPr>
           <w:sz w:val="26"/>
           <w:szCs w:val="26"/>
         </w:rPr>
-        <w:t>This project implemented a distributed file downloading system that allows a client to retrieve file fragments from multiple sources in parallel. Several enhancements were introduced, including improved failure handling, dynamic adaptation to available sources, and optional data compression.</w:t>
-      </w:r>
-    </w:p>
-    <w:p>
-      <w:pPr>
+      </w:pPr>
+      <w:r>
         <w:rPr>
           <w:sz w:val="26"/>
           <w:szCs w:val="26"/>
         </w:rPr>
-      </w:pPr>
+        <w:t>Overall, the implemented system successfully demonstrates the core principles of distributed file transfer and provides a foundation for further improvements and scalability experiments</w:t>
+      </w:r>
       <w:r>
         <w:rPr>
           <w:sz w:val="26"/>
           <w:szCs w:val="26"/>
         </w:rPr>
-        <w:t>Experimental results show that increasing the number of sources generally reduces download time, demonstrating the effectiveness of parallel downloading. The speedup analysis also confirms that the system benefits from distributing the workload across multiple clients.</w:t>
-      </w:r>
-    </w:p>
-    <w:p>
-      <w:pPr>
-        <w:rPr>
-          <w:sz w:val="26"/>
-          <w:szCs w:val="26"/>
-        </w:rPr>
-      </w:pPr>
-      <w:r>
-        <w:rPr>
-          <w:sz w:val="26"/>
-          <w:szCs w:val="26"/>
-        </w:rPr>
-        <w:t>Overall, the implemented system successfully demonstrates the core principles of distributed file transfer and provides a foundation for further improvements and scalability experiments</w:t>
-      </w:r>
-      <w:r>
-        <w:rPr>
-          <w:sz w:val="26"/>
-          <w:szCs w:val="26"/>
-        </w:rPr>
         <w:t>.</w:t>
       </w:r>
     </w:p>
     <w:sectPr>
-      <w:footerReference w:type="default" r:id="rId16"/>
+      <w:footerReference w:type="default" r:id="rId13"/>
       <w:pgSz w:w="12240" w:h="15840"/>
       <w:pgMar w:top="1417" w:right="1417" w:bottom="1417" w:left="1417" w:header="720" w:footer="720" w:gutter="0"/>
       <w:pgNumType w:start="1"/>
@@ -4621,66 +3565,6 @@
 </file>
 
 <file path=word/footer1.xml><?xml version="1.0" encoding="utf-8"?>
-<w:ftr xmlns:wpc="http://schemas.microsoft.com/office/word/2010/wordprocessingCanvas" xmlns:cx="http://schemas.microsoft.com/office/drawing/2014/chartex" xmlns:cx1="http://schemas.microsoft.com/office/drawing/2015/9/8/chartex" xmlns:cx2="http://schemas.microsoft.com/office/drawing/2015/10/21/chartex" xmlns:cx3="http://schemas.microsoft.com/office/drawing/2016/5/9/chartex" xmlns:cx4="http://schemas.microsoft.com/office/drawing/2016/5/10/chartex" xmlns:cx5="http://schemas.microsoft.com/office/drawing/2016/5/11/chartex" xmlns:cx6="http://schemas.microsoft.com/office/drawing/2016/5/12/chartex" xmlns:cx7="http://schemas.microsoft.com/office/drawing/2016/5/13/chartex" xmlns:cx8="http://schemas.microsoft.com/office/drawing/2016/5/14/chartex" xmlns:mc="http://schemas.openxmlformats.org/markup-compatibility/2006" xmlns:aink="http://schemas.microsoft.com/office/drawing/2016/ink" xmlns:am3d="http://schemas.microsoft.com/office/drawing/2017/model3d" xmlns:o="urn:schemas-microsoft-com:office:office" xmlns:oel="http://schemas.microsoft.com/office/2019/extlst" xmlns:r="http://schemas.openxmlformats.org/officeDocument/2006/relationships" xmlns:m="http://schemas.openxmlformats.org/officeDocument/2006/math" xmlns:v="urn:schemas-microsoft-com:vml" xmlns:wp14="http://schemas.microsoft.com/office/word/2010/wordprocessingDrawing" xmlns:wp="http://schemas.openxmlformats.org/drawingml/2006/wordprocessingDrawing" xmlns:w10="urn:schemas-microsoft-com:office:word" xmlns:w="http://schemas.openxmlformats.org/wordprocessingml/2006/main" xmlns:w14="http://schemas.microsoft.com/office/word/2010/wordml" xmlns:w15="http://schemas.microsoft.com/office/word/2012/wordml" xmlns:w16cex="http://schemas.microsoft.com/office/word/2018/wordml/cex" xmlns:w16cid="http://schemas.microsoft.com/office/word/2016/wordml/cid" xmlns:w16="http://schemas.microsoft.com/office/word/2018/wordml" xmlns:w16du="http://schemas.microsoft.com/office/word/2023/wordml/word16du" xmlns:w16sdtdh="http://schemas.microsoft.com/office/word/2020/wordml/sdtdatahash" xmlns:w16sdtfl="http://schemas.microsoft.com/office/word/2024/wordml/sdtformatlock" xmlns:w16se="http://schemas.microsoft.com/office/word/2015/wordml/symex" xmlns:wpg="http://schemas.microsoft.com/office/word/2010/wordprocessingGroup" xmlns:wpi="http://schemas.microsoft.com/office/word/2010/wordprocessingInk" xmlns:wne="http://schemas.microsoft.com/office/word/2006/wordml" xmlns:wps="http://schemas.microsoft.com/office/word/2010/wordprocessingShape" mc:Ignorable="w14 w15 w16se w16cid w16 w16cex w16sdtdh w16sdtfl w16du wp14">
-  <w:p>
-    <w:pPr>
-      <w:pStyle w:val="Footer"/>
-    </w:pPr>
-  </w:p>
-  <w:p>
-    <w:pPr>
-      <w:pBdr>
-        <w:top w:val="nil"/>
-        <w:left w:val="nil"/>
-        <w:bottom w:val="nil"/>
-        <w:right w:val="nil"/>
-        <w:between w:val="nil"/>
-      </w:pBdr>
-      <w:tabs>
-        <w:tab w:val="center" w:pos="4680"/>
-        <w:tab w:val="right" w:pos="9360"/>
-      </w:tabs>
-      <w:spacing w:after="0"/>
-      <w:rPr>
-        <w:color w:val="000000"/>
-      </w:rPr>
-    </w:pPr>
-  </w:p>
-</w:ftr>
-</file>
-
-<file path=word/footer2.xml><?xml version="1.0" encoding="utf-8"?>
-<w:ftr xmlns:wpc="http://schemas.microsoft.com/office/word/2010/wordprocessingCanvas" xmlns:cx="http://schemas.microsoft.com/office/drawing/2014/chartex" xmlns:cx1="http://schemas.microsoft.com/office/drawing/2015/9/8/chartex" xmlns:cx2="http://schemas.microsoft.com/office/drawing/2015/10/21/chartex" xmlns:cx3="http://schemas.microsoft.com/office/drawing/2016/5/9/chartex" xmlns:cx4="http://schemas.microsoft.com/office/drawing/2016/5/10/chartex" xmlns:cx5="http://schemas.microsoft.com/office/drawing/2016/5/11/chartex" xmlns:cx6="http://schemas.microsoft.com/office/drawing/2016/5/12/chartex" xmlns:cx7="http://schemas.microsoft.com/office/drawing/2016/5/13/chartex" xmlns:cx8="http://schemas.microsoft.com/office/drawing/2016/5/14/chartex" xmlns:mc="http://schemas.openxmlformats.org/markup-compatibility/2006" xmlns:aink="http://schemas.microsoft.com/office/drawing/2016/ink" xmlns:am3d="http://schemas.microsoft.com/office/drawing/2017/model3d" xmlns:o="urn:schemas-microsoft-com:office:office" xmlns:oel="http://schemas.microsoft.com/office/2019/extlst" xmlns:r="http://schemas.openxmlformats.org/officeDocument/2006/relationships" xmlns:m="http://schemas.openxmlformats.org/officeDocument/2006/math" xmlns:v="urn:schemas-microsoft-com:vml" xmlns:wp14="http://schemas.microsoft.com/office/word/2010/wordprocessingDrawing" xmlns:wp="http://schemas.openxmlformats.org/drawingml/2006/wordprocessingDrawing" xmlns:w10="urn:schemas-microsoft-com:office:word" xmlns:w="http://schemas.openxmlformats.org/wordprocessingml/2006/main" xmlns:w14="http://schemas.microsoft.com/office/word/2010/wordml" xmlns:w15="http://schemas.microsoft.com/office/word/2012/wordml" xmlns:w16cex="http://schemas.microsoft.com/office/word/2018/wordml/cex" xmlns:w16cid="http://schemas.microsoft.com/office/word/2016/wordml/cid" xmlns:w16="http://schemas.microsoft.com/office/word/2018/wordml" xmlns:w16du="http://schemas.microsoft.com/office/word/2023/wordml/word16du" xmlns:w16sdtdh="http://schemas.microsoft.com/office/word/2020/wordml/sdtdatahash" xmlns:w16sdtfl="http://schemas.microsoft.com/office/word/2024/wordml/sdtformatlock" xmlns:w16se="http://schemas.microsoft.com/office/word/2015/wordml/symex" xmlns:wpg="http://schemas.microsoft.com/office/word/2010/wordprocessingGroup" xmlns:wpi="http://schemas.microsoft.com/office/word/2010/wordprocessingInk" xmlns:wne="http://schemas.microsoft.com/office/word/2006/wordml" xmlns:wps="http://schemas.microsoft.com/office/word/2010/wordprocessingShape" mc:Ignorable="w14 w15 w16se w16cid w16 w16cex w16sdtdh w16sdtfl w16du wp14">
-  <w:p>
-    <w:pPr>
-      <w:pStyle w:val="Footer"/>
-      <w:jc w:val="center"/>
-    </w:pPr>
-  </w:p>
-  <w:p>
-    <w:pPr>
-      <w:pBdr>
-        <w:top w:val="nil"/>
-        <w:left w:val="nil"/>
-        <w:bottom w:val="nil"/>
-        <w:right w:val="nil"/>
-        <w:between w:val="nil"/>
-      </w:pBdr>
-      <w:tabs>
-        <w:tab w:val="center" w:pos="4680"/>
-        <w:tab w:val="right" w:pos="9360"/>
-      </w:tabs>
-      <w:spacing w:after="0"/>
-      <w:jc w:val="right"/>
-      <w:rPr>
-        <w:color w:val="000000"/>
-      </w:rPr>
-    </w:pPr>
-  </w:p>
-</w:ftr>
-</file>
-
-<file path=word/footer3.xml><?xml version="1.0" encoding="utf-8"?>
 <w:ftr xmlns:wpc="http://schemas.microsoft.com/office/word/2010/wordprocessingCanvas" xmlns:cx="http://schemas.microsoft.com/office/drawing/2014/chartex" xmlns:cx1="http://schemas.microsoft.com/office/drawing/2015/9/8/chartex" xmlns:cx2="http://schemas.microsoft.com/office/drawing/2015/10/21/chartex" xmlns:cx3="http://schemas.microsoft.com/office/drawing/2016/5/9/chartex" xmlns:cx4="http://schemas.microsoft.com/office/drawing/2016/5/10/chartex" xmlns:cx5="http://schemas.microsoft.com/office/drawing/2016/5/11/chartex" xmlns:cx6="http://schemas.microsoft.com/office/drawing/2016/5/12/chartex" xmlns:cx7="http://schemas.microsoft.com/office/drawing/2016/5/13/chartex" xmlns:cx8="http://schemas.microsoft.com/office/drawing/2016/5/14/chartex" xmlns:mc="http://schemas.openxmlformats.org/markup-compatibility/2006" xmlns:aink="http://schemas.microsoft.com/office/drawing/2016/ink" xmlns:am3d="http://schemas.microsoft.com/office/drawing/2017/model3d" xmlns:o="urn:schemas-microsoft-com:office:office" xmlns:oel="http://schemas.microsoft.com/office/2019/extlst" xmlns:r="http://schemas.openxmlformats.org/officeDocument/2006/relationships" xmlns:m="http://schemas.openxmlformats.org/officeDocument/2006/math" xmlns:v="urn:schemas-microsoft-com:vml" xmlns:wp14="http://schemas.microsoft.com/office/word/2010/wordprocessingDrawing" xmlns:wp="http://schemas.openxmlformats.org/drawingml/2006/wordprocessingDrawing" xmlns:w10="urn:schemas-microsoft-com:office:word" xmlns:w="http://schemas.openxmlformats.org/wordprocessingml/2006/main" xmlns:w14="http://schemas.microsoft.com/office/word/2010/wordml" xmlns:w15="http://schemas.microsoft.com/office/word/2012/wordml" xmlns:w16cex="http://schemas.microsoft.com/office/word/2018/wordml/cex" xmlns:w16cid="http://schemas.microsoft.com/office/word/2016/wordml/cid" xmlns:w16="http://schemas.microsoft.com/office/word/2018/wordml" xmlns:w16du="http://schemas.microsoft.com/office/word/2023/wordml/word16du" xmlns:w16sdtdh="http://schemas.microsoft.com/office/word/2020/wordml/sdtdatahash" xmlns:w16sdtfl="http://schemas.microsoft.com/office/word/2024/wordml/sdtformatlock" xmlns:w16se="http://schemas.microsoft.com/office/word/2015/wordml/symex" xmlns:wpg="http://schemas.microsoft.com/office/word/2010/wordprocessingGroup" xmlns:wpi="http://schemas.microsoft.com/office/word/2010/wordprocessingInk" xmlns:wne="http://schemas.microsoft.com/office/word/2006/wordml" xmlns:wps="http://schemas.microsoft.com/office/word/2010/wordprocessingShape" mc:Ignorable="w14 w15 w16se w16cid w16 w16cex w16sdtdh w16sdtfl w16du wp14">
   <w:p>
     <w:pPr>
@@ -4731,51 +3615,6 @@
 </w:footnotes>
 </file>
 
-<file path=word/header1.xml><?xml version="1.0" encoding="utf-8"?>
-<w:hdr xmlns:wpc="http://schemas.microsoft.com/office/word/2010/wordprocessingCanvas" xmlns:cx="http://schemas.microsoft.com/office/drawing/2014/chartex" xmlns:cx1="http://schemas.microsoft.com/office/drawing/2015/9/8/chartex" xmlns:cx2="http://schemas.microsoft.com/office/drawing/2015/10/21/chartex" xmlns:cx3="http://schemas.microsoft.com/office/drawing/2016/5/9/chartex" xmlns:cx4="http://schemas.microsoft.com/office/drawing/2016/5/10/chartex" xmlns:cx5="http://schemas.microsoft.com/office/drawing/2016/5/11/chartex" xmlns:cx6="http://schemas.microsoft.com/office/drawing/2016/5/12/chartex" xmlns:cx7="http://schemas.microsoft.com/office/drawing/2016/5/13/chartex" xmlns:cx8="http://schemas.microsoft.com/office/drawing/2016/5/14/chartex" xmlns:mc="http://schemas.openxmlformats.org/markup-compatibility/2006" xmlns:aink="http://schemas.microsoft.com/office/drawing/2016/ink" xmlns:am3d="http://schemas.microsoft.com/office/drawing/2017/model3d" xmlns:o="urn:schemas-microsoft-com:office:office" xmlns:oel="http://schemas.microsoft.com/office/2019/extlst" xmlns:r="http://schemas.openxmlformats.org/officeDocument/2006/relationships" xmlns:m="http://schemas.openxmlformats.org/officeDocument/2006/math" xmlns:v="urn:schemas-microsoft-com:vml" xmlns:wp14="http://schemas.microsoft.com/office/word/2010/wordprocessingDrawing" xmlns:wp="http://schemas.openxmlformats.org/drawingml/2006/wordprocessingDrawing" xmlns:w10="urn:schemas-microsoft-com:office:word" xmlns:w="http://schemas.openxmlformats.org/wordprocessingml/2006/main" xmlns:w14="http://schemas.microsoft.com/office/word/2010/wordml" xmlns:w15="http://schemas.microsoft.com/office/word/2012/wordml" xmlns:w16cex="http://schemas.microsoft.com/office/word/2018/wordml/cex" xmlns:w16cid="http://schemas.microsoft.com/office/word/2016/wordml/cid" xmlns:w16="http://schemas.microsoft.com/office/word/2018/wordml" xmlns:w16du="http://schemas.microsoft.com/office/word/2023/wordml/word16du" xmlns:w16sdtdh="http://schemas.microsoft.com/office/word/2020/wordml/sdtdatahash" xmlns:w16sdtfl="http://schemas.microsoft.com/office/word/2024/wordml/sdtformatlock" xmlns:w16se="http://schemas.microsoft.com/office/word/2015/wordml/symex" xmlns:wpg="http://schemas.microsoft.com/office/word/2010/wordprocessingGroup" xmlns:wpi="http://schemas.microsoft.com/office/word/2010/wordprocessingInk" xmlns:wne="http://schemas.microsoft.com/office/word/2006/wordml" xmlns:wps="http://schemas.microsoft.com/office/word/2010/wordprocessingShape" mc:Ignorable="w14 w15 w16se w16cid w16 w16cex w16sdtdh w16sdtfl w16du wp14">
-  <w:p>
-    <w:pPr>
-      <w:pBdr>
-        <w:top w:val="nil"/>
-        <w:left w:val="nil"/>
-        <w:bottom w:val="nil"/>
-        <w:right w:val="nil"/>
-        <w:between w:val="nil"/>
-      </w:pBdr>
-      <w:tabs>
-        <w:tab w:val="center" w:pos="4680"/>
-        <w:tab w:val="right" w:pos="9360"/>
-      </w:tabs>
-      <w:spacing w:after="0"/>
-      <w:ind w:right="-864"/>
-      <w:jc w:val="right"/>
-      <w:rPr>
-        <w:color w:val="000000"/>
-      </w:rPr>
-    </w:pPr>
-  </w:p>
-  <w:p>
-    <w:pPr>
-      <w:pBdr>
-        <w:top w:val="nil"/>
-        <w:left w:val="nil"/>
-        <w:bottom w:val="nil"/>
-        <w:right w:val="nil"/>
-        <w:between w:val="nil"/>
-      </w:pBdr>
-      <w:tabs>
-        <w:tab w:val="center" w:pos="4680"/>
-        <w:tab w:val="right" w:pos="9360"/>
-      </w:tabs>
-      <w:spacing w:after="0"/>
-      <w:rPr>
-        <w:color w:val="000000"/>
-      </w:rPr>
-    </w:pPr>
-  </w:p>
-</w:hdr>
-</file>
-
 <file path=word/numbering.xml><?xml version="1.0" encoding="utf-8"?>
 <w:numbering xmlns:wpc="http://schemas.microsoft.com/office/word/2010/wordprocessingCanvas" xmlns:cx="http://schemas.microsoft.com/office/drawing/2014/chartex" xmlns:cx1="http://schemas.microsoft.com/office/drawing/2015/9/8/chartex" xmlns:cx2="http://schemas.microsoft.com/office/drawing/2015/10/21/chartex" xmlns:cx3="http://schemas.microsoft.com/office/drawing/2016/5/9/chartex" xmlns:cx4="http://schemas.microsoft.com/office/drawing/2016/5/10/chartex" xmlns:cx5="http://schemas.microsoft.com/office/drawing/2016/5/11/chartex" xmlns:cx6="http://schemas.microsoft.com/office/drawing/2016/5/12/chartex" xmlns:cx7="http://schemas.microsoft.com/office/drawing/2016/5/13/chartex" xmlns:cx8="http://schemas.microsoft.com/office/drawing/2016/5/14/chartex" xmlns:mc="http://schemas.openxmlformats.org/markup-compatibility/2006" xmlns:aink="http://schemas.microsoft.com/office/drawing/2016/ink" xmlns:am3d="http://schemas.microsoft.com/office/drawing/2017/model3d" xmlns:o="urn:schemas-microsoft-com:office:office" xmlns:oel="http://schemas.microsoft.com/office/2019/extlst" xmlns:r="http://schemas.openxmlformats.org/officeDocument/2006/relationships" xmlns:m="http://schemas.openxmlformats.org/officeDocument/2006/math" xmlns:v="urn:schemas-microsoft-com:vml" xmlns:wp14="http://schemas.microsoft.com/office/word/2010/wordprocessingDrawing" xmlns:wp="http://schemas.openxmlformats.org/drawingml/2006/wordprocessingDrawing" xmlns:w10="urn:schemas-microsoft-com:office:word" xmlns:w="http://schemas.openxmlformats.org/wordprocessingml/2006/main" xmlns:w14="http://schemas.microsoft.com/office/word/2010/wordml" xmlns:w15="http://schemas.microsoft.com/office/word/2012/wordml" xmlns:w16cex="http://schemas.microsoft.com/office/word/2018/wordml/cex" xmlns:w16cid="http://schemas.microsoft.com/office/word/2016/wordml/cid" xmlns:w16="http://schemas.microsoft.com/office/word/2018/wordml" xmlns:w16du="http://schemas.microsoft.com/office/word/2023/wordml/word16du" xmlns:w16sdtdh="http://schemas.microsoft.com/office/word/2020/wordml/sdtdatahash" xmlns:w16sdtfl="http://schemas.microsoft.com/office/word/2024/wordml/sdtformatlock" xmlns:w16se="http://schemas.microsoft.com/office/word/2015/wordml/symex" xmlns:wpg="http://schemas.microsoft.com/office/word/2010/wordprocessingGroup" xmlns:wpi="http://schemas.microsoft.com/office/word/2010/wordprocessingInk" xmlns:wne="http://schemas.microsoft.com/office/word/2006/wordml" xmlns:wps="http://schemas.microsoft.com/office/word/2010/wordprocessingShape" mc:Ignorable="w14 w15 w16se w16cid w16 w16cex w16sdtdh w16sdtfl w16du wp14">
   <w:abstractNum w:abstractNumId="0" w15:restartNumberingAfterBreak="0">
@@ -5737,6 +4576,119 @@
     </w:lvl>
   </w:abstractNum>
   <w:abstractNum w:abstractNumId="8" w15:restartNumberingAfterBreak="0">
+    <w:nsid w:val="6F4210CD"/>
+    <w:multiLevelType w:val="hybridMultilevel"/>
+    <w:tmpl w:val="3A14725A"/>
+    <w:lvl w:ilvl="0" w:tplc="CDCA3630">
+      <w:start w:val="2"/>
+      <w:numFmt w:val="bullet"/>
+      <w:lvlText w:val="-"/>
+      <w:lvlJc w:val="left"/>
+      <w:pPr>
+        <w:ind w:left="720" w:hanging="360"/>
+      </w:pPr>
+      <w:rPr>
+        <w:rFonts w:ascii="Times New Roman" w:eastAsia="Calibri" w:hAnsi="Times New Roman" w:cs="Times New Roman" w:hint="default"/>
+      </w:rPr>
+    </w:lvl>
+    <w:lvl w:ilvl="1" w:tplc="04090003" w:tentative="1">
+      <w:start w:val="1"/>
+      <w:numFmt w:val="bullet"/>
+      <w:lvlText w:val="o"/>
+      <w:lvlJc w:val="left"/>
+      <w:pPr>
+        <w:ind w:left="1440" w:hanging="360"/>
+      </w:pPr>
+      <w:rPr>
+        <w:rFonts w:ascii="Courier New" w:hAnsi="Courier New" w:cs="Courier New" w:hint="default"/>
+      </w:rPr>
+    </w:lvl>
+    <w:lvl w:ilvl="2" w:tplc="04090005" w:tentative="1">
+      <w:start w:val="1"/>
+      <w:numFmt w:val="bullet"/>
+      <w:lvlText w:val=""/>
+      <w:lvlJc w:val="left"/>
+      <w:pPr>
+        <w:ind w:left="2160" w:hanging="360"/>
+      </w:pPr>
+      <w:rPr>
+        <w:rFonts w:ascii="Wingdings" w:hAnsi="Wingdings" w:hint="default"/>
+      </w:rPr>
+    </w:lvl>
+    <w:lvl w:ilvl="3" w:tplc="04090001" w:tentative="1">
+      <w:start w:val="1"/>
+      <w:numFmt w:val="bullet"/>
+      <w:lvlText w:val=""/>
+      <w:lvlJc w:val="left"/>
+      <w:pPr>
+        <w:ind w:left="2880" w:hanging="360"/>
+      </w:pPr>
+      <w:rPr>
+        <w:rFonts w:ascii="Symbol" w:hAnsi="Symbol" w:hint="default"/>
+      </w:rPr>
+    </w:lvl>
+    <w:lvl w:ilvl="4" w:tplc="04090003" w:tentative="1">
+      <w:start w:val="1"/>
+      <w:numFmt w:val="bullet"/>
+      <w:lvlText w:val="o"/>
+      <w:lvlJc w:val="left"/>
+      <w:pPr>
+        <w:ind w:left="3600" w:hanging="360"/>
+      </w:pPr>
+      <w:rPr>
+        <w:rFonts w:ascii="Courier New" w:hAnsi="Courier New" w:cs="Courier New" w:hint="default"/>
+      </w:rPr>
+    </w:lvl>
+    <w:lvl w:ilvl="5" w:tplc="04090005" w:tentative="1">
+      <w:start w:val="1"/>
+      <w:numFmt w:val="bullet"/>
+      <w:lvlText w:val=""/>
+      <w:lvlJc w:val="left"/>
+      <w:pPr>
+        <w:ind w:left="4320" w:hanging="360"/>
+      </w:pPr>
+      <w:rPr>
+        <w:rFonts w:ascii="Wingdings" w:hAnsi="Wingdings" w:hint="default"/>
+      </w:rPr>
+    </w:lvl>
+    <w:lvl w:ilvl="6" w:tplc="04090001" w:tentative="1">
+      <w:start w:val="1"/>
+      <w:numFmt w:val="bullet"/>
+      <w:lvlText w:val=""/>
+      <w:lvlJc w:val="left"/>
+      <w:pPr>
+        <w:ind w:left="5040" w:hanging="360"/>
+      </w:pPr>
+      <w:rPr>
+        <w:rFonts w:ascii="Symbol" w:hAnsi="Symbol" w:hint="default"/>
+      </w:rPr>
+    </w:lvl>
+    <w:lvl w:ilvl="7" w:tplc="04090003" w:tentative="1">
+      <w:start w:val="1"/>
+      <w:numFmt w:val="bullet"/>
+      <w:lvlText w:val="o"/>
+      <w:lvlJc w:val="left"/>
+      <w:pPr>
+        <w:ind w:left="5760" w:hanging="360"/>
+      </w:pPr>
+      <w:rPr>
+        <w:rFonts w:ascii="Courier New" w:hAnsi="Courier New" w:cs="Courier New" w:hint="default"/>
+      </w:rPr>
+    </w:lvl>
+    <w:lvl w:ilvl="8" w:tplc="04090005" w:tentative="1">
+      <w:start w:val="1"/>
+      <w:numFmt w:val="bullet"/>
+      <w:lvlText w:val=""/>
+      <w:lvlJc w:val="left"/>
+      <w:pPr>
+        <w:ind w:left="6480" w:hanging="360"/>
+      </w:pPr>
+      <w:rPr>
+        <w:rFonts w:ascii="Wingdings" w:hAnsi="Wingdings" w:hint="default"/>
+      </w:rPr>
+    </w:lvl>
+  </w:abstractNum>
+  <w:abstractNum w:abstractNumId="9" w15:restartNumberingAfterBreak="0">
     <w:nsid w:val="728D4AC4"/>
     <w:multiLevelType w:val="hybridMultilevel"/>
     <w:tmpl w:val="3E50176C"/>
@@ -5825,7 +4777,7 @@
       </w:pPr>
     </w:lvl>
   </w:abstractNum>
-  <w:abstractNum w:abstractNumId="9" w15:restartNumberingAfterBreak="0">
+  <w:abstractNum w:abstractNumId="10" w15:restartNumberingAfterBreak="0">
     <w:nsid w:val="72C82AF3"/>
     <w:multiLevelType w:val="hybridMultilevel"/>
     <w:tmpl w:val="C820218C"/>
@@ -5914,7 +4866,7 @@
       </w:pPr>
     </w:lvl>
   </w:abstractNum>
-  <w:abstractNum w:abstractNumId="10" w15:restartNumberingAfterBreak="0">
+  <w:abstractNum w:abstractNumId="11" w15:restartNumberingAfterBreak="0">
     <w:nsid w:val="769D338C"/>
     <w:multiLevelType w:val="multilevel"/>
     <w:tmpl w:val="59CAEDC2"/>
@@ -6032,13 +4984,13 @@
     <w:abstractNumId w:val="0"/>
   </w:num>
   <w:num w:numId="2" w16cid:durableId="1400864105">
-    <w:abstractNumId w:val="10"/>
+    <w:abstractNumId w:val="11"/>
   </w:num>
   <w:num w:numId="3" w16cid:durableId="916787644">
-    <w:abstractNumId w:val="8"/>
+    <w:abstractNumId w:val="9"/>
   </w:num>
   <w:num w:numId="4" w16cid:durableId="431584643">
-    <w:abstractNumId w:val="9"/>
+    <w:abstractNumId w:val="10"/>
   </w:num>
   <w:num w:numId="5" w16cid:durableId="1028288362">
     <w:abstractNumId w:val="7"/>
@@ -6060,6 +5012,9 @@
   </w:num>
   <w:num w:numId="11" w16cid:durableId="1251044813">
     <w:abstractNumId w:val="6"/>
+  </w:num>
+  <w:num w:numId="12" w16cid:durableId="742333293">
+    <w:abstractNumId w:val="8"/>
   </w:num>
 </w:numbering>
 </file>
@@ -6977,6 +5932,18 @@
       <w:ind w:left="480"/>
     </w:pPr>
   </w:style>
+  <w:style w:type="character" w:styleId="UnresolvedMention">
+    <w:name w:val="Unresolved Mention"/>
+    <w:basedOn w:val="DefaultParagraphFont"/>
+    <w:uiPriority w:val="99"/>
+    <w:semiHidden/>
+    <w:unhideWhenUsed/>
+    <w:rsid w:val="00536161"/>
+    <w:rPr>
+      <w:color w:val="605E5C"/>
+      <w:shd w:val="clear" w:color="auto" w:fill="E1DFDD"/>
+    </w:rPr>
+  </w:style>
 </w:styles>
 </file>
 
